--- a/downloads/workbook/ai-7-week-28.docx
+++ b/downloads/workbook/ai-7-week-28.docx
@@ -997,6 +997,178 @@
         <w:t>Project connection: For the Reproducible AI Research Study, retain an annotated worked trace and the changed-case reasoning. Connect the claim to its records, units and assumptions so another investigator can challenge or reproduce it.</w:t>
       </w:r>
     </w:p>
+    <w:p>
+      <w:pPr>
+        <w:pStyle w:val="Heading1"/>
+      </w:pPr>
+      <w:r>
+        <w:t>13. Project portfolio milestone</w:t>
+      </w:r>
+    </w:p>
+    <w:p>
+      <w:r>
+        <w:t>Project: Reproducible AI Research Study</w:t>
+      </w:r>
+    </w:p>
+    <w:p>
+      <w:r>
+        <w:t>Current milestone: Prepare the demonstration. Gather reproducible instructions, evidence, access checks and remaining limitations.</w:t>
+      </w:r>
+    </w:p>
+    <w:p>
+      <w:r>
+        <w:t>For the Reproducible AI Research Study, retain an annotated worked trace and the changed-case reasoning. Connect the claim to its records, units and assumptions so another investigator can challenge or reproduce it.</w:t>
+      </w:r>
+    </w:p>
+    <w:tbl>
+      <w:tblPr>
+        <w:tblStyle w:val="LightShading-Accent1"/>
+        <w:tblW w:type="auto" w:w="0"/>
+        <w:tblLook w:firstColumn="1" w:firstRow="1" w:lastColumn="0" w:lastRow="0" w:noHBand="0" w:noVBand="1" w:val="04A0"/>
+      </w:tblPr>
+      <w:tblGrid>
+        <w:gridCol w:w="5112"/>
+        <w:gridCol w:w="5112"/>
+      </w:tblGrid>
+      <w:tr>
+        <w:trPr>
+          <w:tblHeader/>
+        </w:trPr>
+        <w:tc>
+          <w:tcPr>
+            <w:tcW w:type="dxa" w:w="5112"/>
+          </w:tcPr>
+          <w:p>
+            <w:r>
+              <w:t>Evidence to keep</w:t>
+            </w:r>
+          </w:p>
+        </w:tc>
+        <w:tc>
+          <w:tcPr>
+            <w:tcW w:type="dxa" w:w="5112"/>
+          </w:tcPr>
+          <w:p>
+            <w:r>
+              <w:t>My record</w:t>
+            </w:r>
+          </w:p>
+        </w:tc>
+      </w:tr>
+      <w:tr>
+        <w:tc>
+          <w:tcPr>
+            <w:tcW w:type="dxa" w:w="5112"/>
+          </w:tcPr>
+          <w:p>
+            <w:r>
+              <w:t>This week’s input and deciding step</w:t>
+            </w:r>
+          </w:p>
+        </w:tc>
+        <w:tc>
+          <w:tcPr>
+            <w:tcW w:type="dxa" w:w="5112"/>
+          </w:tcPr>
+          <w:p>
+            <w:r/>
+          </w:p>
+        </w:tc>
+      </w:tr>
+      <w:tr>
+        <w:tc>
+          <w:tcPr>
+            <w:tcW w:type="dxa" w:w="5112"/>
+          </w:tcPr>
+          <w:p>
+            <w:r>
+              <w:t>Prediction and actual result (or labelled paper trace)</w:t>
+            </w:r>
+          </w:p>
+        </w:tc>
+        <w:tc>
+          <w:tcPr>
+            <w:tcW w:type="dxa" w:w="5112"/>
+          </w:tcPr>
+          <w:p>
+            <w:r/>
+          </w:p>
+        </w:tc>
+      </w:tr>
+      <w:tr>
+        <w:tc>
+          <w:tcPr>
+            <w:tcW w:type="dxa" w:w="5112"/>
+          </w:tcPr>
+          <w:p>
+            <w:r>
+              <w:t>One change since the previous checkpoint and why</w:t>
+            </w:r>
+          </w:p>
+        </w:tc>
+        <w:tc>
+          <w:tcPr>
+            <w:tcW w:type="dxa" w:w="5112"/>
+          </w:tcPr>
+          <w:p>
+            <w:r/>
+          </w:p>
+        </w:tc>
+      </w:tr>
+      <w:tr>
+        <w:tc>
+          <w:tcPr>
+            <w:tcW w:type="dxa" w:w="5112"/>
+          </w:tcPr>
+          <w:p>
+            <w:r>
+              <w:t>One error or limit and the next test</w:t>
+            </w:r>
+          </w:p>
+        </w:tc>
+        <w:tc>
+          <w:tcPr>
+            <w:tcW w:type="dxa" w:w="5112"/>
+          </w:tcPr>
+          <w:p>
+            <w:r/>
+          </w:p>
+        </w:tc>
+      </w:tr>
+    </w:tbl>
+    <w:p>
+      <w:pPr>
+        <w:pStyle w:val="Heading3"/>
+      </w:pPr>
+      <w:r>
+        <w:t>Explain what this week adds to your project. Reuse last week’s record rather than starting again.</w:t>
+      </w:r>
+    </w:p>
+    <w:p>
+      <w:r>
+        <w:t>________________________________________________________________</w:t>
+      </w:r>
+    </w:p>
+    <w:p>
+      <w:r>
+        <w:t>________________________________________________________________</w:t>
+      </w:r>
+    </w:p>
+    <w:p>
+      <w:r>
+        <w:t>________________________________________________________________</w:t>
+      </w:r>
+    </w:p>
+    <w:p>
+      <w:r>
+        <w:t>________________________________________________________________</w:t>
+      </w:r>
+    </w:p>
+    <w:p>
+      <w:r>
+        <w:t>________________________________________________________________</w:t>
+      </w:r>
+    </w:p>
     <w:sectPr>
       <w:pgSz w:w="12240" w:h="15840"/>
       <w:pgMar w:top="936" w:right="1008" w:bottom="936" w:left="1008" w:header="720" w:footer="720" w:gutter="0"/>

--- a/downloads/workbook/ai-7-week-28.docx
+++ b/downloads/workbook/ai-7-week-28.docx
@@ -1169,6 +1169,235 @@
         <w:t>________________________________________________________________</w:t>
       </w:r>
     </w:p>
+    <w:p>
+      <w:pPr>
+        <w:pStyle w:val="Heading1"/>
+      </w:pPr>
+      <w:r>
+        <w:t>14. Supported practice and learning evidence</w:t>
+      </w:r>
+    </w:p>
+    <w:p>
+      <w:r>
+        <w:t>Use this supported practice once, in the browser or on paper. Keep the reserved independent assessment for a separate first attempt before teacher feedback.</w:t>
+      </w:r>
+    </w:p>
+    <w:p>
+      <w:r>
+        <w:t>A negative result changes the claim. A proposed prompt improvement ties the baseline on a fixed eight-case evaluation.</w:t>
+      </w:r>
+    </w:p>
+    <w:p>
+      <w:pPr>
+        <w:pStyle w:val="Heading3"/>
+      </w:pPr>
+      <w:r>
+        <w:t>Practice 1: explain the deciding evidence</w:t>
+      </w:r>
+    </w:p>
+    <w:p>
+      <w:r>
+        <w:t>Which labelled step matches this detail? Report the unsupported prediction and a justified next test.</w:t>
+      </w:r>
+    </w:p>
+    <w:p>
+      <w:r>
+        <w:t>1. Revise cautiously</w:t>
+      </w:r>
+    </w:p>
+    <w:p>
+      <w:r>
+        <w:t>2. Recall the prediction</w:t>
+      </w:r>
+    </w:p>
+    <w:p>
+      <w:r>
+        <w:t>3. State the finding</w:t>
+      </w:r>
+    </w:p>
+    <w:p>
+      <w:pPr>
+        <w:pStyle w:val="Heading3"/>
+      </w:pPr>
+      <w:r>
+        <w:t>My selected conclusion, deciding fact and explanation</w:t>
+      </w:r>
+    </w:p>
+    <w:p>
+      <w:r>
+        <w:t>________________________________________________________________</w:t>
+      </w:r>
+    </w:p>
+    <w:p>
+      <w:r>
+        <w:t>________________________________________________________________</w:t>
+      </w:r>
+    </w:p>
+    <w:p>
+      <w:r>
+        <w:t>________________________________________________________________</w:t>
+      </w:r>
+    </w:p>
+    <w:p>
+      <w:r>
+        <w:t>________________________________________________________________</w:t>
+      </w:r>
+    </w:p>
+    <w:p>
+      <w:r>
+        <w:t>________________________________________________________________</w:t>
+      </w:r>
+    </w:p>
+    <w:p>
+      <w:r>
+        <w:t>Hint if needed: Read the steps in the pictorial case. Match the supplied detail to the stage that performs or records it.</w:t>
+      </w:r>
+    </w:p>
+    <w:p>
+      <w:r>
+        <w:t>After your attempt, compare with the supported explanation: Revise cautiously Report the unsupported prediction and a justified next test. A negative result can be informative when methods and limits are clear. A tie does not prove the methods are equivalent under all conditions or that the experiment was worthless.</w:t>
+      </w:r>
+    </w:p>
+    <w:p>
+      <w:pPr>
+        <w:pStyle w:val="Heading3"/>
+      </w:pPr>
+      <w:r>
+        <w:t>Practice 2: explain the deciding evidence</w:t>
+      </w:r>
+    </w:p>
+    <w:p>
+      <w:r>
+        <w:t>Changed-case practice: B wins on one new task after the team chooses it because A fails. Which conclusion is supported by the supplied facts?</w:t>
+      </w:r>
+    </w:p>
+    <w:p>
+      <w:r>
+        <w:t>1. We can decide the result without examining the changed input or the procedure.</w:t>
+      </w:r>
+    </w:p>
+    <w:p>
+      <w:r>
+        <w:t>2. This one example guarantees correct results for every future input.</w:t>
+      </w:r>
+    </w:p>
+    <w:p>
+      <w:r>
+        <w:t>3. Treat that selected demonstration as exploratory, not a replacement for the original result.</w:t>
+      </w:r>
+    </w:p>
+    <w:p>
+      <w:pPr>
+        <w:pStyle w:val="Heading3"/>
+      </w:pPr>
+      <w:r>
+        <w:t>My selected conclusion, deciding fact and explanation</w:t>
+      </w:r>
+    </w:p>
+    <w:p>
+      <w:r>
+        <w:t>________________________________________________________________</w:t>
+      </w:r>
+    </w:p>
+    <w:p>
+      <w:r>
+        <w:t>________________________________________________________________</w:t>
+      </w:r>
+    </w:p>
+    <w:p>
+      <w:r>
+        <w:t>________________________________________________________________</w:t>
+      </w:r>
+    </w:p>
+    <w:p>
+      <w:r>
+        <w:t>________________________________________________________________</w:t>
+      </w:r>
+    </w:p>
+    <w:p>
+      <w:r>
+        <w:t>________________________________________________________________</w:t>
+      </w:r>
+    </w:p>
+    <w:p>
+      <w:r>
+        <w:t>Hint if needed: Use the changed condition and the deciding step in the pictorial trace. The answer must say what follows from those facts.</w:t>
+      </w:r>
+    </w:p>
+    <w:p>
+      <w:r>
+        <w:t>After your attempt, compare with the supported explanation: Treat that selected demonstration as exploratory, not a replacement for the original result. Case selection now depends on outcomes.</w:t>
+      </w:r>
+    </w:p>
+    <w:p>
+      <w:pPr>
+        <w:pStyle w:val="Heading3"/>
+      </w:pPr>
+      <w:r>
+        <w:t>Repair a missing building block</w:t>
+      </w:r>
+    </w:p>
+    <w:p>
+      <w:r>
+        <w:t>Review Robustness across conditions (ai-7/27). Goal: Explain the mechanism and terminology of robustness across conditions. Short practice: Calculate indoor, outdoor and combined rates. Which relevant weakness disappears from view when only the combined rate is reported?. Return to this week and explain what you changed.</w:t>
+      </w:r>
+    </w:p>
+    <w:p>
+      <w:r>
+        <w:t>Review Running the primary experiment (ai-7/25). Goal: Explain the mechanism and terminology of running the primary experiment. Short practice: Compute A’s and B’s six-case counts and identify the cases that favour each. How must a B revision tuned on case four be labelled when evaluated again on the same set?. Return to this week and explain what you changed.</w:t>
+      </w:r>
+    </w:p>
+    <w:p>
+      <w:r>
+        <w:t>Review Pilot experiments (ai-7/22). Goal: Explain the mechanism and terminology of pilot experiments. Short practice: Calculate reviewer agreement on the four pilot answers. What can the disagreement improve, and why are those revised practice answers not untouched final evidence?. Return to this week and explain what you changed.</w:t>
+      </w:r>
+    </w:p>
+    <w:p>
+      <w:pPr>
+        <w:pStyle w:val="Heading3"/>
+      </w:pPr>
+      <w:r>
+        <w:t>Keep your completed work</w:t>
+      </w:r>
+    </w:p>
+    <w:p>
+      <w:r>
+        <w:t>Use Download completed work in the hosted lesson to export your answers, reflections, practice feedback and code-run evidence. Open the HTML copy to read or print it. Drafts stay in this browser when storage is available; clear drafts on a shared device.</w:t>
+      </w:r>
+    </w:p>
+    <w:p>
+      <w:pPr>
+        <w:pStyle w:val="Heading3"/>
+      </w:pPr>
+      <w:r>
+        <w:t>What I repaired, the evidence I kept and the next test</w:t>
+      </w:r>
+    </w:p>
+    <w:p>
+      <w:r>
+        <w:t>________________________________________________________________</w:t>
+      </w:r>
+    </w:p>
+    <w:p>
+      <w:r>
+        <w:t>________________________________________________________________</w:t>
+      </w:r>
+    </w:p>
+    <w:p>
+      <w:r>
+        <w:t>________________________________________________________________</w:t>
+      </w:r>
+    </w:p>
+    <w:p>
+      <w:r>
+        <w:t>________________________________________________________________</w:t>
+      </w:r>
+    </w:p>
+    <w:p>
+      <w:r>
+        <w:t>________________________________________________________________</w:t>
+      </w:r>
+    </w:p>
     <w:sectPr>
       <w:pgSz w:w="12240" w:h="15840"/>
       <w:pgMar w:top="936" w:right="1008" w:bottom="936" w:left="1008" w:header="720" w:footer="720" w:gutter="0"/>

--- a/downloads/workbook/ai-7-week-28.docx
+++ b/downloads/workbook/ai-7-week-28.docx
@@ -30,33 +30,45 @@
     </w:p>
     <w:p>
       <w:r>
-        <w:t>Try the recall before opening notes. Then use a different colour or a labelled second line to correct your explanation.</w:t>
+        <w:t>Record your starting explanation for Negative results and claim revision before opening notes. Show any later correction separately.</w:t>
       </w:r>
     </w:p>
     <w:p>
       <w:pPr>
-        <w:pStyle w:val="Heading3"/>
-      </w:pPr>
-      <w:r>
-        <w:t>Robustness across conditions</w:t>
+        <w:spacing w:line="336" w:lineRule="auto" w:after="180"/>
+      </w:pPr>
+      <w:r>
+        <w:rPr>
+          <w:b w:val="0"/>
+        </w:rPr>
+        <w:t>Try the recall before opening notes. Then use a different colour or a labelled second line to correct your explanation.</w:t>
       </w:r>
     </w:p>
     <w:p>
-      <w:r>
-        <w:t>Without opening the old lesson, explain one key idea from Robustness across conditions. Give an example and a mistake that the idea helps you avoid.</w:t>
+      <w:pPr>
+        <w:pStyle w:val="Heading3"/>
+      </w:pPr>
+      <w:r>
+        <w:t>Robustness across conditions</w:t>
       </w:r>
     </w:p>
     <w:p>
       <w:pPr>
-        <w:pStyle w:val="Heading3"/>
-      </w:pPr>
-      <w:r>
-        <w:t>My remembered idea, example and correction</w:t>
+        <w:spacing w:line="336" w:lineRule="auto" w:after="180"/>
+      </w:pPr>
+      <w:r>
+        <w:rPr>
+          <w:b w:val="0"/>
+        </w:rPr>
+        <w:t>Without opening the old lesson, explain one key idea from Robustness across conditions. Give an example and a mistake that the idea helps you avoid.</w:t>
       </w:r>
     </w:p>
     <w:p>
-      <w:r>
-        <w:t>________________________________________________________________</w:t>
+      <w:pPr>
+        <w:pStyle w:val="Heading3"/>
+      </w:pPr>
+      <w:r>
+        <w:t>My remembered idea, example and correction</w:t>
       </w:r>
     </w:p>
     <w:p>
@@ -70,29 +82,35 @@
       </w:r>
     </w:p>
     <w:p>
-      <w:pPr>
-        <w:pStyle w:val="Heading3"/>
-      </w:pPr>
-      <w:r>
-        <w:t>Running the primary experiment</w:t>
+      <w:r>
+        <w:t>________________________________________________________________</w:t>
       </w:r>
     </w:p>
     <w:p>
-      <w:r>
-        <w:t>Without opening the old lesson, explain one key idea from Running the primary experiment. Give an example and a mistake that the idea helps you avoid.</w:t>
+      <w:pPr>
+        <w:pStyle w:val="Heading3"/>
+      </w:pPr>
+      <w:r>
+        <w:t>Running the primary experiment</w:t>
       </w:r>
     </w:p>
     <w:p>
       <w:pPr>
-        <w:pStyle w:val="Heading3"/>
-      </w:pPr>
-      <w:r>
-        <w:t>My remembered idea, example and correction</w:t>
+        <w:spacing w:line="336" w:lineRule="auto" w:after="180"/>
+      </w:pPr>
+      <w:r>
+        <w:rPr>
+          <w:b w:val="0"/>
+        </w:rPr>
+        <w:t>Without opening the old lesson, explain one key idea from Running the primary experiment. Give an example and a mistake that the idea helps you avoid.</w:t>
       </w:r>
     </w:p>
     <w:p>
-      <w:r>
-        <w:t>________________________________________________________________</w:t>
+      <w:pPr>
+        <w:pStyle w:val="Heading3"/>
+      </w:pPr>
+      <w:r>
+        <w:t>My remembered idea, example and correction</w:t>
       </w:r>
     </w:p>
     <w:p>
@@ -106,29 +124,35 @@
       </w:r>
     </w:p>
     <w:p>
-      <w:pPr>
-        <w:pStyle w:val="Heading3"/>
-      </w:pPr>
-      <w:r>
-        <w:t>Pilot experiments</w:t>
+      <w:r>
+        <w:t>________________________________________________________________</w:t>
       </w:r>
     </w:p>
     <w:p>
-      <w:r>
-        <w:t>Without opening the old lesson, explain one key idea from Pilot experiments. Give an example and a mistake that the idea helps you avoid.</w:t>
+      <w:pPr>
+        <w:pStyle w:val="Heading3"/>
+      </w:pPr>
+      <w:r>
+        <w:t>Pilot experiments</w:t>
       </w:r>
     </w:p>
     <w:p>
       <w:pPr>
-        <w:pStyle w:val="Heading3"/>
-      </w:pPr>
-      <w:r>
-        <w:t>My remembered idea, example and correction</w:t>
+        <w:spacing w:line="336" w:lineRule="auto" w:after="180"/>
+      </w:pPr>
+      <w:r>
+        <w:rPr>
+          <w:b w:val="0"/>
+        </w:rPr>
+        <w:t>Without opening the old lesson, explain one key idea from Pilot experiments. Give an example and a mistake that the idea helps you avoid.</w:t>
       </w:r>
     </w:p>
     <w:p>
-      <w:r>
-        <w:t>________________________________________________________________</w:t>
+      <w:pPr>
+        <w:pStyle w:val="Heading3"/>
+      </w:pPr>
+      <w:r>
+        <w:t>My remembered idea, example and correction</w:t>
       </w:r>
     </w:p>
     <w:p>
@@ -142,16 +166,56 @@
       </w:r>
     </w:p>
     <w:p>
-      <w:pPr>
-        <w:pStyle w:val="Heading1"/>
-      </w:pPr>
-      <w:r>
-        <w:t>02. Practise with fading help</w:t>
+      <w:r>
+        <w:t>________________________________________________________________</w:t>
       </w:r>
     </w:p>
     <w:p>
-      <w:r>
-        <w:t>Use W2: Trace the worked case for Negative results and claim revision. Record the answer once; the lesson and workbook refer to the same attempt.</w:t>
+      <w:pPr>
+        <w:pStyle w:val="Heading1"/>
+      </w:pPr>
+      <w:r>
+        <w:t>02. Practise with fading help</w:t>
+      </w:r>
+    </w:p>
+    <w:p>
+      <w:r>
+        <w:t>Complete the supported Negative results and claim revision trace and record the first step you can explain without help.</w:t>
+      </w:r>
+    </w:p>
+    <w:p>
+      <w:pPr>
+        <w:spacing w:line="336" w:lineRule="auto" w:after="180"/>
+      </w:pPr>
+      <w:r>
+        <w:rPr>
+          <w:b w:val="0"/>
+        </w:rPr>
+        <w:t xml:space="preserve">Use W2: Trace the worked case for </w:t>
+      </w:r>
+      <w:r>
+        <w:rPr>
+          <w:b/>
+        </w:rPr>
+        <w:t>Negative result</w:t>
+      </w:r>
+      <w:r>
+        <w:rPr>
+          <w:b w:val="0"/>
+        </w:rPr>
+        <w:t xml:space="preserve">s and </w:t>
+      </w:r>
+      <w:r>
+        <w:rPr>
+          <w:b/>
+        </w:rPr>
+        <w:t>claim revision</w:t>
+      </w:r>
+      <w:r>
+        <w:rPr>
+          <w:b w:val="0"/>
+        </w:rPr>
+        <w:t>. Record the answer once; the lesson and workbook refer to the same attempt.</w:t>
       </w:r>
     </w:p>
     <w:tbl>
@@ -279,25 +343,61 @@
     </w:p>
     <w:p>
       <w:r>
-        <w:t>Use the worked case for Negative results and claim revision. Proposed explanation: “The worked result establishes every future case”. Decide whether this explanation is supported. Point to the step or supplied fact that decides; explain your repair if needed.</w:t>
+        <w:t>Check the proposed Negative results and claim revision explanation against the supplied facts before discussing it.</w:t>
       </w:r>
     </w:p>
     <w:p>
       <w:pPr>
-        <w:pStyle w:val="Heading3"/>
-      </w:pPr>
-      <w:r>
-        <w:t>My explanation before partner discussion</w:t>
+        <w:spacing w:line="336" w:lineRule="auto" w:after="180"/>
+      </w:pPr>
+      <w:r>
+        <w:rPr>
+          <w:b w:val="0"/>
+        </w:rPr>
+        <w:t xml:space="preserve">Use the worked case for </w:t>
+      </w:r>
+      <w:r>
+        <w:rPr>
+          <w:b/>
+        </w:rPr>
+        <w:t>Negative result</w:t>
+      </w:r>
+      <w:r>
+        <w:rPr>
+          <w:b w:val="0"/>
+        </w:rPr>
+        <w:t xml:space="preserve">s and </w:t>
+      </w:r>
+      <w:r>
+        <w:rPr>
+          <w:b/>
+        </w:rPr>
+        <w:t>claim revision</w:t>
+      </w:r>
+      <w:r>
+        <w:rPr>
+          <w:b w:val="0"/>
+        </w:rPr>
+        <w:t>. Proposed explanation: “The worked result establishes every future case”. Decide whether this explanation is supported.</w:t>
       </w:r>
     </w:p>
     <w:p>
-      <w:r>
-        <w:t>________________________________________________________________</w:t>
+      <w:pPr>
+        <w:spacing w:line="336" w:lineRule="auto" w:after="180"/>
+      </w:pPr>
+      <w:r>
+        <w:rPr>
+          <w:b w:val="0"/>
+        </w:rPr>
+        <w:t>Point to the step or supplied fact that decides; explain your repair if needed.</w:t>
       </w:r>
     </w:p>
     <w:p>
-      <w:r>
-        <w:t>________________________________________________________________</w:t>
+      <w:pPr>
+        <w:pStyle w:val="Heading3"/>
+      </w:pPr>
+      <w:r>
+        <w:t>My explanation before partner discussion</w:t>
       </w:r>
     </w:p>
     <w:p>
@@ -311,47 +411,53 @@
       </w:r>
     </w:p>
     <w:p>
-      <w:pPr>
-        <w:pStyle w:val="Heading1"/>
-      </w:pPr>
-      <w:r>
-        <w:t>04. Independent transfer case</w:t>
+      <w:r>
+        <w:t>________________________________________________________________</w:t>
       </w:r>
     </w:p>
     <w:p>
-      <w:pPr>
-        <w:pStyle w:val="Heading3"/>
-      </w:pPr>
-      <w:r>
-        <w:t>Independent case: Apply a new case independently</w:t>
+      <w:r>
+        <w:t>________________________________________________________________</w:t>
       </w:r>
     </w:p>
     <w:p>
-      <w:r>
-        <w:t>Hypothesis predicts mean latency reduction at least2 seconds. Observed paired mean reduction .8. Report.</w:t>
+      <w:pPr>
+        <w:pStyle w:val="Heading1"/>
+      </w:pPr>
+      <w:r>
+        <w:t>04. Independent transfer case</w:t>
       </w:r>
     </w:p>
     <w:p>
-      <w:pPr>
-        <w:pStyle w:val="Heading3"/>
-      </w:pPr>
-      <w:r>
-        <w:t>My independent explanation, trace and limits</w:t>
+      <w:r>
+        <w:t>Write one first attempt at the reserved independent case before feedback. Repeated copies of that case refer to the same recorded attempt.</w:t>
       </w:r>
     </w:p>
     <w:p>
-      <w:r>
-        <w:t>________________________________________________________________</w:t>
+      <w:pPr>
+        <w:pStyle w:val="Heading3"/>
+      </w:pPr>
+      <w:r>
+        <w:t>Independent case: Apply a new case independently</w:t>
       </w:r>
     </w:p>
     <w:p>
-      <w:r>
-        <w:t>________________________________________________________________</w:t>
+      <w:pPr>
+        <w:spacing w:line="336" w:lineRule="auto" w:after="180"/>
+      </w:pPr>
+      <w:r>
+        <w:rPr>
+          <w:b w:val="0"/>
+        </w:rPr>
+        <w:t>Hypothesis predicts mean latency reduction at least2 seconds. Observed paired mean reduction .8. Report.</w:t>
       </w:r>
     </w:p>
     <w:p>
-      <w:r>
-        <w:t>________________________________________________________________</w:t>
+      <w:pPr>
+        <w:pStyle w:val="Heading3"/>
+      </w:pPr>
+      <w:r>
+        <w:t>My independent explanation, trace and limits</w:t>
       </w:r>
     </w:p>
     <w:p>
@@ -376,48 +482,96 @@
     </w:p>
     <w:p>
       <w:r>
-        <w:t>Attempt this case before feedback. Record any help. Earlier examples below are further practice; a case already practised with feedback cannot establish fresh transfer.</w:t>
+        <w:t>________________________________________________________________</w:t>
       </w:r>
     </w:p>
     <w:p>
-      <w:pPr>
-        <w:pStyle w:val="Heading1"/>
-      </w:pPr>
-      <w:r>
-        <w:t>05. W1 Explain the mechanism</w:t>
+      <w:r>
+        <w:t>________________________________________________________________</w:t>
       </w:r>
     </w:p>
     <w:p>
       <w:r>
-        <w:t>Explain the weekly mechanism in your own words. Use the worked scenario to name its input, decision rule and output.</w:t>
+        <w:t>________________________________________________________________</w:t>
       </w:r>
     </w:p>
     <w:p>
       <w:pPr>
-        <w:pStyle w:val="Heading3"/>
-      </w:pPr>
-      <w:r>
-        <w:t>My reasoning and evidence</w:t>
+        <w:spacing w:line="336" w:lineRule="auto" w:after="180"/>
+      </w:pPr>
+      <w:r>
+        <w:rPr>
+          <w:b w:val="0"/>
+        </w:rPr>
+        <w:t>Attempt this case before feedback. Record any help. Earlier examples below are further practice; a case already practised with feedback cannot establish fresh transfer.</w:t>
       </w:r>
     </w:p>
     <w:p>
-      <w:r>
-        <w:t>________________________________________________________________</w:t>
+      <w:pPr>
+        <w:pStyle w:val="Heading1"/>
+      </w:pPr>
+      <w:r>
+        <w:t>05. W1 Explain the mechanism</w:t>
       </w:r>
     </w:p>
     <w:p>
       <w:r>
-        <w:t>________________________________________________________________</w:t>
+        <w:t>Explain the mechanism. Apply the supplied Negative results and claim revision facts and keep your reasoning.</w:t>
       </w:r>
     </w:p>
     <w:p>
-      <w:r>
-        <w:t>________________________________________________________________</w:t>
+      <w:pPr>
+        <w:spacing w:line="336" w:lineRule="auto" w:after="180"/>
+      </w:pPr>
+      <w:r>
+        <w:rPr>
+          <w:b w:val="0"/>
+        </w:rPr>
+        <w:t xml:space="preserve">Explain the weekly </w:t>
+      </w:r>
+      <w:r>
+        <w:rPr>
+          <w:b/>
+        </w:rPr>
+        <w:t>mechanism</w:t>
+      </w:r>
+      <w:r>
+        <w:rPr>
+          <w:b w:val="0"/>
+        </w:rPr>
+        <w:t xml:space="preserve"> in your own words. Use the worked scenario to name its </w:t>
+      </w:r>
+      <w:r>
+        <w:rPr>
+          <w:b/>
+        </w:rPr>
+        <w:t>input</w:t>
+      </w:r>
+      <w:r>
+        <w:rPr>
+          <w:b w:val="0"/>
+        </w:rPr>
+        <w:t xml:space="preserve">, decision rule and </w:t>
+      </w:r>
+      <w:r>
+        <w:rPr>
+          <w:b/>
+        </w:rPr>
+        <w:t>output</w:t>
+      </w:r>
+      <w:r>
+        <w:rPr>
+          <w:b w:val="0"/>
+        </w:rPr>
+        <w:t>.</w:t>
       </w:r>
     </w:p>
     <w:p>
-      <w:r>
-        <w:t>________________________________________________________________</w:t>
+      <w:pPr>
+        <w:pStyle w:val="Heading3"/>
+      </w:pPr>
+      <w:r>
+        <w:t>My reasoning and evidence</w:t>
       </w:r>
     </w:p>
     <w:p>
@@ -431,24 +585,18 @@
       </w:r>
     </w:p>
     <w:p>
-      <w:pPr>
-        <w:pStyle w:val="Heading1"/>
-      </w:pPr>
-      <w:r>
-        <w:t>06. W2 Trace the worked case</w:t>
+      <w:r>
+        <w:t>________________________________________________________________</w:t>
       </w:r>
     </w:p>
     <w:p>
       <w:r>
-        <w:t>Hypothesis expects B support strictly above A. Both pass8/10 reserved cases. Show the intermediate steps and give the conclusion with its scope.</w:t>
+        <w:t>________________________________________________________________</w:t>
       </w:r>
     </w:p>
     <w:p>
-      <w:pPr>
-        <w:pStyle w:val="Heading3"/>
-      </w:pPr>
-      <w:r>
-        <w:t>My reasoning and evidence</w:t>
+      <w:r>
+        <w:t>________________________________________________________________</w:t>
       </w:r>
     </w:p>
     <w:p>
@@ -457,23 +605,35 @@
       </w:r>
     </w:p>
     <w:p>
-      <w:r>
-        <w:t>________________________________________________________________</w:t>
+      <w:pPr>
+        <w:pStyle w:val="Heading1"/>
+      </w:pPr>
+      <w:r>
+        <w:t>06. W2 Trace the worked case</w:t>
       </w:r>
     </w:p>
     <w:p>
       <w:r>
-        <w:t>________________________________________________________________</w:t>
+        <w:t>Trace the worked case. Apply the supplied Negative results and claim revision facts and keep your reasoning.</w:t>
       </w:r>
     </w:p>
     <w:p>
-      <w:r>
-        <w:t>________________________________________________________________</w:t>
+      <w:pPr>
+        <w:spacing w:line="336" w:lineRule="auto" w:after="180"/>
+      </w:pPr>
+      <w:r>
+        <w:rPr>
+          <w:b w:val="0"/>
+        </w:rPr>
+        <w:t>Hypothesis expects B support strictly above A. Both pass8/10 reserved cases. Show the intermediate steps and give the conclusion with its scope.</w:t>
       </w:r>
     </w:p>
     <w:p>
-      <w:r>
-        <w:t>________________________________________________________________</w:t>
+      <w:pPr>
+        <w:pStyle w:val="Heading3"/>
+      </w:pPr>
+      <w:r>
+        <w:t>My reasoning and evidence</w:t>
       </w:r>
     </w:p>
     <w:p>
@@ -487,24 +647,18 @@
       </w:r>
     </w:p>
     <w:p>
-      <w:pPr>
-        <w:pStyle w:val="Heading1"/>
-      </w:pPr>
-      <w:r>
-        <w:t>07. W3 Audit the limit</w:t>
+      <w:r>
+        <w:t>________________________________________________________________</w:t>
       </w:r>
     </w:p>
     <w:p>
       <w:r>
-        <w:t>A report omits this qualification: Failure to meet a criterion or reject a null is not proof of exact equivalence. Explain how omitting it could change a reader's interpretation, and write an accurate replacement.</w:t>
+        <w:t>________________________________________________________________</w:t>
       </w:r>
     </w:p>
     <w:p>
-      <w:pPr>
-        <w:pStyle w:val="Heading3"/>
-      </w:pPr>
-      <w:r>
-        <w:t>My reasoning and evidence</w:t>
+      <w:r>
+        <w:t>________________________________________________________________</w:t>
       </w:r>
     </w:p>
     <w:p>
@@ -518,44 +672,62 @@
       </w:r>
     </w:p>
     <w:p>
-      <w:r>
-        <w:t>________________________________________________________________</w:t>
+      <w:pPr>
+        <w:pStyle w:val="Heading1"/>
+      </w:pPr>
+      <w:r>
+        <w:t>07. W3 Audit the limit</w:t>
       </w:r>
     </w:p>
     <w:p>
       <w:r>
-        <w:t>________________________________________________________________</w:t>
+        <w:t>Audit the limit. Apply the supplied Negative results and claim revision facts and keep your reasoning.</w:t>
       </w:r>
     </w:p>
     <w:p>
-      <w:r>
-        <w:t>________________________________________________________________</w:t>
+      <w:pPr>
+        <w:spacing w:line="336" w:lineRule="auto" w:after="180"/>
+      </w:pPr>
+      <w:r>
+        <w:rPr>
+          <w:b w:val="0"/>
+        </w:rPr>
+        <w:t xml:space="preserve">A report omits this qualification: Failure to meet a criterion or reject a null is not proof of exact </w:t>
+      </w:r>
+      <w:r>
+        <w:rPr>
+          <w:b/>
+        </w:rPr>
+        <w:t>equivalence</w:t>
+      </w:r>
+      <w:r>
+        <w:rPr>
+          <w:b w:val="0"/>
+        </w:rPr>
+        <w:t>. Explain how omitting it could change a reader's interpretation, and write an accurate replacement.</w:t>
       </w:r>
     </w:p>
     <w:p>
-      <w:r>
-        <w:t>________________________________________________________________</w:t>
+      <w:pPr>
+        <w:pStyle w:val="Heading3"/>
+      </w:pPr>
+      <w:r>
+        <w:t>My reasoning and evidence</w:t>
       </w:r>
     </w:p>
     <w:p>
-      <w:pPr>
-        <w:pStyle w:val="Heading1"/>
-      </w:pPr>
-      <w:r>
-        <w:t>08. W4 Apply a new case independently</w:t>
+      <w:r>
+        <w:t>________________________________________________________________</w:t>
       </w:r>
     </w:p>
     <w:p>
       <w:r>
-        <w:t>Hypothesis predicts mean latency reduction at least2 seconds. Observed paired mean reduction .8. Report.</w:t>
+        <w:t>________________________________________________________________</w:t>
       </w:r>
     </w:p>
     <w:p>
-      <w:pPr>
-        <w:pStyle w:val="Heading3"/>
-      </w:pPr>
-      <w:r>
-        <w:t>My reasoning and evidence</w:t>
+      <w:r>
+        <w:t>________________________________________________________________</w:t>
       </w:r>
     </w:p>
     <w:p>
@@ -574,23 +746,35 @@
       </w:r>
     </w:p>
     <w:p>
-      <w:r>
-        <w:t>________________________________________________________________</w:t>
+      <w:pPr>
+        <w:pStyle w:val="Heading1"/>
+      </w:pPr>
+      <w:r>
+        <w:t>08. W4 Apply a new case independently</w:t>
       </w:r>
     </w:p>
     <w:p>
       <w:r>
-        <w:t>________________________________________________________________</w:t>
+        <w:t>Attempt before feedback. If this repeats the selected independent case, reuse that first attempt; otherwise keep a separate record. Apply a new case independently. Apply the supplied Negative results and claim revision facts and keep your reasoning.</w:t>
       </w:r>
     </w:p>
     <w:p>
-      <w:r>
-        <w:t>________________________________________________________________</w:t>
+      <w:pPr>
+        <w:spacing w:line="336" w:lineRule="auto" w:after="180"/>
+      </w:pPr>
+      <w:r>
+        <w:rPr>
+          <w:b w:val="0"/>
+        </w:rPr>
+        <w:t>Hypothesis predicts mean latency reduction at least2 seconds. Observed paired mean reduction .8. Report.</w:t>
       </w:r>
     </w:p>
     <w:p>
-      <w:r>
-        <w:t>________________________________________________________________</w:t>
+      <w:pPr>
+        <w:pStyle w:val="Heading3"/>
+      </w:pPr>
+      <w:r>
+        <w:t>My reasoning and evidence</w:t>
       </w:r>
     </w:p>
     <w:p>
@@ -599,24 +783,18 @@
       </w:r>
     </w:p>
     <w:p>
-      <w:pPr>
-        <w:pStyle w:val="Heading1"/>
-      </w:pPr>
-      <w:r>
-        <w:t>09. W5 Design a revealing follow-up</w:t>
+      <w:r>
+        <w:t>________________________________________________________________</w:t>
       </w:r>
     </w:p>
     <w:p>
       <w:r>
-        <w:t>For the worked scenario, propose one additional case that could reveal a failure, describe its expected outcome before running it, and explain what would need to remain fixed for a fair comparison. Do not reuse W4 as a new final test after receiving feedback.</w:t>
+        <w:t>________________________________________________________________</w:t>
       </w:r>
     </w:p>
     <w:p>
-      <w:pPr>
-        <w:pStyle w:val="Heading3"/>
-      </w:pPr>
-      <w:r>
-        <w:t>My reasoning and evidence</w:t>
+      <w:r>
+        <w:t>________________________________________________________________</w:t>
       </w:r>
     </w:p>
     <w:p>
@@ -640,39 +818,51 @@
       </w:r>
     </w:p>
     <w:p>
-      <w:r>
-        <w:t>________________________________________________________________</w:t>
+      <w:pPr>
+        <w:pStyle w:val="Heading1"/>
+      </w:pPr>
+      <w:r>
+        <w:t>09. W5 Design a revealing follow-up</w:t>
       </w:r>
     </w:p>
     <w:p>
       <w:r>
-        <w:t>________________________________________________________________</w:t>
+        <w:t>Design a revealing follow-up. Apply the supplied Negative results and claim revision facts and keep your reasoning.</w:t>
       </w:r>
     </w:p>
     <w:p>
-      <w:r>
-        <w:t>________________________________________________________________</w:t>
+      <w:pPr>
+        <w:spacing w:line="336" w:lineRule="auto" w:after="180"/>
+      </w:pPr>
+      <w:r>
+        <w:rPr>
+          <w:b w:val="0"/>
+        </w:rPr>
+        <w:t>For the worked scenario, propose one additional case that could reveal a failure, describe its expected outcome before running it, and explain what would need to remain fixed for a fair comparison.</w:t>
       </w:r>
     </w:p>
     <w:p>
       <w:pPr>
-        <w:pStyle w:val="Heading1"/>
-      </w:pPr>
-      <w:r>
-        <w:t>10. Project checkpoint and reflection</w:t>
+        <w:spacing w:line="336" w:lineRule="auto" w:after="180"/>
+      </w:pPr>
+      <w:r>
+        <w:rPr>
+          <w:b w:val="0"/>
+        </w:rPr>
+        <w:t>Do not reuse W4 as a new final test after receiving feedback.</w:t>
       </w:r>
     </w:p>
     <w:p>
-      <w:r>
-        <w:t>Add a labelled negative results and claim revision evidence sheet to Reproducible AI Research Study. Show how you can explain the mechanism and terminology of negative results and claim revision. Use the supplied fictional case and keep its inputs, intermediate steps, calculation or prediction, and limitation. Connect this record to last week’s record; a matching answer without a trace is insufficient.</w:t>
+      <w:pPr>
+        <w:pStyle w:val="Heading3"/>
+      </w:pPr>
+      <w:r>
+        <w:t>My reasoning and evidence</w:t>
       </w:r>
     </w:p>
     <w:p>
-      <w:pPr>
-        <w:pStyle w:val="Heading3"/>
-      </w:pPr>
-      <w:r>
-        <w:t>My project change, supporting evidence and remaining limit</w:t>
+      <w:r>
+        <w:t>________________________________________________________________</w:t>
       </w:r>
     </w:p>
     <w:p>
@@ -710,7 +900,181 @@
         <w:pStyle w:val="Heading1"/>
       </w:pPr>
       <w:r>
+        <w:t>10. Project checkpoint and reflection</w:t>
+      </w:r>
+    </w:p>
+    <w:p>
+      <w:r>
+        <w:t>Connect Negative results and claim revision to Reproducible AI Research Study, identify a limit and choose the next useful test.</w:t>
+      </w:r>
+    </w:p>
+    <w:p>
+      <w:pPr>
+        <w:spacing w:line="336" w:lineRule="auto" w:after="180"/>
+      </w:pPr>
+      <w:r>
+        <w:rPr>
+          <w:b w:val="0"/>
+        </w:rPr>
+        <w:t xml:space="preserve">Add a labelled </w:t>
+      </w:r>
+      <w:r>
+        <w:rPr>
+          <w:b/>
+        </w:rPr>
+        <w:t>negative result</w:t>
+      </w:r>
+      <w:r>
+        <w:rPr>
+          <w:b w:val="0"/>
+        </w:rPr>
+        <w:t xml:space="preserve">s and </w:t>
+      </w:r>
+      <w:r>
+        <w:rPr>
+          <w:b/>
+        </w:rPr>
+        <w:t>claim revision</w:t>
+      </w:r>
+      <w:r>
+        <w:rPr>
+          <w:b w:val="0"/>
+        </w:rPr>
+        <w:t xml:space="preserve"> </w:t>
+      </w:r>
+      <w:r>
+        <w:rPr>
+          <w:b/>
+        </w:rPr>
+        <w:t>evidence</w:t>
+      </w:r>
+      <w:r>
+        <w:rPr>
+          <w:b w:val="0"/>
+        </w:rPr>
+        <w:t xml:space="preserve"> sheet to Reproducible AI Research Study. Show how you can explain the </w:t>
+      </w:r>
+      <w:r>
+        <w:rPr>
+          <w:b/>
+        </w:rPr>
+        <w:t>mechanism</w:t>
+      </w:r>
+      <w:r>
+        <w:rPr>
+          <w:b w:val="0"/>
+        </w:rPr>
+        <w:t xml:space="preserve"> and terminology of </w:t>
+      </w:r>
+      <w:r>
+        <w:rPr>
+          <w:b/>
+        </w:rPr>
+        <w:t>negative result</w:t>
+      </w:r>
+      <w:r>
+        <w:rPr>
+          <w:b w:val="0"/>
+        </w:rPr>
+        <w:t xml:space="preserve">s and </w:t>
+      </w:r>
+      <w:r>
+        <w:rPr>
+          <w:b/>
+        </w:rPr>
+        <w:t>claim revision</w:t>
+      </w:r>
+      <w:r>
+        <w:rPr>
+          <w:b w:val="0"/>
+        </w:rPr>
+        <w:t>.</w:t>
+      </w:r>
+    </w:p>
+    <w:p>
+      <w:pPr>
+        <w:spacing w:line="336" w:lineRule="auto" w:after="180"/>
+      </w:pPr>
+      <w:r>
+        <w:rPr>
+          <w:b w:val="0"/>
+        </w:rPr>
+        <w:t xml:space="preserve">Use the supplied fictional case and keep its </w:t>
+      </w:r>
+      <w:r>
+        <w:rPr>
+          <w:b/>
+        </w:rPr>
+        <w:t>input</w:t>
+      </w:r>
+      <w:r>
+        <w:rPr>
+          <w:b w:val="0"/>
+        </w:rPr>
+        <w:t xml:space="preserve">s, intermediate steps, calculation or </w:t>
+      </w:r>
+      <w:r>
+        <w:rPr>
+          <w:b/>
+        </w:rPr>
+        <w:t>prediction</w:t>
+      </w:r>
+      <w:r>
+        <w:rPr>
+          <w:b w:val="0"/>
+        </w:rPr>
+        <w:t>, and limitation. Connect this record to last week’s record; a matching answer without a trace is insufficient.</w:t>
+      </w:r>
+    </w:p>
+    <w:p>
+      <w:pPr>
+        <w:pStyle w:val="Heading3"/>
+      </w:pPr>
+      <w:r>
+        <w:t>My project change, supporting evidence and remaining limit</w:t>
+      </w:r>
+    </w:p>
+    <w:p>
+      <w:r>
+        <w:t>________________________________________________________________</w:t>
+      </w:r>
+    </w:p>
+    <w:p>
+      <w:r>
+        <w:t>________________________________________________________________</w:t>
+      </w:r>
+    </w:p>
+    <w:p>
+      <w:r>
+        <w:t>________________________________________________________________</w:t>
+      </w:r>
+    </w:p>
+    <w:p>
+      <w:r>
+        <w:t>________________________________________________________________</w:t>
+      </w:r>
+    </w:p>
+    <w:p>
+      <w:r>
+        <w:t>________________________________________________________________</w:t>
+      </w:r>
+    </w:p>
+    <w:p>
+      <w:r>
+        <w:t>________________________________________________________________</w:t>
+      </w:r>
+    </w:p>
+    <w:p>
+      <w:pPr>
+        <w:pStyle w:val="Heading1"/>
+      </w:pPr>
+      <w:r>
         <w:t>11. Feedback, return check and learning record</w:t>
+      </w:r>
+    </w:p>
+    <w:p>
+      <w:r>
+        <w:t>Record the first repaired step and a different case to revisit after a delay.</w:t>
       </w:r>
     </w:p>
     <w:tbl>
@@ -850,7 +1214,13 @@
       </w:tr>
     </w:tbl>
     <w:p>
-      <w:r>
+      <w:pPr>
+        <w:spacing w:line="336" w:lineRule="auto" w:after="180"/>
+      </w:pPr>
+      <w:r>
+        <w:rPr>
+          <w:b w:val="0"/>
+        </w:rPr>
         <w:t>Revisit this idea with your teacher after a delay. Familiarity is different from explaining and using it on a changed case.</w:t>
       </w:r>
     </w:p>
@@ -864,11 +1234,40 @@
     </w:p>
     <w:p>
       <w:r>
-        <w:t>A negative result changes the claim. A proposed prompt improvement ties the baseline on a fixed eight-case evaluation.</w:t>
+        <w:t>A negative result changes the claim. A proposed prompt improvement ties the baseline on a fixed eight-case evaluation. Explain the labelled step before checking the changed condition.</w:t>
       </w:r>
     </w:p>
     <w:p>
-      <w:r>
+      <w:pPr>
+        <w:spacing w:line="336" w:lineRule="auto" w:after="180"/>
+      </w:pPr>
+      <w:r>
+        <w:rPr>
+          <w:b w:val="0"/>
+        </w:rPr>
+        <w:t xml:space="preserve">A </w:t>
+      </w:r>
+      <w:r>
+        <w:rPr>
+          <w:b/>
+        </w:rPr>
+        <w:t>negative result</w:t>
+      </w:r>
+      <w:r>
+        <w:rPr>
+          <w:b w:val="0"/>
+        </w:rPr>
+        <w:t xml:space="preserve"> changes the claim. A proposed prompt improvement ties the baseline on a fixed eight-case evaluation.</w:t>
+      </w:r>
+    </w:p>
+    <w:p>
+      <w:pPr>
+        <w:spacing w:line="336" w:lineRule="auto" w:after="180"/>
+      </w:pPr>
+      <w:r>
+        <w:rPr>
+          <w:b w:val="0"/>
+        </w:rPr>
         <w:t>A and B each score 6/8. Before running, the team predicted B would score higher.</w:t>
       </w:r>
     </w:p>
@@ -945,8 +1344,38 @@
       </w:r>
     </w:p>
     <w:p>
-      <w:r>
-        <w:t>Does a 6/8 tie support the prediction that B scores higher? Explain why one newly selected favourable demonstration does not replace the original result or prove equivalence.</w:t>
+      <w:pPr>
+        <w:spacing w:line="336" w:lineRule="auto" w:after="180"/>
+      </w:pPr>
+      <w:r>
+        <w:rPr>
+          <w:b w:val="0"/>
+        </w:rPr>
+        <w:t xml:space="preserve">Does a 6/8 tie support the </w:t>
+      </w:r>
+      <w:r>
+        <w:rPr>
+          <w:b/>
+        </w:rPr>
+        <w:t>prediction</w:t>
+      </w:r>
+      <w:r>
+        <w:rPr>
+          <w:b w:val="0"/>
+        </w:rPr>
+        <w:t xml:space="preserve"> that B scores higher? Explain why one newly selected favourable demonstration does not replace the original result or prove </w:t>
+      </w:r>
+      <w:r>
+        <w:rPr>
+          <w:b/>
+        </w:rPr>
+        <w:t>equivalence</w:t>
+      </w:r>
+      <w:r>
+        <w:rPr>
+          <w:b w:val="0"/>
+        </w:rPr>
+        <w:t>.</w:t>
       </w:r>
     </w:p>
     <w:p>
@@ -988,35 +1417,114 @@
       </w:r>
     </w:p>
     <w:p>
-      <w:r>
-        <w:t>Support used: alone / hint / worked example. This record is practice evidence.</w:t>
+      <w:pPr>
+        <w:pStyle w:val="Heading3"/>
+      </w:pPr>
+      <w:r>
+        <w:t>Record the help used</w:t>
       </w:r>
     </w:p>
     <w:p>
-      <w:r>
-        <w:t>Project connection: For the Reproducible AI Research Study, retain an annotated worked trace and the changed-case reasoning. Connect the claim to its records, units and assumptions so another investigator can challenge or reproduce it.</w:t>
+      <w:pPr>
+        <w:spacing w:line="336" w:lineRule="auto" w:after="180"/>
+        <w:shd w:fill="F1F6F8"/>
+      </w:pPr>
+      <w:r>
+        <w:rPr>
+          <w:b w:val="0"/>
+        </w:rPr>
+        <w:t xml:space="preserve">Support used: alone / hint / worked example. This record is practice </w:t>
+      </w:r>
+      <w:r>
+        <w:rPr>
+          <w:b/>
+        </w:rPr>
+        <w:t>evidence</w:t>
+      </w:r>
+      <w:r>
+        <w:rPr>
+          <w:b w:val="0"/>
+        </w:rPr>
+        <w:t>.</w:t>
       </w:r>
     </w:p>
     <w:p>
       <w:pPr>
-        <w:pStyle w:val="Heading1"/>
-      </w:pPr>
-      <w:r>
-        <w:t>13. Project portfolio milestone</w:t>
+        <w:spacing w:line="336" w:lineRule="auto" w:after="180"/>
+      </w:pPr>
+      <w:r>
+        <w:rPr>
+          <w:b w:val="0"/>
+        </w:rPr>
+        <w:t>Project connection: For the Reproducible AI Research Study, retain an annotated worked trace and the changed-case reasoning.</w:t>
       </w:r>
     </w:p>
     <w:p>
-      <w:r>
-        <w:t>Project: Reproducible AI Research Study</w:t>
+      <w:pPr>
+        <w:spacing w:line="336" w:lineRule="auto" w:after="180"/>
+      </w:pPr>
+      <w:r>
+        <w:rPr>
+          <w:b w:val="0"/>
+        </w:rPr>
+        <w:t>Connect the claim to its records, units and assumptions so another investigator can challenge or reproduce it.</w:t>
       </w:r>
     </w:p>
     <w:p>
-      <w:r>
-        <w:t>Current milestone: Prepare the demonstration. Gather reproducible instructions, evidence, access checks and remaining limitations.</w:t>
+      <w:pPr>
+        <w:pStyle w:val="Heading1"/>
+      </w:pPr>
+      <w:r>
+        <w:t>13. Project portfolio milestone</w:t>
       </w:r>
     </w:p>
     <w:p>
       <w:r>
+        <w:t>Keep this week’s input, deciding step, result and limit together in the Reproducible AI Research Study record.</w:t>
+      </w:r>
+    </w:p>
+    <w:p>
+      <w:pPr>
+        <w:spacing w:line="336" w:lineRule="auto" w:after="180"/>
+      </w:pPr>
+      <w:r>
+        <w:rPr>
+          <w:b w:val="0"/>
+        </w:rPr>
+        <w:t>Project: Reproducible AI Research Study</w:t>
+      </w:r>
+    </w:p>
+    <w:p>
+      <w:pPr>
+        <w:spacing w:line="336" w:lineRule="auto" w:after="180"/>
+      </w:pPr>
+      <w:r>
+        <w:rPr>
+          <w:b w:val="0"/>
+        </w:rPr>
+        <w:t xml:space="preserve">Current milestone: Prepare the demonstration. Gather reproducible instructions, </w:t>
+      </w:r>
+      <w:r>
+        <w:rPr>
+          <w:b/>
+        </w:rPr>
+        <w:t>evidence</w:t>
+      </w:r>
+      <w:r>
+        <w:rPr>
+          <w:b w:val="0"/>
+        </w:rPr>
+        <w:t>, access checks and remaining limitations.</w:t>
+      </w:r>
+    </w:p>
+    <w:p>
+      <w:pPr>
+        <w:spacing w:line="336" w:lineRule="auto" w:after="180"/>
+      </w:pPr>
+      <w:r>
+        <w:rPr>
+          <w:b w:val="0"/>
+        </w:rPr>
         <w:t>For the Reproducible AI Research Study, retain an annotated worked trace and the changed-case reasoning. Connect the claim to its records, units and assumptions so another investigator can challenge or reproduce it.</w:t>
       </w:r>
     </w:p>
@@ -1179,53 +1687,122 @@
     </w:p>
     <w:p>
       <w:r>
-        <w:t>Use this supported practice once, in the browser or on paper. Keep the reserved independent assessment for a separate first attempt before teacher feedback.</w:t>
+        <w:t>Try the supported questions before comparing with hints and feedback. Record what you repaired and the evidence you retained.</w:t>
       </w:r>
     </w:p>
     <w:p>
-      <w:r>
-        <w:t>A negative result changes the claim. A proposed prompt improvement ties the baseline on a fixed eight-case evaluation.</w:t>
+      <w:pPr>
+        <w:spacing w:line="336" w:lineRule="auto" w:after="180"/>
+      </w:pPr>
+      <w:r>
+        <w:rPr>
+          <w:b w:val="0"/>
+        </w:rPr>
+        <w:t>Use this supported practice once, in the browser or on paper. Keep the reserved independent assessment for a separate first attempt before teacher feedback.</w:t>
       </w:r>
     </w:p>
     <w:p>
       <w:pPr>
-        <w:pStyle w:val="Heading3"/>
-      </w:pPr>
-      <w:r>
-        <w:t>Practice 1: explain the deciding evidence</w:t>
+        <w:spacing w:line="336" w:lineRule="auto" w:after="180"/>
+      </w:pPr>
+      <w:r>
+        <w:rPr>
+          <w:b w:val="0"/>
+        </w:rPr>
+        <w:t xml:space="preserve">A </w:t>
+      </w:r>
+      <w:r>
+        <w:rPr>
+          <w:b/>
+        </w:rPr>
+        <w:t>negative result</w:t>
+      </w:r>
+      <w:r>
+        <w:rPr>
+          <w:b w:val="0"/>
+        </w:rPr>
+        <w:t xml:space="preserve"> changes the claim. A proposed prompt improvement ties the baseline on a fixed eight-case evaluation.</w:t>
       </w:r>
     </w:p>
     <w:p>
-      <w:r>
-        <w:t>Which labelled step matches this detail? Report the unsupported prediction and a justified next test.</w:t>
+      <w:pPr>
+        <w:pStyle w:val="Heading3"/>
+      </w:pPr>
+      <w:r>
+        <w:t>Practice 1: explain the deciding evidence</w:t>
       </w:r>
     </w:p>
     <w:p>
-      <w:r>
-        <w:t>1. Revise cautiously</w:t>
+      <w:pPr>
+        <w:spacing w:line="336" w:lineRule="auto" w:after="180"/>
+      </w:pPr>
+      <w:r>
+        <w:rPr>
+          <w:b w:val="0"/>
+        </w:rPr>
+        <w:t xml:space="preserve">Which labelled step matches this detail? Report the unsupported </w:t>
+      </w:r>
+      <w:r>
+        <w:rPr>
+          <w:b/>
+        </w:rPr>
+        <w:t>prediction</w:t>
+      </w:r>
+      <w:r>
+        <w:rPr>
+          <w:b w:val="0"/>
+        </w:rPr>
+        <w:t xml:space="preserve"> and a justified next test.</w:t>
       </w:r>
     </w:p>
     <w:p>
-      <w:r>
-        <w:t>2. Recall the prediction</w:t>
+      <w:pPr>
+        <w:spacing w:line="336" w:lineRule="auto" w:after="180"/>
+        <w:shd w:fill="F4F9FC"/>
+      </w:pPr>
+      <w:r>
+        <w:rPr>
+          <w:b w:val="0"/>
+        </w:rPr>
+        <w:t>1. Revise cautiously</w:t>
       </w:r>
     </w:p>
     <w:p>
-      <w:r>
-        <w:t>3. State the finding</w:t>
+      <w:pPr>
+        <w:spacing w:line="336" w:lineRule="auto" w:after="180"/>
+        <w:shd w:fill="F4F9FC"/>
+      </w:pPr>
+      <w:r>
+        <w:rPr>
+          <w:b w:val="0"/>
+        </w:rPr>
+        <w:t xml:space="preserve">2. Recall the </w:t>
+      </w:r>
+      <w:r>
+        <w:rPr>
+          <w:b/>
+        </w:rPr>
+        <w:t>prediction</w:t>
       </w:r>
     </w:p>
     <w:p>
       <w:pPr>
-        <w:pStyle w:val="Heading3"/>
-      </w:pPr>
-      <w:r>
-        <w:t>My selected conclusion, deciding fact and explanation</w:t>
+        <w:spacing w:line="336" w:lineRule="auto" w:after="180"/>
+        <w:shd w:fill="F4F9FC"/>
+      </w:pPr>
+      <w:r>
+        <w:rPr>
+          <w:b w:val="0"/>
+        </w:rPr>
+        <w:t>3. State the finding</w:t>
       </w:r>
     </w:p>
     <w:p>
-      <w:r>
-        <w:t>________________________________________________________________</w:t>
+      <w:pPr>
+        <w:pStyle w:val="Heading3"/>
+      </w:pPr>
+      <w:r>
+        <w:t>My selected conclusion, deciding fact and explanation</w:t>
       </w:r>
     </w:p>
     <w:p>
@@ -1250,40 +1827,91 @@
     </w:p>
     <w:p>
       <w:r>
-        <w:t>Hint if needed: Read the steps in the pictorial case. Match the supplied detail to the stage that performs or records it.</w:t>
+        <w:t>________________________________________________________________</w:t>
       </w:r>
     </w:p>
     <w:p>
-      <w:r>
-        <w:t>After your attempt, compare with the supported explanation: Revise cautiously Report the unsupported prediction and a justified next test. A negative result can be informative when methods and limits are clear. A tie does not prove the methods are equivalent under all conditions or that the experiment was worthless.</w:t>
+      <w:pPr>
+        <w:pStyle w:val="Heading3"/>
+      </w:pPr>
+      <w:r>
+        <w:t>Hint · try first</w:t>
       </w:r>
     </w:p>
     <w:p>
       <w:pPr>
-        <w:pStyle w:val="Heading3"/>
-      </w:pPr>
-      <w:r>
-        <w:t>Practice 2: explain the deciding evidence</w:t>
+        <w:spacing w:line="336" w:lineRule="auto" w:after="180"/>
+        <w:shd w:fill="F1F6F8"/>
+      </w:pPr>
+      <w:r>
+        <w:rPr>
+          <w:b w:val="0"/>
+        </w:rPr>
+        <w:t>Hint if needed: Read the steps in the pictorial case. Match the supplied detail to the stage that performs or records it.</w:t>
       </w:r>
     </w:p>
     <w:p>
-      <w:r>
-        <w:t>Changed-case practice: B wins on one new task after the team chooses it because A fails. Which conclusion is supported by the supplied facts?</w:t>
+      <w:pPr>
+        <w:pStyle w:val="Heading3"/>
+      </w:pPr>
+      <w:r>
+        <w:t>Feedback · compare after trying</w:t>
       </w:r>
     </w:p>
     <w:p>
-      <w:r>
-        <w:t>1. We can decide the result without examining the changed input or the procedure.</w:t>
+      <w:pPr>
+        <w:spacing w:line="336" w:lineRule="auto" w:after="180"/>
+        <w:shd w:fill="F1F6FC"/>
+      </w:pPr>
+      <w:r>
+        <w:rPr>
+          <w:b w:val="0"/>
+        </w:rPr>
+        <w:t xml:space="preserve">After your attempt, compare with the supported explanation: Revise cautiously Report the unsupported </w:t>
+      </w:r>
+      <w:r>
+        <w:rPr>
+          <w:b/>
+        </w:rPr>
+        <w:t>prediction</w:t>
+      </w:r>
+      <w:r>
+        <w:rPr>
+          <w:b w:val="0"/>
+        </w:rPr>
+        <w:t xml:space="preserve"> and a justified next test. A </w:t>
+      </w:r>
+      <w:r>
+        <w:rPr>
+          <w:b/>
+        </w:rPr>
+        <w:t>negative result</w:t>
+      </w:r>
+      <w:r>
+        <w:rPr>
+          <w:b w:val="0"/>
+        </w:rPr>
+        <w:t xml:space="preserve"> can be informative when methods and limits are clear.</w:t>
       </w:r>
     </w:p>
     <w:p>
-      <w:r>
-        <w:t>2. This one example guarantees correct results for every future input.</w:t>
+      <w:pPr>
+        <w:spacing w:line="336" w:lineRule="auto" w:after="180"/>
+        <w:shd w:fill="F1F6FC"/>
+      </w:pPr>
+      <w:r>
+        <w:rPr>
+          <w:b w:val="0"/>
+        </w:rPr>
+        <w:t>A tie does not prove the methods are equivalent under all conditions or that the experiment was worthless.</w:t>
       </w:r>
     </w:p>
     <w:p>
-      <w:r>
-        <w:t>3. Treat that selected demonstration as exploratory, not a replacement for the original result.</w:t>
+      <w:pPr>
+        <w:pStyle w:val="Heading3"/>
+      </w:pPr>
+      <w:r>
+        <w:t>Practice 2: explain the deciding evidence</w:t>
       </w:r>
     </w:p>
     <w:p>
@@ -1291,91 +1919,1088 @@
         <w:pStyle w:val="Heading3"/>
       </w:pPr>
       <w:r>
-        <w:t>My selected conclusion, deciding fact and explanation</w:t>
+        <w:t>Changed case · predict first</w:t>
       </w:r>
     </w:p>
     <w:p>
-      <w:r>
-        <w:t>________________________________________________________________</w:t>
+      <w:pPr>
+        <w:spacing w:line="336" w:lineRule="auto" w:after="180"/>
+        <w:shd w:fill="F5F1FB"/>
+      </w:pPr>
+      <w:r>
+        <w:rPr>
+          <w:b w:val="0"/>
+        </w:rPr>
+        <w:t>Changed-case practice: B wins on one new task after the team chooses it because A fails. Which conclusion is supported by the supplied facts?</w:t>
       </w:r>
     </w:p>
     <w:p>
-      <w:r>
-        <w:t>________________________________________________________________</w:t>
+      <w:pPr>
+        <w:spacing w:line="336" w:lineRule="auto" w:after="180"/>
+        <w:shd w:fill="F4F9FC"/>
+      </w:pPr>
+      <w:r>
+        <w:rPr>
+          <w:b w:val="0"/>
+        </w:rPr>
+        <w:t xml:space="preserve">1. We can decide the result without examining the changed </w:t>
+      </w:r>
+      <w:r>
+        <w:rPr>
+          <w:b/>
+        </w:rPr>
+        <w:t>input</w:t>
+      </w:r>
+      <w:r>
+        <w:rPr>
+          <w:b w:val="0"/>
+        </w:rPr>
+        <w:t xml:space="preserve"> or the procedure.</w:t>
       </w:r>
     </w:p>
     <w:p>
-      <w:r>
-        <w:t>________________________________________________________________</w:t>
+      <w:pPr>
+        <w:spacing w:line="336" w:lineRule="auto" w:after="180"/>
+        <w:shd w:fill="F4F9FC"/>
+      </w:pPr>
+      <w:r>
+        <w:rPr>
+          <w:b w:val="0"/>
+        </w:rPr>
+        <w:t xml:space="preserve">2. This one example guarantees correct results for every future </w:t>
+      </w:r>
+      <w:r>
+        <w:rPr>
+          <w:b/>
+        </w:rPr>
+        <w:t>input</w:t>
+      </w:r>
+      <w:r>
+        <w:rPr>
+          <w:b w:val="0"/>
+        </w:rPr>
+        <w:t>.</w:t>
       </w:r>
     </w:p>
     <w:p>
-      <w:r>
-        <w:t>________________________________________________________________</w:t>
+      <w:pPr>
+        <w:spacing w:line="336" w:lineRule="auto" w:after="180"/>
+        <w:shd w:fill="F4F9FC"/>
+      </w:pPr>
+      <w:r>
+        <w:rPr>
+          <w:b w:val="0"/>
+        </w:rPr>
+        <w:t>3. Treat that selected demonstration as exploratory, not a replacement for the original result.</w:t>
       </w:r>
     </w:p>
     <w:p>
-      <w:r>
-        <w:t>________________________________________________________________</w:t>
+      <w:pPr>
+        <w:pStyle w:val="Heading3"/>
+      </w:pPr>
+      <w:r>
+        <w:t>My selected conclusion, deciding fact and explanation</w:t>
       </w:r>
     </w:p>
     <w:p>
       <w:r>
-        <w:t>Hint if needed: Use the changed condition and the deciding step in the pictorial trace. The answer must say what follows from those facts.</w:t>
+        <w:t>________________________________________________________________</w:t>
       </w:r>
     </w:p>
     <w:p>
       <w:r>
-        <w:t>After your attempt, compare with the supported explanation: Treat that selected demonstration as exploratory, not a replacement for the original result. Case selection now depends on outcomes.</w:t>
+        <w:t>________________________________________________________________</w:t>
       </w:r>
     </w:p>
     <w:p>
-      <w:pPr>
-        <w:pStyle w:val="Heading3"/>
-      </w:pPr>
-      <w:r>
-        <w:t>Repair a missing building block</w:t>
+      <w:r>
+        <w:t>________________________________________________________________</w:t>
       </w:r>
     </w:p>
     <w:p>
       <w:r>
-        <w:t>Review Robustness across conditions (ai-7/27). Goal: Explain the mechanism and terminology of robustness across conditions. Short practice: Calculate indoor, outdoor and combined rates. Which relevant weakness disappears from view when only the combined rate is reported?. Return to this week and explain what you changed.</w:t>
+        <w:t>________________________________________________________________</w:t>
       </w:r>
     </w:p>
     <w:p>
       <w:r>
-        <w:t>Review Running the primary experiment (ai-7/25). Goal: Explain the mechanism and terminology of running the primary experiment. Short practice: Compute A’s and B’s six-case counts and identify the cases that favour each. How must a B revision tuned on case four be labelled when evaluated again on the same set?. Return to this week and explain what you changed.</w:t>
+        <w:t>________________________________________________________________</w:t>
       </w:r>
     </w:p>
     <w:p>
-      <w:r>
-        <w:t>Review Pilot experiments (ai-7/22). Goal: Explain the mechanism and terminology of pilot experiments. Short practice: Calculate reviewer agreement on the four pilot answers. What can the disagreement improve, and why are those revised practice answers not untouched final evidence?. Return to this week and explain what you changed.</w:t>
+      <w:pPr>
+        <w:pStyle w:val="Heading3"/>
+      </w:pPr>
+      <w:r>
+        <w:t>Hint · try first</w:t>
       </w:r>
     </w:p>
     <w:p>
       <w:pPr>
-        <w:pStyle w:val="Heading3"/>
-      </w:pPr>
-      <w:r>
-        <w:t>Keep your completed work</w:t>
+        <w:spacing w:line="336" w:lineRule="auto" w:after="180"/>
+        <w:shd w:fill="F1F6F8"/>
+      </w:pPr>
+      <w:r>
+        <w:rPr>
+          <w:b w:val="0"/>
+        </w:rPr>
+        <w:t>Hint if needed: Use the changed condition and the deciding step in the pictorial trace. The answer must say what follows from those facts.</w:t>
       </w:r>
     </w:p>
     <w:p>
-      <w:r>
-        <w:t>Use Download completed work in the hosted lesson to export your answers, reflections, practice feedback and code-run evidence. Open the HTML copy to read or print it. Drafts stay in this browser when storage is available; clear drafts on a shared device.</w:t>
+      <w:pPr>
+        <w:pStyle w:val="Heading3"/>
+      </w:pPr>
+      <w:r>
+        <w:t>Feedback · compare after trying</w:t>
       </w:r>
     </w:p>
     <w:p>
       <w:pPr>
-        <w:pStyle w:val="Heading3"/>
-      </w:pPr>
-      <w:r>
-        <w:t>What I repaired, the evidence I kept and the next test</w:t>
+        <w:spacing w:line="336" w:lineRule="auto" w:after="180"/>
+        <w:shd w:fill="F1F6FC"/>
+      </w:pPr>
+      <w:r>
+        <w:rPr>
+          <w:b w:val="0"/>
+        </w:rPr>
+        <w:t>After your attempt, compare with the supported explanation: Treat that selected demonstration as exploratory, not a replacement for the original result. Case selection now depends on outcomes.</w:t>
       </w:r>
     </w:p>
     <w:p>
+      <w:pPr>
+        <w:pStyle w:val="Heading3"/>
+      </w:pPr>
+      <w:r>
+        <w:t>Repair a missing building block</w:t>
+      </w:r>
+    </w:p>
+    <w:p>
+      <w:pPr>
+        <w:spacing w:line="336" w:lineRule="auto" w:after="180"/>
+      </w:pPr>
+      <w:r>
+        <w:rPr>
+          <w:b w:val="0"/>
+        </w:rPr>
+        <w:t xml:space="preserve">Review Robustness across conditions (ai-7/27). Goal: Explain the </w:t>
+      </w:r>
+      <w:r>
+        <w:rPr>
+          <w:b/>
+        </w:rPr>
+        <w:t>mechanism</w:t>
+      </w:r>
+      <w:r>
+        <w:rPr>
+          <w:b w:val="0"/>
+        </w:rPr>
+        <w:t xml:space="preserve"> and terminology of robustness across conditions. Short practice: Calculate indoor, outdoor and combined rates.</w:t>
+      </w:r>
+    </w:p>
+    <w:p>
+      <w:pPr>
+        <w:spacing w:line="336" w:lineRule="auto" w:after="180"/>
+      </w:pPr>
+      <w:r>
+        <w:rPr>
+          <w:b w:val="0"/>
+        </w:rPr>
+        <w:t>Which relevant weakness disappears from view when only the combined rate is reported?. Return to this week and explain what you changed.</w:t>
+      </w:r>
+    </w:p>
+    <w:p>
+      <w:pPr>
+        <w:spacing w:line="336" w:lineRule="auto" w:after="180"/>
+      </w:pPr>
+      <w:r>
+        <w:rPr>
+          <w:b w:val="0"/>
+        </w:rPr>
+        <w:t xml:space="preserve">Review Running the primary experiment (ai-7/25). Goal: Explain the </w:t>
+      </w:r>
+      <w:r>
+        <w:rPr>
+          <w:b/>
+        </w:rPr>
+        <w:t>mechanism</w:t>
+      </w:r>
+      <w:r>
+        <w:rPr>
+          <w:b w:val="0"/>
+        </w:rPr>
+        <w:t xml:space="preserve"> and terminology of running the primary experiment. Short practice: Compute A’s and B’s six-case counts and identify the cases that favour each.</w:t>
+      </w:r>
+    </w:p>
+    <w:p>
+      <w:pPr>
+        <w:spacing w:line="336" w:lineRule="auto" w:after="180"/>
+      </w:pPr>
+      <w:r>
+        <w:rPr>
+          <w:b w:val="0"/>
+        </w:rPr>
+        <w:t>How must a B revision tuned on case four be labelled when evaluated again on the same set?. Return to this week and explain what you changed.</w:t>
+      </w:r>
+    </w:p>
+    <w:p>
+      <w:pPr>
+        <w:spacing w:line="336" w:lineRule="auto" w:after="180"/>
+      </w:pPr>
+      <w:r>
+        <w:rPr>
+          <w:b w:val="0"/>
+        </w:rPr>
+        <w:t xml:space="preserve">Review Pilot experiments (ai-7/22). Goal: Explain the </w:t>
+      </w:r>
+      <w:r>
+        <w:rPr>
+          <w:b/>
+        </w:rPr>
+        <w:t>mechanism</w:t>
+      </w:r>
+      <w:r>
+        <w:rPr>
+          <w:b w:val="0"/>
+        </w:rPr>
+        <w:t xml:space="preserve"> and terminology of pilot experiments. Short practice: Calculate reviewer agreement on the four pilot answers.</w:t>
+      </w:r>
+    </w:p>
+    <w:p>
+      <w:pPr>
+        <w:spacing w:line="336" w:lineRule="auto" w:after="180"/>
+      </w:pPr>
+      <w:r>
+        <w:rPr>
+          <w:b w:val="0"/>
+        </w:rPr>
+        <w:t xml:space="preserve">What can the disagreement improve, and why are those revised practice answers not untouched final </w:t>
+      </w:r>
+      <w:r>
+        <w:rPr>
+          <w:b/>
+        </w:rPr>
+        <w:t>evidence</w:t>
+      </w:r>
+      <w:r>
+        <w:rPr>
+          <w:b w:val="0"/>
+        </w:rPr>
+        <w:t>?. Return to this week and explain what you changed.</w:t>
+      </w:r>
+    </w:p>
+    <w:p>
+      <w:pPr>
+        <w:pStyle w:val="Heading3"/>
+      </w:pPr>
+      <w:r>
+        <w:t>Keep your completed work</w:t>
+      </w:r>
+    </w:p>
+    <w:p>
+      <w:pPr>
+        <w:spacing w:line="336" w:lineRule="auto" w:after="180"/>
+      </w:pPr>
+      <w:r>
+        <w:rPr>
+          <w:b w:val="0"/>
+        </w:rPr>
+        <w:t xml:space="preserve">Use Download completed work in the hosted lesson to export your answers, reflections, practice feedback and code-run </w:t>
+      </w:r>
+      <w:r>
+        <w:rPr>
+          <w:b/>
+        </w:rPr>
+        <w:t>evidence</w:t>
+      </w:r>
+      <w:r>
+        <w:rPr>
+          <w:b w:val="0"/>
+        </w:rPr>
+        <w:t>. Open the HTML copy to read or print it.</w:t>
+      </w:r>
+    </w:p>
+    <w:p>
+      <w:pPr>
+        <w:spacing w:line="336" w:lineRule="auto" w:after="180"/>
+      </w:pPr>
+      <w:r>
+        <w:rPr>
+          <w:b w:val="0"/>
+        </w:rPr>
+        <w:t>Drafts stay in this browser when storage is available; clear drafts on a shared device.</w:t>
+      </w:r>
+    </w:p>
+    <w:p>
+      <w:pPr>
+        <w:pStyle w:val="Heading3"/>
+      </w:pPr>
+      <w:r>
+        <w:t>What I repaired, the evidence I kept and the next test</w:t>
+      </w:r>
+    </w:p>
+    <w:p>
       <w:r>
         <w:t>________________________________________________________________</w:t>
+      </w:r>
+    </w:p>
+    <w:p>
+      <w:r>
+        <w:t>________________________________________________________________</w:t>
+      </w:r>
+    </w:p>
+    <w:p>
+      <w:r>
+        <w:t>________________________________________________________________</w:t>
+      </w:r>
+    </w:p>
+    <w:p>
+      <w:r>
+        <w:t>________________________________________________________________</w:t>
+      </w:r>
+    </w:p>
+    <w:p>
+      <w:r>
+        <w:t>________________________________________________________________</w:t>
+      </w:r>
+    </w:p>
+    <w:p>
+      <w:pPr>
+        <w:pStyle w:val="Heading1"/>
+      </w:pPr>
+      <w:r>
+        <w:t>15. Visual concept journey</w:t>
+      </w:r>
+    </w:p>
+    <w:p>
+      <w:r>
+        <w:t>Explain each Negative results and claim revision picture from its labels, then record a relevant limit.</w:t>
+      </w:r>
+    </w:p>
+    <w:p>
+      <w:pPr>
+        <w:pStyle w:val="Heading3"/>
+      </w:pPr>
+      <w:r>
+        <w:t>01. Negative results and claim revision: the case</w:t>
+      </w:r>
+    </w:p>
+    <w:p>
+      <w:r>
+        <w:drawing>
+          <wp:inline xmlns:a="http://schemas.openxmlformats.org/drawingml/2006/main" xmlns:pic="http://schemas.openxmlformats.org/drawingml/2006/picture">
+            <wp:extent cx="5486400" cy="2834640"/>
+            <wp:docPr id="3" name="Picture 3" descr="A negative result changes the claim. A proposed prompt improvement ties the baseline on a fixed eight-case evaluation. Supplied facts: A and B each score 6/8. Before running, the team predicted B would score higher."/>
+            <wp:cNvGraphicFramePr>
+              <a:graphicFrameLocks noChangeAspect="1"/>
+            </wp:cNvGraphicFramePr>
+            <a:graphic>
+              <a:graphicData uri="http://schemas.openxmlformats.org/drawingml/2006/picture">
+                <pic:pic>
+                  <pic:nvPicPr>
+                    <pic:cNvPr id="0" name="academy-story-ai-7-28-01.png"/>
+                    <pic:cNvPicPr/>
+                  </pic:nvPicPr>
+                  <pic:blipFill>
+                    <a:blip r:embed="rId11"/>
+                    <a:stretch>
+                      <a:fillRect/>
+                    </a:stretch>
+                  </pic:blipFill>
+                  <pic:spPr>
+                    <a:xfrm>
+                      <a:off x="0" y="0"/>
+                      <a:ext cx="5486400" cy="2834640"/>
+                    </a:xfrm>
+                    <a:prstGeom prst="rect"/>
+                  </pic:spPr>
+                </pic:pic>
+              </a:graphicData>
+            </a:graphic>
+          </wp:inline>
+        </w:drawing>
+      </w:r>
+    </w:p>
+    <w:p>
+      <w:pPr>
+        <w:spacing w:line="336" w:lineRule="auto" w:after="180"/>
+      </w:pPr>
+      <w:r>
+        <w:rPr>
+          <w:b w:val="0"/>
+        </w:rPr>
+        <w:t xml:space="preserve">A </w:t>
+      </w:r>
+      <w:r>
+        <w:rPr>
+          <w:b/>
+        </w:rPr>
+        <w:t>negative result</w:t>
+      </w:r>
+      <w:r>
+        <w:rPr>
+          <w:b w:val="0"/>
+        </w:rPr>
+        <w:t xml:space="preserve"> changes the claim. A proposed prompt improvement ties the baseline on a fixed eight-case evaluation. Supplied facts: A and B each score 6/8. Before running, the team predicted B would score higher.</w:t>
+      </w:r>
+    </w:p>
+    <w:p>
+      <w:pPr>
+        <w:spacing w:line="336" w:lineRule="auto" w:after="180"/>
+        <w:shd w:fill="F5F1FB"/>
+      </w:pPr>
+      <w:r>
+        <w:rPr>
+          <w:b w:val="0"/>
+        </w:rPr>
+        <w:t>Point to the given fact that matters most. Explain why it matters.</w:t>
+      </w:r>
+    </w:p>
+    <w:p>
+      <w:pPr>
+        <w:pStyle w:val="Heading3"/>
+      </w:pPr>
+      <w:r>
+        <w:t>My picture explanation, deciding evidence and one limit</w:t>
+      </w:r>
+    </w:p>
+    <w:p>
+      <w:r>
+        <w:t>________________________________________________________________</w:t>
+      </w:r>
+    </w:p>
+    <w:p>
+      <w:r>
+        <w:t>________________________________________________________________</w:t>
+      </w:r>
+    </w:p>
+    <w:p>
+      <w:r>
+        <w:t>________________________________________________________________</w:t>
+      </w:r>
+    </w:p>
+    <w:p>
+      <w:r>
+        <w:t>________________________________________________________________</w:t>
+      </w:r>
+    </w:p>
+    <w:p>
+      <w:pPr>
+        <w:pStyle w:val="Heading3"/>
+      </w:pPr>
+      <w:r>
+        <w:t>02. Follow the deciding steps</w:t>
+      </w:r>
+    </w:p>
+    <w:p>
+      <w:r>
+        <w:drawing>
+          <wp:inline xmlns:a="http://schemas.openxmlformats.org/drawingml/2006/main" xmlns:pic="http://schemas.openxmlformats.org/drawingml/2006/picture">
+            <wp:extent cx="5486400" cy="3182112"/>
+            <wp:docPr id="4" name="Picture 4" descr="Recall the prediction: The claim was a higher correct count for B. → State the finding: Both versions score 75%; no observed count advantage appears here. → Revise cautiously: Report the unsupported prediction and a justified next test."/>
+            <wp:cNvGraphicFramePr>
+              <a:graphicFrameLocks noChangeAspect="1"/>
+            </wp:cNvGraphicFramePr>
+            <a:graphic>
+              <a:graphicData uri="http://schemas.openxmlformats.org/drawingml/2006/picture">
+                <pic:pic>
+                  <pic:nvPicPr>
+                    <pic:cNvPr id="0" name="academy-story-ai-7-28-02.png"/>
+                    <pic:cNvPicPr/>
+                  </pic:nvPicPr>
+                  <pic:blipFill>
+                    <a:blip r:embed="rId12"/>
+                    <a:stretch>
+                      <a:fillRect/>
+                    </a:stretch>
+                  </pic:blipFill>
+                  <pic:spPr>
+                    <a:xfrm>
+                      <a:off x="0" y="0"/>
+                      <a:ext cx="5486400" cy="3182112"/>
+                    </a:xfrm>
+                    <a:prstGeom prst="rect"/>
+                  </pic:spPr>
+                </pic:pic>
+              </a:graphicData>
+            </a:graphic>
+          </wp:inline>
+        </w:drawing>
+      </w:r>
+    </w:p>
+    <w:p>
+      <w:pPr>
+        <w:spacing w:line="336" w:lineRule="auto" w:after="180"/>
+      </w:pPr>
+      <w:r>
+        <w:rPr>
+          <w:b w:val="0"/>
+        </w:rPr>
+        <w:t xml:space="preserve">Recall the </w:t>
+      </w:r>
+      <w:r>
+        <w:rPr>
+          <w:b/>
+        </w:rPr>
+        <w:t>prediction</w:t>
+      </w:r>
+      <w:r>
+        <w:rPr>
+          <w:b w:val="0"/>
+        </w:rPr>
+        <w:t xml:space="preserve">: The claim was a higher correct count for B. → State the finding: Both versions score 75%; no observed count advantage appears here. → Revise cautiously: Report the unsupported </w:t>
+      </w:r>
+      <w:r>
+        <w:rPr>
+          <w:b/>
+        </w:rPr>
+        <w:t>prediction</w:t>
+      </w:r>
+      <w:r>
+        <w:rPr>
+          <w:b w:val="0"/>
+        </w:rPr>
+        <w:t xml:space="preserve"> and a justified next test.</w:t>
+      </w:r>
+    </w:p>
+    <w:p>
+      <w:pPr>
+        <w:spacing w:line="336" w:lineRule="auto" w:after="180"/>
+        <w:shd w:fill="F5F1FB"/>
+      </w:pPr>
+      <w:r>
+        <w:rPr>
+          <w:b w:val="0"/>
+        </w:rPr>
+        <w:t xml:space="preserve">Point to each numbered stage and explain which recorded </w:t>
+      </w:r>
+      <w:r>
+        <w:rPr>
+          <w:b/>
+        </w:rPr>
+        <w:t>input</w:t>
+      </w:r>
+      <w:r>
+        <w:rPr>
+          <w:b w:val="0"/>
+        </w:rPr>
+        <w:t xml:space="preserve"> it uses.</w:t>
+      </w:r>
+    </w:p>
+    <w:p>
+      <w:pPr>
+        <w:pStyle w:val="Heading3"/>
+      </w:pPr>
+      <w:r>
+        <w:t>My picture explanation, deciding evidence and one limit</w:t>
+      </w:r>
+    </w:p>
+    <w:p>
+      <w:r>
+        <w:t>________________________________________________________________</w:t>
+      </w:r>
+    </w:p>
+    <w:p>
+      <w:r>
+        <w:t>________________________________________________________________</w:t>
+      </w:r>
+    </w:p>
+    <w:p>
+      <w:r>
+        <w:t>________________________________________________________________</w:t>
+      </w:r>
+    </w:p>
+    <w:p>
+      <w:r>
+        <w:t>________________________________________________________________</w:t>
+      </w:r>
+    </w:p>
+    <w:p>
+      <w:pPr>
+        <w:pStyle w:val="Heading3"/>
+      </w:pPr>
+      <w:r>
+        <w:t>03. No observed count advantage</w:t>
+      </w:r>
+    </w:p>
+    <w:p>
+      <w:r>
+        <w:drawing>
+          <wp:inline xmlns:a="http://schemas.openxmlformats.org/drawingml/2006/main" xmlns:pic="http://schemas.openxmlformats.org/drawingml/2006/picture">
+            <wp:extent cx="5486400" cy="2834640"/>
+            <wp:docPr id="5" name="Picture 5" descr="No observed count advantage. Units: correct cases out of 8 shared cases. A: 6. B: 6."/>
+            <wp:cNvGraphicFramePr>
+              <a:graphicFrameLocks noChangeAspect="1"/>
+            </wp:cNvGraphicFramePr>
+            <a:graphic>
+              <a:graphicData uri="http://schemas.openxmlformats.org/drawingml/2006/picture">
+                <pic:pic>
+                  <pic:nvPicPr>
+                    <pic:cNvPr id="0" name="academy-story-ai-7-28-03.png"/>
+                    <pic:cNvPicPr/>
+                  </pic:nvPicPr>
+                  <pic:blipFill>
+                    <a:blip r:embed="rId13"/>
+                    <a:stretch>
+                      <a:fillRect/>
+                    </a:stretch>
+                  </pic:blipFill>
+                  <pic:spPr>
+                    <a:xfrm>
+                      <a:off x="0" y="0"/>
+                      <a:ext cx="5486400" cy="2834640"/>
+                    </a:xfrm>
+                    <a:prstGeom prst="rect"/>
+                  </pic:spPr>
+                </pic:pic>
+              </a:graphicData>
+            </a:graphic>
+          </wp:inline>
+        </w:drawing>
+      </w:r>
+    </w:p>
+    <w:p>
+      <w:pPr>
+        <w:spacing w:line="336" w:lineRule="auto" w:after="180"/>
+      </w:pPr>
+      <w:r>
+        <w:rPr>
+          <w:b w:val="0"/>
+        </w:rPr>
+        <w:t>No observed count advantage. Units: correct cases out of 8 shared cases. A: 6. B: 6.</w:t>
+      </w:r>
+    </w:p>
+    <w:p>
+      <w:pPr>
+        <w:spacing w:line="336" w:lineRule="auto" w:after="180"/>
+        <w:shd w:fill="F5F1FB"/>
+      </w:pPr>
+      <w:r>
+        <w:rPr>
+          <w:b w:val="0"/>
+        </w:rPr>
+        <w:t>Read the labels and values. Explain the relationship the model shows.</w:t>
+      </w:r>
+    </w:p>
+    <w:p>
+      <w:pPr>
+        <w:pStyle w:val="Heading3"/>
+      </w:pPr>
+      <w:r>
+        <w:t>My picture explanation, deciding evidence and one limit</w:t>
+      </w:r>
+    </w:p>
+    <w:p>
+      <w:r>
+        <w:t>________________________________________________________________</w:t>
+      </w:r>
+    </w:p>
+    <w:p>
+      <w:r>
+        <w:t>________________________________________________________________</w:t>
+      </w:r>
+    </w:p>
+    <w:p>
+      <w:r>
+        <w:t>________________________________________________________________</w:t>
+      </w:r>
+    </w:p>
+    <w:p>
+      <w:r>
+        <w:t>________________________________________________________________</w:t>
+      </w:r>
+    </w:p>
+    <w:p>
+      <w:pPr>
+        <w:pStyle w:val="Heading3"/>
+      </w:pPr>
+      <w:r>
+        <w:t>04. Change one thing. Trace what follows.</w:t>
+      </w:r>
+    </w:p>
+    <w:p>
+      <w:r>
+        <w:drawing>
+          <wp:inline xmlns:a="http://schemas.openxmlformats.org/drawingml/2006/main" xmlns:pic="http://schemas.openxmlformats.org/drawingml/2006/picture">
+            <wp:extent cx="5486400" cy="3026664"/>
+            <wp:docPr id="6" name="Picture 6" descr="Original case: Report the unsupported prediction and a justified next test. Changed condition: B wins on one new task after the team chooses it because A fails. Expected result: Treat that selected demonstration as exploratory, not a replacement for the original result. Reason: Case selection now depends on outcomes."/>
+            <wp:cNvGraphicFramePr>
+              <a:graphicFrameLocks noChangeAspect="1"/>
+            </wp:cNvGraphicFramePr>
+            <a:graphic>
+              <a:graphicData uri="http://schemas.openxmlformats.org/drawingml/2006/picture">
+                <pic:pic>
+                  <pic:nvPicPr>
+                    <pic:cNvPr id="0" name="academy-story-ai-7-28-04.png"/>
+                    <pic:cNvPicPr/>
+                  </pic:nvPicPr>
+                  <pic:blipFill>
+                    <a:blip r:embed="rId14"/>
+                    <a:stretch>
+                      <a:fillRect/>
+                    </a:stretch>
+                  </pic:blipFill>
+                  <pic:spPr>
+                    <a:xfrm>
+                      <a:off x="0" y="0"/>
+                      <a:ext cx="5486400" cy="3026664"/>
+                    </a:xfrm>
+                    <a:prstGeom prst="rect"/>
+                  </pic:spPr>
+                </pic:pic>
+              </a:graphicData>
+            </a:graphic>
+          </wp:inline>
+        </w:drawing>
+      </w:r>
+    </w:p>
+    <w:p>
+      <w:pPr>
+        <w:spacing w:line="336" w:lineRule="auto" w:after="180"/>
+      </w:pPr>
+      <w:r>
+        <w:rPr>
+          <w:b w:val="0"/>
+        </w:rPr>
+        <w:t xml:space="preserve">Original case: Report the unsupported </w:t>
+      </w:r>
+      <w:r>
+        <w:rPr>
+          <w:b/>
+        </w:rPr>
+        <w:t>prediction</w:t>
+      </w:r>
+      <w:r>
+        <w:rPr>
+          <w:b w:val="0"/>
+        </w:rPr>
+        <w:t xml:space="preserve"> and a justified next test. Changed condition: B wins on one new task after the team chooses it because A fails.</w:t>
+      </w:r>
+    </w:p>
+    <w:p>
+      <w:pPr>
+        <w:spacing w:line="336" w:lineRule="auto" w:after="180"/>
+      </w:pPr>
+      <w:r>
+        <w:rPr>
+          <w:b w:val="0"/>
+        </w:rPr>
+        <w:t>Expected result: Treat that selected demonstration as exploratory, not a replacement for the original result. Reason: Case selection now depends on outcomes.</w:t>
+      </w:r>
+    </w:p>
+    <w:p>
+      <w:pPr>
+        <w:spacing w:line="336" w:lineRule="auto" w:after="180"/>
+        <w:shd w:fill="F5F1FB"/>
+      </w:pPr>
+      <w:r>
+        <w:rPr>
+          <w:b w:val="0"/>
+        </w:rPr>
+        <w:t>Predict before checking the worked changed-case result. Name what changed and what the supplied facts allow you to conclude.</w:t>
+      </w:r>
+    </w:p>
+    <w:p>
+      <w:pPr>
+        <w:pStyle w:val="Heading3"/>
+      </w:pPr>
+      <w:r>
+        <w:t>My picture explanation, deciding evidence and one limit</w:t>
+      </w:r>
+    </w:p>
+    <w:p>
+      <w:r>
+        <w:t>________________________________________________________________</w:t>
+      </w:r>
+    </w:p>
+    <w:p>
+      <w:r>
+        <w:t>________________________________________________________________</w:t>
+      </w:r>
+    </w:p>
+    <w:p>
+      <w:r>
+        <w:t>________________________________________________________________</w:t>
+      </w:r>
+    </w:p>
+    <w:p>
+      <w:r>
+        <w:t>________________________________________________________________</w:t>
+      </w:r>
+    </w:p>
+    <w:p>
+      <w:pPr>
+        <w:pStyle w:val="Heading3"/>
+      </w:pPr>
+      <w:r>
+        <w:t>05. Connect the explanation to its limit</w:t>
+      </w:r>
+    </w:p>
+    <w:p>
+      <w:r>
+        <w:drawing>
+          <wp:inline xmlns:a="http://schemas.openxmlformats.org/drawingml/2006/main" xmlns:pic="http://schemas.openxmlformats.org/drawingml/2006/picture">
+            <wp:extent cx="5486400" cy="2834640"/>
+            <wp:docPr id="7" name="Picture 7" descr="A negative result can be informative when methods and limits are clear. A tie does not prove the methods are equivalent under all conditions or that the experiment was worthless. Limit: A tie on eight cases is not an equivalence test; uncertainty and practical thresholds remain unspecified."/>
+            <wp:cNvGraphicFramePr>
+              <a:graphicFrameLocks noChangeAspect="1"/>
+            </wp:cNvGraphicFramePr>
+            <a:graphic>
+              <a:graphicData uri="http://schemas.openxmlformats.org/drawingml/2006/picture">
+                <pic:pic>
+                  <pic:nvPicPr>
+                    <pic:cNvPr id="0" name="academy-story-ai-7-28-05.png"/>
+                    <pic:cNvPicPr/>
+                  </pic:nvPicPr>
+                  <pic:blipFill>
+                    <a:blip r:embed="rId15"/>
+                    <a:stretch>
+                      <a:fillRect/>
+                    </a:stretch>
+                  </pic:blipFill>
+                  <pic:spPr>
+                    <a:xfrm>
+                      <a:off x="0" y="0"/>
+                      <a:ext cx="5486400" cy="2834640"/>
+                    </a:xfrm>
+                    <a:prstGeom prst="rect"/>
+                  </pic:spPr>
+                </pic:pic>
+              </a:graphicData>
+            </a:graphic>
+          </wp:inline>
+        </w:drawing>
+      </w:r>
+    </w:p>
+    <w:p>
+      <w:pPr>
+        <w:spacing w:line="336" w:lineRule="auto" w:after="180"/>
+      </w:pPr>
+      <w:r>
+        <w:rPr>
+          <w:b w:val="0"/>
+        </w:rPr>
+        <w:t xml:space="preserve">A </w:t>
+      </w:r>
+      <w:r>
+        <w:rPr>
+          <w:b/>
+        </w:rPr>
+        <w:t>negative result</w:t>
+      </w:r>
+      <w:r>
+        <w:rPr>
+          <w:b w:val="0"/>
+        </w:rPr>
+        <w:t xml:space="preserve"> can be informative when methods and limits are clear. A tie does not prove the methods are equivalent under all conditions or that the experiment was worthless.</w:t>
+      </w:r>
+    </w:p>
+    <w:p>
+      <w:pPr>
+        <w:spacing w:line="336" w:lineRule="auto" w:after="180"/>
+      </w:pPr>
+      <w:r>
+        <w:rPr>
+          <w:b w:val="0"/>
+        </w:rPr>
+        <w:t xml:space="preserve">Limit: A tie on eight cases is not an </w:t>
+      </w:r>
+      <w:r>
+        <w:rPr>
+          <w:b/>
+        </w:rPr>
+        <w:t>equivalence</w:t>
+      </w:r>
+      <w:r>
+        <w:rPr>
+          <w:b w:val="0"/>
+        </w:rPr>
+        <w:t xml:space="preserve"> test; uncertainty and practical thresholds remain unspecified.</w:t>
+      </w:r>
+    </w:p>
+    <w:p>
+      <w:pPr>
+        <w:spacing w:line="336" w:lineRule="auto" w:after="180"/>
+        <w:shd w:fill="F5F1FB"/>
+      </w:pPr>
+      <w:r>
+        <w:rPr>
+          <w:b w:val="0"/>
+        </w:rPr>
+        <w:t>Explain the case, then point to a limit on the claim.</w:t>
+      </w:r>
+    </w:p>
+    <w:p>
+      <w:pPr>
+        <w:pStyle w:val="Heading3"/>
+      </w:pPr>
+      <w:r>
+        <w:t>My picture explanation, deciding evidence and one limit</w:t>
+      </w:r>
+    </w:p>
+    <w:p>
+      <w:r>
+        <w:t>________________________________________________________________</w:t>
+      </w:r>
+    </w:p>
+    <w:p>
+      <w:r>
+        <w:t>________________________________________________________________</w:t>
+      </w:r>
+    </w:p>
+    <w:p>
+      <w:r>
+        <w:t>________________________________________________________________</w:t>
+      </w:r>
+    </w:p>
+    <w:p>
+      <w:r>
+        <w:t>________________________________________________________________</w:t>
+      </w:r>
+    </w:p>
+    <w:p>
+      <w:pPr>
+        <w:pStyle w:val="Heading3"/>
+      </w:pPr>
+      <w:r>
+        <w:t>06. Make the idea visible in your project</w:t>
+      </w:r>
+    </w:p>
+    <w:p>
+      <w:r>
+        <w:drawing>
+          <wp:inline xmlns:a="http://schemas.openxmlformats.org/drawingml/2006/main" xmlns:pic="http://schemas.openxmlformats.org/drawingml/2006/picture">
+            <wp:extent cx="5486400" cy="3681984"/>
+            <wp:docPr id="8" name="Picture 8" descr="For the Reproducible AI Research Study, retain an annotated worked trace and the changed-case reasoning. Connect the claim to its records, units and assumptions so another investigator can challenge or reproduce it. Draw your input, deciding step, result and limit. Supported question: Does a 6/8 tie support the prediction that B scores higher? Explain why one newly selected favourable demonstration does not replace the original result or prove equivalence."/>
+            <wp:cNvGraphicFramePr>
+              <a:graphicFrameLocks noChangeAspect="1"/>
+            </wp:cNvGraphicFramePr>
+            <a:graphic>
+              <a:graphicData uri="http://schemas.openxmlformats.org/drawingml/2006/picture">
+                <pic:pic>
+                  <pic:nvPicPr>
+                    <pic:cNvPr id="0" name="academy-story-ai-7-28-06.png"/>
+                    <pic:cNvPicPr/>
+                  </pic:nvPicPr>
+                  <pic:blipFill>
+                    <a:blip r:embed="rId16"/>
+                    <a:stretch>
+                      <a:fillRect/>
+                    </a:stretch>
+                  </pic:blipFill>
+                  <pic:spPr>
+                    <a:xfrm>
+                      <a:off x="0" y="0"/>
+                      <a:ext cx="5486400" cy="3681984"/>
+                    </a:xfrm>
+                    <a:prstGeom prst="rect"/>
+                  </pic:spPr>
+                </pic:pic>
+              </a:graphicData>
+            </a:graphic>
+          </wp:inline>
+        </w:drawing>
+      </w:r>
+    </w:p>
+    <w:p>
+      <w:pPr>
+        <w:spacing w:line="336" w:lineRule="auto" w:after="180"/>
+      </w:pPr>
+      <w:r>
+        <w:rPr>
+          <w:b w:val="0"/>
+        </w:rPr>
+        <w:t>For the Reproducible AI Research Study, retain an annotated worked trace and the changed-case reasoning. Connect the claim to its records, units and assumptions so another investigator can challenge or reproduce it.</w:t>
+      </w:r>
+    </w:p>
+    <w:p>
+      <w:pPr>
+        <w:spacing w:line="336" w:lineRule="auto" w:after="180"/>
+      </w:pPr>
+      <w:r>
+        <w:rPr>
+          <w:b w:val="0"/>
+        </w:rPr>
+        <w:t xml:space="preserve">Draw your </w:t>
+      </w:r>
+      <w:r>
+        <w:rPr>
+          <w:b/>
+        </w:rPr>
+        <w:t>input</w:t>
+      </w:r>
+      <w:r>
+        <w:rPr>
+          <w:b w:val="0"/>
+        </w:rPr>
+        <w:t xml:space="preserve">, deciding step, result and limit. Supported question: Does a 6/8 tie support the </w:t>
+      </w:r>
+      <w:r>
+        <w:rPr>
+          <w:b/>
+        </w:rPr>
+        <w:t>prediction</w:t>
+      </w:r>
+      <w:r>
+        <w:rPr>
+          <w:b w:val="0"/>
+        </w:rPr>
+        <w:t xml:space="preserve"> that B scores higher?</w:t>
+      </w:r>
+    </w:p>
+    <w:p>
+      <w:pPr>
+        <w:spacing w:line="336" w:lineRule="auto" w:after="180"/>
+      </w:pPr>
+      <w:r>
+        <w:rPr>
+          <w:b w:val="0"/>
+        </w:rPr>
+        <w:t xml:space="preserve">Explain why one newly selected favourable demonstration does not replace the original result or prove </w:t>
+      </w:r>
+      <w:r>
+        <w:rPr>
+          <w:b/>
+        </w:rPr>
+        <w:t>equivalence</w:t>
+      </w:r>
+      <w:r>
+        <w:rPr>
+          <w:b w:val="0"/>
+        </w:rPr>
+        <w:t>.</w:t>
+      </w:r>
+    </w:p>
+    <w:p>
+      <w:pPr>
+        <w:spacing w:line="336" w:lineRule="auto" w:after="180"/>
+        <w:shd w:fill="F5F1FB"/>
+      </w:pPr>
+      <w:r>
+        <w:rPr>
+          <w:b w:val="0"/>
+        </w:rPr>
+        <w:t xml:space="preserve">Draw your project trace and justify the deciding step using </w:t>
+      </w:r>
+      <w:r>
+        <w:rPr>
+          <w:b/>
+        </w:rPr>
+        <w:t>evidence</w:t>
+      </w:r>
+      <w:r>
+        <w:rPr>
+          <w:b w:val="0"/>
+        </w:rPr>
+        <w:t>.</w:t>
+      </w:r>
+    </w:p>
+    <w:p>
+      <w:pPr>
+        <w:pStyle w:val="Heading3"/>
+      </w:pPr>
+      <w:r>
+        <w:t>My picture explanation, deciding evidence and one limit</w:t>
       </w:r>
     </w:p>
     <w:p>

--- a/downloads/workbook/ai-7-week-28.docx
+++ b/downloads/workbook/ai-7-week-28.docx
@@ -25,22 +25,45 @@
         <w:pStyle w:val="Heading1"/>
       </w:pPr>
       <w:r>
-        <w:t>01. Recall and choose your starting point</w:t>
-      </w:r>
-    </w:p>
-    <w:p>
-      <w:r>
-        <w:t>Record your starting explanation for Negative results and claim revision before opening notes. Show any later correction separately.</w:t>
-      </w:r>
-    </w:p>
-    <w:p>
-      <w:pPr>
-        <w:spacing w:line="336" w:lineRule="auto" w:after="180"/>
-      </w:pPr>
-      <w:r>
-        <w:rPr>
-          <w:b w:val="0"/>
-        </w:rPr>
+        <w:t>One complete research-case evidence record.</w:t>
+      </w:r>
+    </w:p>
+    <w:p>
+      <w:r>
+        <w:t>Preserve negative results without turning a tie into equivalence or selected demonstrations into confirmation.</w:t>
+      </w:r>
+    </w:p>
+    <w:p>
+      <w:r>
+        <w:t>Recall → W1–W3/W5 → independent case → project evidence → feedback and delayed return.</w:t>
+      </w:r>
+    </w:p>
+    <w:p>
+      <w:pPr>
+        <w:pStyle w:val="Heading1"/>
+      </w:pPr>
+      <w:r>
+        <w:t>01. Recall · Retrieve before notes</w:t>
+      </w:r>
+    </w:p>
+    <w:p>
+      <w:r>
+        <w:t>Keep this task’s inputs,rule and response together.</w:t>
+      </w:r>
+    </w:p>
+    <w:p>
+      <w:pPr>
+        <w:pStyle w:val="Heading2"/>
+      </w:pPr>
+      <w:r>
+        <w:t>Complete task and evidence</w:t>
+      </w:r>
+    </w:p>
+    <w:p>
+      <w:pPr>
+        <w:pStyle w:val="ListBullet"/>
+      </w:pPr>
+      <w:r>
         <w:t>Try the recall before opening notes. Then use a different colour or a labelled second line to correct your explanation.</w:t>
       </w:r>
     </w:p>
@@ -54,12 +77,9 @@
     </w:p>
     <w:p>
       <w:pPr>
-        <w:spacing w:line="336" w:lineRule="auto" w:after="180"/>
-      </w:pPr>
-      <w:r>
-        <w:rPr>
-          <w:b w:val="0"/>
-        </w:rPr>
+        <w:pStyle w:val="ListBullet"/>
+      </w:pPr>
+      <w:r>
         <w:t>Without opening the old lesson, explain one key idea from Robustness across conditions. Give an example and a mistake that the idea helps you avoid.</w:t>
       </w:r>
     </w:p>
@@ -96,12 +116,9 @@
     </w:p>
     <w:p>
       <w:pPr>
-        <w:spacing w:line="336" w:lineRule="auto" w:after="180"/>
-      </w:pPr>
-      <w:r>
-        <w:rPr>
-          <w:b w:val="0"/>
-        </w:rPr>
+        <w:pStyle w:val="ListBullet"/>
+      </w:pPr>
+      <w:r>
         <w:t>Without opening the old lesson, explain one key idea from Running the primary experiment. Give an example and a mistake that the idea helps you avoid.</w:t>
       </w:r>
     </w:p>
@@ -138,12 +155,9 @@
     </w:p>
     <w:p>
       <w:pPr>
-        <w:spacing w:line="336" w:lineRule="auto" w:after="180"/>
-      </w:pPr>
-      <w:r>
-        <w:rPr>
-          <w:b w:val="0"/>
-        </w:rPr>
+        <w:pStyle w:val="ListBullet"/>
+      </w:pPr>
+      <w:r>
         <w:t>Without opening the old lesson, explain one key idea from Pilot experiments. Give an example and a mistake that the idea helps you avoid.</w:t>
       </w:r>
     </w:p>
@@ -175,47 +189,95 @@
         <w:pStyle w:val="Heading1"/>
       </w:pPr>
       <w:r>
-        <w:t>02. Practise with fading help</w:t>
-      </w:r>
-    </w:p>
-    <w:p>
-      <w:r>
-        <w:t>Complete the supported Negative results and claim revision trace and record the first step you can explain without help.</w:t>
-      </w:r>
-    </w:p>
-    <w:p>
-      <w:pPr>
-        <w:spacing w:line="336" w:lineRule="auto" w:after="180"/>
-      </w:pPr>
-      <w:r>
-        <w:rPr>
-          <w:b w:val="0"/>
-        </w:rPr>
-        <w:t xml:space="preserve">Use W2: Trace the worked case for </w:t>
-      </w:r>
-      <w:r>
-        <w:rPr>
-          <w:b/>
-        </w:rPr>
-        <w:t>Negative result</w:t>
-      </w:r>
-      <w:r>
-        <w:rPr>
-          <w:b w:val="0"/>
-        </w:rPr>
-        <w:t xml:space="preserve">s and </w:t>
-      </w:r>
-      <w:r>
-        <w:rPr>
-          <w:b/>
-        </w:rPr>
-        <w:t>claim revision</w:t>
-      </w:r>
-      <w:r>
-        <w:rPr>
-          <w:b w:val="0"/>
-        </w:rPr>
-        <w:t>. Record the answer once; the lesson and workbook refer to the same attempt.</w:t>
+        <w:t>05. W1 · Explain the current example</w:t>
+      </w:r>
+    </w:p>
+    <w:p>
+      <w:r>
+        <w:t>Keep this task’s inputs,rule and response together.</w:t>
+      </w:r>
+    </w:p>
+    <w:p>
+      <w:pPr>
+        <w:pStyle w:val="Heading2"/>
+      </w:pPr>
+      <w:r>
+        <w:t>Complete task and evidence</w:t>
+      </w:r>
+    </w:p>
+    <w:p>
+      <w:pPr>
+        <w:pStyle w:val="ListBullet"/>
+      </w:pPr>
+      <w:r>
+        <w:t>Negative results state that evidence did not meet a declared expectation, with the original method and limitations retained. Main prediction expects B support strictly above A; both pass 8/10 = 80%, so observed strict improvement is absent. This does not prove equal population performance or universal uselessness. Separate picture predicts higher B correctness but both score 6/8 = 75%. Zero observed count difference is not an equivalence test, and individual correct/error identities are unknown. A new task chosen because A fails, on which B wins, is a selected demonstration; preserve it separately and disclose outcome-driven selection. Proposed explanations and revised questions are new work, not established mechanisms. No uncertainty method or equivalence margin is supplied. Report an unmet practical target together with any positive observed magnitude rather than hiding either. The investigation is a fictional paper claim audit, not a real model trial.</w:t>
+      </w:r>
+    </w:p>
+    <w:p>
+      <w:pPr>
+        <w:pStyle w:val="ListBullet"/>
+      </w:pPr>
+      <w:r>
+        <w:t>Explain the weekly mechanism in your own words. Use the worked scenario to name its input, decision rule and output.</w:t>
+      </w:r>
+    </w:p>
+    <w:p>
+      <w:pPr>
+        <w:pStyle w:val="Heading3"/>
+      </w:pPr>
+      <w:r>
+        <w:t>My reasoning and evidence</w:t>
+      </w:r>
+    </w:p>
+    <w:p>
+      <w:r>
+        <w:t>________________________________________________________________</w:t>
+      </w:r>
+    </w:p>
+    <w:p>
+      <w:r>
+        <w:t>________________________________________________________________</w:t>
+      </w:r>
+    </w:p>
+    <w:p>
+      <w:r>
+        <w:t>________________________________________________________________</w:t>
+      </w:r>
+    </w:p>
+    <w:p>
+      <w:r>
+        <w:t>________________________________________________________________</w:t>
+      </w:r>
+    </w:p>
+    <w:p>
+      <w:r>
+        <w:t>________________________________________________________________</w:t>
+      </w:r>
+    </w:p>
+    <w:p>
+      <w:r>
+        <w:t>________________________________________________________________</w:t>
+      </w:r>
+    </w:p>
+    <w:p>
+      <w:pPr>
+        <w:pStyle w:val="Heading1"/>
+      </w:pPr>
+      <w:r>
+        <w:t>06. W2 · Trace the worked case</w:t>
+      </w:r>
+    </w:p>
+    <w:p>
+      <w:r>
+        <w:t>Keep the supplied inputs, comparison rule and evidence together.</w:t>
+      </w:r>
+    </w:p>
+    <w:p>
+      <w:pPr>
+        <w:pStyle w:val="Heading2"/>
+      </w:pPr>
+      <w:r>
+        <w:t>Complete task and evidence</w:t>
       </w:r>
     </w:p>
     <w:tbl>
@@ -225,10 +287,9 @@
         <w:tblLook w:firstColumn="1" w:firstRow="1" w:lastColumn="0" w:lastRow="0" w:noHBand="0" w:noVBand="1" w:val="04A0"/>
       </w:tblPr>
       <w:tblGrid>
-        <w:gridCol w:w="2556"/>
-        <w:gridCol w:w="2556"/>
-        <w:gridCol w:w="2556"/>
-        <w:gridCol w:w="2556"/>
+        <w:gridCol w:w="3408"/>
+        <w:gridCol w:w="3408"/>
+        <w:gridCol w:w="3408"/>
       </w:tblGrid>
       <w:tr>
         <w:trPr>
@@ -236,41 +297,31 @@
         </w:trPr>
         <w:tc>
           <w:tcPr>
-            <w:tcW w:type="dxa" w:w="2556"/>
+            <w:tcW w:type="dxa" w:w="3408"/>
           </w:tcPr>
           <w:p>
             <w:r>
-              <w:t>Given inputs</w:t>
+              <w:t>Main claim step</w:t>
             </w:r>
           </w:p>
         </w:tc>
         <w:tc>
           <w:tcPr>
-            <w:tcW w:type="dxa" w:w="2556"/>
+            <w:tcW w:type="dxa" w:w="3408"/>
           </w:tcPr>
           <w:p>
             <w:r>
-              <w:t>Procedure I chose</w:t>
+              <w:t>Complete result</w:t>
             </w:r>
           </w:p>
         </w:tc>
         <w:tc>
           <w:tcPr>
-            <w:tcW w:type="dxa" w:w="2556"/>
+            <w:tcW w:type="dxa" w:w="3408"/>
           </w:tcPr>
           <w:p>
             <w:r>
-              <w:t>Middle steps</w:t>
-            </w:r>
-          </w:p>
-        </w:tc>
-        <w:tc>
-          <w:tcPr>
-            <w:tcW w:type="dxa" w:w="2556"/>
-          </w:tcPr>
-          <w:p>
-            <w:r>
-              <w:t>Result and check</w:t>
+              <w:t>Supported wording</w:t>
             </w:r>
           </w:p>
         </w:tc>
@@ -278,44 +329,218 @@
       <w:tr>
         <w:tc>
           <w:tcPr>
-            <w:tcW w:type="dxa" w:w="2556"/>
+            <w:tcW w:type="dxa" w:w="3408"/>
           </w:tcPr>
           <w:p>
-            <w:r/>
+            <w:r>
+              <w:t>A observed support passes</w:t>
+            </w:r>
           </w:p>
         </w:tc>
         <w:tc>
           <w:tcPr>
-            <w:tcW w:type="dxa" w:w="2556"/>
+            <w:tcW w:type="dxa" w:w="3408"/>
           </w:tcPr>
           <w:p>
-            <w:r/>
+            <w:r>
+              <w:t>8/10 = 80%</w:t>
+            </w:r>
           </w:p>
         </w:tc>
         <w:tc>
           <w:tcPr>
-            <w:tcW w:type="dxa" w:w="2556"/>
+            <w:tcW w:type="dxa" w:w="3408"/>
           </w:tcPr>
           <w:p>
-            <w:r/>
+            <w:r>
+              <w:t>Report supplied count and denominator</w:t>
+            </w:r>
+          </w:p>
+        </w:tc>
+      </w:tr>
+      <w:tr>
+        <w:tc>
+          <w:tcPr>
+            <w:tcW w:type="dxa" w:w="3408"/>
+          </w:tcPr>
+          <w:p>
+            <w:r>
+              <w:t>B observed support passes</w:t>
+            </w:r>
           </w:p>
         </w:tc>
         <w:tc>
           <w:tcPr>
-            <w:tcW w:type="dxa" w:w="2556"/>
+            <w:tcW w:type="dxa" w:w="3408"/>
           </w:tcPr>
           <w:p>
-            <w:r/>
+            <w:r>
+              <w:t>8/10 = 80%</w:t>
+            </w:r>
+          </w:p>
+        </w:tc>
+        <w:tc>
+          <w:tcPr>
+            <w:tcW w:type="dxa" w:w="3408"/>
+          </w:tcPr>
+          <w:p>
+            <w:r>
+              <w:t>Same observed count</w:t>
+            </w:r>
+          </w:p>
+        </w:tc>
+      </w:tr>
+      <w:tr>
+        <w:tc>
+          <w:tcPr>
+            <w:tcW w:type="dxa" w:w="3408"/>
+          </w:tcPr>
+          <w:p>
+            <w:r>
+              <w:t>Observed difference</w:t>
+            </w:r>
+          </w:p>
+        </w:tc>
+        <w:tc>
+          <w:tcPr>
+            <w:tcW w:type="dxa" w:w="3408"/>
+          </w:tcPr>
+          <w:p>
+            <w:r>
+              <w:t>80% − 80% = 0 percentage points</w:t>
+            </w:r>
+          </w:p>
+        </w:tc>
+        <w:tc>
+          <w:tcPr>
+            <w:tcW w:type="dxa" w:w="3408"/>
+          </w:tcPr>
+          <w:p>
+            <w:r>
+              <w:t>Strict improvement not observed</w:t>
+            </w:r>
+          </w:p>
+        </w:tc>
+      </w:tr>
+      <w:tr>
+        <w:tc>
+          <w:tcPr>
+            <w:tcW w:type="dxa" w:w="3408"/>
+          </w:tcPr>
+          <w:p>
+            <w:r>
+              <w:t>Original expectation</w:t>
+            </w:r>
+          </w:p>
+        </w:tc>
+        <w:tc>
+          <w:tcPr>
+            <w:tcW w:type="dxa" w:w="3408"/>
+          </w:tcPr>
+          <w:p>
+            <w:r>
+              <w:t>B strictly above A</w:t>
+            </w:r>
+          </w:p>
+        </w:tc>
+        <w:tc>
+          <w:tcPr>
+            <w:tcW w:type="dxa" w:w="3408"/>
+          </w:tcPr>
+          <w:p>
+            <w:r>
+              <w:t>Expectation unmet on these cases</w:t>
+            </w:r>
+          </w:p>
+        </w:tc>
+      </w:tr>
+      <w:tr>
+        <w:tc>
+          <w:tcPr>
+            <w:tcW w:type="dxa" w:w="3408"/>
+          </w:tcPr>
+          <w:p>
+            <w:r>
+              <w:t>Population equality</w:t>
+            </w:r>
+          </w:p>
+        </w:tc>
+        <w:tc>
+          <w:tcPr>
+            <w:tcW w:type="dxa" w:w="3408"/>
+          </w:tcPr>
+          <w:p>
+            <w:r>
+              <w:t>Not tested or established</w:t>
+            </w:r>
+          </w:p>
+        </w:tc>
+        <w:tc>
+          <w:tcPr>
+            <w:tcW w:type="dxa" w:w="3408"/>
+          </w:tcPr>
+          <w:p>
+            <w:r>
+              <w:t>Do not say both methods are universally identical</w:t>
+            </w:r>
+          </w:p>
+        </w:tc>
+      </w:tr>
+      <w:tr>
+        <w:tc>
+          <w:tcPr>
+            <w:tcW w:type="dxa" w:w="3408"/>
+          </w:tcPr>
+          <w:p>
+            <w:r>
+              <w:t>Next question</w:t>
+            </w:r>
+          </w:p>
+        </w:tc>
+        <w:tc>
+          <w:tcPr>
+            <w:tcW w:type="dxa" w:w="3408"/>
+          </w:tcPr>
+          <w:p>
+            <w:r>
+              <w:t>Can be proposed with a new design</w:t>
+            </w:r>
+          </w:p>
+        </w:tc>
+        <w:tc>
+          <w:tcPr>
+            <w:tcW w:type="dxa" w:w="3408"/>
+          </w:tcPr>
+          <w:p>
+            <w:r>
+              <w:t>Preserve original result and identify new exploratory work</w:t>
+            </w:r>
           </w:p>
         </w:tc>
       </w:tr>
     </w:tbl>
     <w:p>
       <w:pPr>
+        <w:pStyle w:val="ListBullet"/>
+      </w:pPr>
+      <w:r>
+        <w:t>Negative results state that evidence did not meet a declared expectation, with the original method and limitations retained. Main prediction expects B support strictly above A; both pass 8/10 = 80%, so observed strict improvement is absent. This does not prove equal population performance or universal uselessness. Separate picture predicts higher B correctness but both score 6/8 = 75%. Zero observed count difference is not an equivalence test, and individual correct/error identities are unknown. A new task chosen because A fails, on which B wins, is a selected demonstration; preserve it separately and disclose outcome-driven selection. Proposed explanations and revised questions are new work, not established mechanisms. No uncertainty method or equivalence margin is supplied. Report an unmet practical target together with any positive observed magnitude rather than hiding either. The investigation is a fictional paper claim audit, not a real model trial.</w:t>
+      </w:r>
+    </w:p>
+    <w:p>
+      <w:pPr>
+        <w:pStyle w:val="ListBullet"/>
+      </w:pPr>
+      <w:r>
+        <w:t>Hypothesis expects B support strictly above A. Both pass 8/10 reserved cases. Show the intermediate steps and give the conclusion with its scope.</w:t>
+      </w:r>
+    </w:p>
+    <w:p>
+      <w:pPr>
         <w:pStyle w:val="Heading3"/>
       </w:pPr>
       <w:r>
-        <w:t>The step I completed without help, and the hint I needed</w:t>
+        <w:t>My reasoning and evidence</w:t>
       </w:r>
     </w:p>
     <w:p>
@@ -334,62 +559,60 @@
       </w:r>
     </w:p>
     <w:p>
+      <w:r>
+        <w:t>________________________________________________________________</w:t>
+      </w:r>
+    </w:p>
+    <w:p>
+      <w:r>
+        <w:t>________________________________________________________________</w:t>
+      </w:r>
+    </w:p>
+    <w:p>
+      <w:r>
+        <w:t>________________________________________________________________</w:t>
+      </w:r>
+    </w:p>
+    <w:p>
+      <w:r>
+        <w:t>________________________________________________________________</w:t>
+      </w:r>
+    </w:p>
+    <w:p>
       <w:pPr>
         <w:pStyle w:val="Heading1"/>
       </w:pPr>
       <w:r>
-        <w:t>03. Individual reasoning check</w:t>
-      </w:r>
-    </w:p>
-    <w:p>
-      <w:r>
-        <w:t>Check the proposed Negative results and claim revision explanation against the supplied facts before discussing it.</w:t>
-      </w:r>
-    </w:p>
-    <w:p>
-      <w:pPr>
-        <w:spacing w:line="336" w:lineRule="auto" w:after="180"/>
-      </w:pPr>
-      <w:r>
-        <w:rPr>
-          <w:b w:val="0"/>
-        </w:rPr>
-        <w:t xml:space="preserve">Use the worked case for </w:t>
-      </w:r>
-      <w:r>
-        <w:rPr>
-          <w:b/>
-        </w:rPr>
-        <w:t>Negative result</w:t>
-      </w:r>
-      <w:r>
-        <w:rPr>
-          <w:b w:val="0"/>
-        </w:rPr>
-        <w:t xml:space="preserve">s and </w:t>
-      </w:r>
-      <w:r>
-        <w:rPr>
-          <w:b/>
-        </w:rPr>
-        <w:t>claim revision</w:t>
-      </w:r>
-      <w:r>
-        <w:rPr>
-          <w:b w:val="0"/>
-        </w:rPr>
-        <w:t>. Proposed explanation: “The worked result establishes every future case”. Decide whether this explanation is supported.</w:t>
-      </w:r>
-    </w:p>
-    <w:p>
-      <w:pPr>
-        <w:spacing w:line="336" w:lineRule="auto" w:after="180"/>
-      </w:pPr>
-      <w:r>
-        <w:rPr>
-          <w:b w:val="0"/>
-        </w:rPr>
-        <w:t>Point to the step or supplied fact that decides; explain your repair if needed.</w:t>
+        <w:t>07. W3 · Repair a misconception</w:t>
+      </w:r>
+    </w:p>
+    <w:p>
+      <w:r>
+        <w:t>Keep this task’s inputs,rule and response together.</w:t>
+      </w:r>
+    </w:p>
+    <w:p>
+      <w:pPr>
+        <w:pStyle w:val="Heading2"/>
+      </w:pPr>
+      <w:r>
+        <w:t>Complete task and evidence</w:t>
+      </w:r>
+    </w:p>
+    <w:p>
+      <w:pPr>
+        <w:pStyle w:val="ListBullet"/>
+      </w:pPr>
+      <w:r>
+        <w:t>Negative results state that evidence did not meet a declared expectation, with the original method and limitations retained. Main prediction expects B support strictly above A; both pass 8/10 = 80%, so observed strict improvement is absent. This does not prove equal population performance or universal uselessness. Separate picture predicts higher B correctness but both score 6/8 = 75%. Zero observed count difference is not an equivalence test, and individual correct/error identities are unknown. A new task chosen because A fails, on which B wins, is a selected demonstration; preserve it separately and disclose outcome-driven selection. Proposed explanations and revised questions are new work, not established mechanisms. No uncertainty method or equivalence margin is supplied. Report an unmet practical target together with any positive observed magnitude rather than hiding either. The investigation is a fictional paper claim audit, not a real model trial.</w:t>
+      </w:r>
+    </w:p>
+    <w:p>
+      <w:pPr>
+        <w:pStyle w:val="ListBullet"/>
+      </w:pPr>
+      <w:r>
+        <w:t>A report omits this qualification: Failure to meet a criterion or reject a null is not proof of exact equivalence. Explain how omitting it could change a reader's interpretation, and write an accurate replacement.</w:t>
       </w:r>
     </w:p>
     <w:p>
@@ -397,7 +620,7 @@
         <w:pStyle w:val="Heading3"/>
       </w:pPr>
       <w:r>
-        <w:t>My explanation before partner discussion</w:t>
+        <w:t>My reasoning and evidence</w:t>
       </w:r>
     </w:p>
     <w:p>
@@ -421,16 +644,50 @@
       </w:r>
     </w:p>
     <w:p>
+      <w:r>
+        <w:t>________________________________________________________________</w:t>
+      </w:r>
+    </w:p>
+    <w:p>
+      <w:r>
+        <w:t>________________________________________________________________</w:t>
+      </w:r>
+    </w:p>
+    <w:p>
       <w:pPr>
         <w:pStyle w:val="Heading1"/>
       </w:pPr>
       <w:r>
-        <w:t>04. Independent transfer case</w:t>
-      </w:r>
-    </w:p>
-    <w:p>
-      <w:r>
-        <w:t>Write one first attempt at the reserved independent case before feedback. Repeated copies of that case refer to the same recorded attempt.</w:t>
+        <w:t>09. W5 · Explain the limitation</w:t>
+      </w:r>
+    </w:p>
+    <w:p>
+      <w:r>
+        <w:t>Keep this task’s inputs,rule and response together.</w:t>
+      </w:r>
+    </w:p>
+    <w:p>
+      <w:pPr>
+        <w:pStyle w:val="Heading2"/>
+      </w:pPr>
+      <w:r>
+        <w:t>Complete task and evidence</w:t>
+      </w:r>
+    </w:p>
+    <w:p>
+      <w:pPr>
+        <w:pStyle w:val="ListBullet"/>
+      </w:pPr>
+      <w:r>
+        <w:t>Negative results state that evidence did not meet a declared expectation, with the original method and limitations retained. Main prediction expects B support strictly above A; both pass 8/10 = 80%, so observed strict improvement is absent. This does not prove equal population performance or universal uselessness. Separate picture predicts higher B correctness but both score 6/8 = 75%. Zero observed count difference is not an equivalence test, and individual correct/error identities are unknown. A new task chosen because A fails, on which B wins, is a selected demonstration; preserve it separately and disclose outcome-driven selection. Proposed explanations and revised questions are new work, not established mechanisms. No uncertainty method or equivalence margin is supplied. Report an unmet practical target together with any positive observed magnitude rather than hiding either. The investigation is a fictional paper claim audit, not a real model trial.</w:t>
+      </w:r>
+    </w:p>
+    <w:p>
+      <w:pPr>
+        <w:pStyle w:val="ListBullet"/>
+      </w:pPr>
+      <w:r>
+        <w:t>For the worked scenario, propose one additional case that could reveal a failure, describe its expected outcome before running it, and explain what would need to remain fixed for a fair comparison. Do not reuse W4 as a new final test after receiving feedback.</w:t>
       </w:r>
     </w:p>
     <w:p>
@@ -438,18 +695,79 @@
         <w:pStyle w:val="Heading3"/>
       </w:pPr>
       <w:r>
+        <w:t>My reasoning and evidence</w:t>
+      </w:r>
+    </w:p>
+    <w:p>
+      <w:r>
+        <w:t>________________________________________________________________</w:t>
+      </w:r>
+    </w:p>
+    <w:p>
+      <w:r>
+        <w:t>________________________________________________________________</w:t>
+      </w:r>
+    </w:p>
+    <w:p>
+      <w:r>
+        <w:t>________________________________________________________________</w:t>
+      </w:r>
+    </w:p>
+    <w:p>
+      <w:r>
+        <w:t>________________________________________________________________</w:t>
+      </w:r>
+    </w:p>
+    <w:p>
+      <w:r>
+        <w:t>________________________________________________________________</w:t>
+      </w:r>
+    </w:p>
+    <w:p>
+      <w:r>
+        <w:t>________________________________________________________________</w:t>
+      </w:r>
+    </w:p>
+    <w:p>
+      <w:r>
+        <w:t>________________________________________________________________</w:t>
+      </w:r>
+    </w:p>
+    <w:p>
+      <w:pPr>
+        <w:pStyle w:val="Heading1"/>
+      </w:pPr>
+      <w:r>
+        <w:t>04. Try alone · Selected transfer</w:t>
+      </w:r>
+    </w:p>
+    <w:p>
+      <w:r>
+        <w:t>Keep this task’s inputs,rule and response together.</w:t>
+      </w:r>
+    </w:p>
+    <w:p>
+      <w:pPr>
+        <w:pStyle w:val="Heading2"/>
+      </w:pPr>
+      <w:r>
+        <w:t>Complete task and evidence</w:t>
+      </w:r>
+    </w:p>
+    <w:p>
+      <w:pPr>
+        <w:pStyle w:val="Heading3"/>
+      </w:pPr>
+      <w:r>
         <w:t>Independent case: Apply a new case independently</w:t>
       </w:r>
     </w:p>
     <w:p>
       <w:pPr>
-        <w:spacing w:line="336" w:lineRule="auto" w:after="180"/>
-      </w:pPr>
-      <w:r>
-        <w:rPr>
-          <w:b w:val="0"/>
-        </w:rPr>
-        <w:t>Hypothesis predicts mean latency reduction at least2 seconds. Observed paired mean reduction .8. Report.</w:t>
+        <w:pStyle w:val="ListBullet"/>
+      </w:pPr>
+      <w:r>
+        <w:t>Hypothesis predicts mean latency reduction at least 2 seconds. Observed paired mean reduction .8. Report.</w:t>
       </w:r>
     </w:p>
     <w:p>
@@ -497,12 +815,9 @@
     </w:p>
     <w:p>
       <w:pPr>
-        <w:spacing w:line="336" w:lineRule="auto" w:after="180"/>
-      </w:pPr>
-      <w:r>
-        <w:rPr>
-          <w:b w:val="0"/>
-        </w:rPr>
+        <w:pStyle w:val="ListBullet"/>
+      </w:pPr>
+      <w:r>
         <w:t>Attempt this case before feedback. Record any help. Earlier examples below are further practice; a case already practised with feedback cannot establish fresh transfer.</w:t>
       </w:r>
     </w:p>
@@ -511,59 +826,28 @@
         <w:pStyle w:val="Heading1"/>
       </w:pPr>
       <w:r>
-        <w:t>05. W1 Explain the mechanism</w:t>
-      </w:r>
-    </w:p>
-    <w:p>
-      <w:r>
-        <w:t>Explain the mechanism. Apply the supplied Negative results and claim revision facts and keep your reasoning.</w:t>
-      </w:r>
-    </w:p>
-    <w:p>
-      <w:pPr>
-        <w:spacing w:line="336" w:lineRule="auto" w:after="180"/>
-      </w:pPr>
-      <w:r>
-        <w:rPr>
-          <w:b w:val="0"/>
-        </w:rPr>
-        <w:t xml:space="preserve">Explain the weekly </w:t>
-      </w:r>
-      <w:r>
-        <w:rPr>
-          <w:b/>
-        </w:rPr>
-        <w:t>mechanism</w:t>
-      </w:r>
-      <w:r>
-        <w:rPr>
-          <w:b w:val="0"/>
-        </w:rPr>
-        <w:t xml:space="preserve"> in your own words. Use the worked scenario to name its </w:t>
-      </w:r>
-      <w:r>
-        <w:rPr>
-          <w:b/>
-        </w:rPr>
-        <w:t>input</w:t>
-      </w:r>
-      <w:r>
-        <w:rPr>
-          <w:b w:val="0"/>
-        </w:rPr>
-        <w:t xml:space="preserve">, decision rule and </w:t>
-      </w:r>
-      <w:r>
-        <w:rPr>
-          <w:b/>
-        </w:rPr>
-        <w:t>output</w:t>
-      </w:r>
-      <w:r>
-        <w:rPr>
-          <w:b w:val="0"/>
-        </w:rPr>
-        <w:t>.</w:t>
+        <w:t>10. Project · Keep the research evidence</w:t>
+      </w:r>
+    </w:p>
+    <w:p>
+      <w:r>
+        <w:t>Preserve the question, protocol, observations, analysis and limits.</w:t>
+      </w:r>
+    </w:p>
+    <w:p>
+      <w:pPr>
+        <w:pStyle w:val="Heading2"/>
+      </w:pPr>
+      <w:r>
+        <w:t>Complete task and evidence</w:t>
+      </w:r>
+    </w:p>
+    <w:p>
+      <w:pPr>
+        <w:pStyle w:val="ListBullet"/>
+      </w:pPr>
+      <w:r>
+        <w:t>Add a labelled negative results and claim revision evidence sheet to Reproducible AI Research Study. Show how you can explain the mechanism and terminology of negative results and claim revision. Use the supplied fictional case and keep its inputs, intermediate steps, calculation or prediction, and limitation. Connect this record to last week’s record; a matching answer without a trace is insufficient.</w:t>
       </w:r>
     </w:p>
     <w:p>
@@ -571,7 +855,7 @@
         <w:pStyle w:val="Heading3"/>
       </w:pPr>
       <w:r>
-        <w:t>My reasoning and evidence</w:t>
+        <w:t>My project change, supporting evidence and remaining limit</w:t>
       </w:r>
     </w:p>
     <w:p>
@@ -609,472 +893,20 @@
         <w:pStyle w:val="Heading1"/>
       </w:pPr>
       <w:r>
-        <w:t>06. W2 Trace the worked case</w:t>
-      </w:r>
-    </w:p>
-    <w:p>
-      <w:r>
-        <w:t>Trace the worked case. Apply the supplied Negative results and claim revision facts and keep your reasoning.</w:t>
-      </w:r>
-    </w:p>
-    <w:p>
-      <w:pPr>
-        <w:spacing w:line="336" w:lineRule="auto" w:after="180"/>
-      </w:pPr>
-      <w:r>
-        <w:rPr>
-          <w:b w:val="0"/>
-        </w:rPr>
-        <w:t>Hypothesis expects B support strictly above A. Both pass8/10 reserved cases. Show the intermediate steps and give the conclusion with its scope.</w:t>
-      </w:r>
-    </w:p>
-    <w:p>
-      <w:pPr>
-        <w:pStyle w:val="Heading3"/>
-      </w:pPr>
-      <w:r>
-        <w:t>My reasoning and evidence</w:t>
-      </w:r>
-    </w:p>
-    <w:p>
-      <w:r>
-        <w:t>________________________________________________________________</w:t>
-      </w:r>
-    </w:p>
-    <w:p>
-      <w:r>
-        <w:t>________________________________________________________________</w:t>
-      </w:r>
-    </w:p>
-    <w:p>
-      <w:r>
-        <w:t>________________________________________________________________</w:t>
-      </w:r>
-    </w:p>
-    <w:p>
-      <w:r>
-        <w:t>________________________________________________________________</w:t>
-      </w:r>
-    </w:p>
-    <w:p>
-      <w:r>
-        <w:t>________________________________________________________________</w:t>
-      </w:r>
-    </w:p>
-    <w:p>
-      <w:r>
-        <w:t>________________________________________________________________</w:t>
-      </w:r>
-    </w:p>
-    <w:p>
-      <w:r>
-        <w:t>________________________________________________________________</w:t>
-      </w:r>
-    </w:p>
-    <w:p>
-      <w:pPr>
-        <w:pStyle w:val="Heading1"/>
-      </w:pPr>
-      <w:r>
-        <w:t>07. W3 Audit the limit</w:t>
-      </w:r>
-    </w:p>
-    <w:p>
-      <w:r>
-        <w:t>Audit the limit. Apply the supplied Negative results and claim revision facts and keep your reasoning.</w:t>
-      </w:r>
-    </w:p>
-    <w:p>
-      <w:pPr>
-        <w:spacing w:line="336" w:lineRule="auto" w:after="180"/>
-      </w:pPr>
-      <w:r>
-        <w:rPr>
-          <w:b w:val="0"/>
-        </w:rPr>
-        <w:t xml:space="preserve">A report omits this qualification: Failure to meet a criterion or reject a null is not proof of exact </w:t>
-      </w:r>
-      <w:r>
-        <w:rPr>
-          <w:b/>
-        </w:rPr>
-        <w:t>equivalence</w:t>
-      </w:r>
-      <w:r>
-        <w:rPr>
-          <w:b w:val="0"/>
-        </w:rPr>
-        <w:t>. Explain how omitting it could change a reader's interpretation, and write an accurate replacement.</w:t>
-      </w:r>
-    </w:p>
-    <w:p>
-      <w:pPr>
-        <w:pStyle w:val="Heading3"/>
-      </w:pPr>
-      <w:r>
-        <w:t>My reasoning and evidence</w:t>
-      </w:r>
-    </w:p>
-    <w:p>
-      <w:r>
-        <w:t>________________________________________________________________</w:t>
-      </w:r>
-    </w:p>
-    <w:p>
-      <w:r>
-        <w:t>________________________________________________________________</w:t>
-      </w:r>
-    </w:p>
-    <w:p>
-      <w:r>
-        <w:t>________________________________________________________________</w:t>
-      </w:r>
-    </w:p>
-    <w:p>
-      <w:r>
-        <w:t>________________________________________________________________</w:t>
-      </w:r>
-    </w:p>
-    <w:p>
-      <w:r>
-        <w:t>________________________________________________________________</w:t>
-      </w:r>
-    </w:p>
-    <w:p>
-      <w:r>
-        <w:t>________________________________________________________________</w:t>
-      </w:r>
-    </w:p>
-    <w:p>
-      <w:pPr>
-        <w:pStyle w:val="Heading1"/>
-      </w:pPr>
-      <w:r>
-        <w:t>08. W4 Apply a new case independently</w:t>
-      </w:r>
-    </w:p>
-    <w:p>
-      <w:r>
-        <w:t>Attempt before feedback. If this repeats the selected independent case, reuse that first attempt; otherwise keep a separate record. Apply a new case independently. Apply the supplied Negative results and claim revision facts and keep your reasoning.</w:t>
-      </w:r>
-    </w:p>
-    <w:p>
-      <w:pPr>
-        <w:spacing w:line="336" w:lineRule="auto" w:after="180"/>
-      </w:pPr>
-      <w:r>
-        <w:rPr>
-          <w:b w:val="0"/>
-        </w:rPr>
-        <w:t>Hypothesis predicts mean latency reduction at least2 seconds. Observed paired mean reduction .8. Report.</w:t>
-      </w:r>
-    </w:p>
-    <w:p>
-      <w:pPr>
-        <w:pStyle w:val="Heading3"/>
-      </w:pPr>
-      <w:r>
-        <w:t>My reasoning and evidence</w:t>
-      </w:r>
-    </w:p>
-    <w:p>
-      <w:r>
-        <w:t>________________________________________________________________</w:t>
-      </w:r>
-    </w:p>
-    <w:p>
-      <w:r>
-        <w:t>________________________________________________________________</w:t>
-      </w:r>
-    </w:p>
-    <w:p>
-      <w:r>
-        <w:t>________________________________________________________________</w:t>
-      </w:r>
-    </w:p>
-    <w:p>
-      <w:r>
-        <w:t>________________________________________________________________</w:t>
-      </w:r>
-    </w:p>
-    <w:p>
-      <w:r>
-        <w:t>________________________________________________________________</w:t>
-      </w:r>
-    </w:p>
-    <w:p>
-      <w:r>
-        <w:t>________________________________________________________________</w:t>
-      </w:r>
-    </w:p>
-    <w:p>
-      <w:r>
-        <w:t>________________________________________________________________</w:t>
-      </w:r>
-    </w:p>
-    <w:p>
-      <w:r>
-        <w:t>________________________________________________________________</w:t>
-      </w:r>
-    </w:p>
-    <w:p>
-      <w:pPr>
-        <w:pStyle w:val="Heading1"/>
-      </w:pPr>
-      <w:r>
-        <w:t>09. W5 Design a revealing follow-up</w:t>
-      </w:r>
-    </w:p>
-    <w:p>
-      <w:r>
-        <w:t>Design a revealing follow-up. Apply the supplied Negative results and claim revision facts and keep your reasoning.</w:t>
-      </w:r>
-    </w:p>
-    <w:p>
-      <w:pPr>
-        <w:spacing w:line="336" w:lineRule="auto" w:after="180"/>
-      </w:pPr>
-      <w:r>
-        <w:rPr>
-          <w:b w:val="0"/>
-        </w:rPr>
-        <w:t>For the worked scenario, propose one additional case that could reveal a failure, describe its expected outcome before running it, and explain what would need to remain fixed for a fair comparison.</w:t>
-      </w:r>
-    </w:p>
-    <w:p>
-      <w:pPr>
-        <w:spacing w:line="336" w:lineRule="auto" w:after="180"/>
-      </w:pPr>
-      <w:r>
-        <w:rPr>
-          <w:b w:val="0"/>
-        </w:rPr>
-        <w:t>Do not reuse W4 as a new final test after receiving feedback.</w:t>
-      </w:r>
-    </w:p>
-    <w:p>
-      <w:pPr>
-        <w:pStyle w:val="Heading3"/>
-      </w:pPr>
-      <w:r>
-        <w:t>My reasoning and evidence</w:t>
-      </w:r>
-    </w:p>
-    <w:p>
-      <w:r>
-        <w:t>________________________________________________________________</w:t>
-      </w:r>
-    </w:p>
-    <w:p>
-      <w:r>
-        <w:t>________________________________________________________________</w:t>
-      </w:r>
-    </w:p>
-    <w:p>
-      <w:r>
-        <w:t>________________________________________________________________</w:t>
-      </w:r>
-    </w:p>
-    <w:p>
-      <w:r>
-        <w:t>________________________________________________________________</w:t>
-      </w:r>
-    </w:p>
-    <w:p>
-      <w:r>
-        <w:t>________________________________________________________________</w:t>
-      </w:r>
-    </w:p>
-    <w:p>
-      <w:r>
-        <w:t>________________________________________________________________</w:t>
-      </w:r>
-    </w:p>
-    <w:p>
-      <w:r>
-        <w:t>________________________________________________________________</w:t>
-      </w:r>
-    </w:p>
-    <w:p>
-      <w:pPr>
-        <w:pStyle w:val="Heading1"/>
-      </w:pPr>
-      <w:r>
-        <w:t>10. Project checkpoint and reflection</w:t>
-      </w:r>
-    </w:p>
-    <w:p>
-      <w:r>
-        <w:t>Connect Negative results and claim revision to Reproducible AI Research Study, identify a limit and choose the next useful test.</w:t>
-      </w:r>
-    </w:p>
-    <w:p>
-      <w:pPr>
-        <w:spacing w:line="336" w:lineRule="auto" w:after="180"/>
-      </w:pPr>
-      <w:r>
-        <w:rPr>
-          <w:b w:val="0"/>
-        </w:rPr>
-        <w:t xml:space="preserve">Add a labelled </w:t>
-      </w:r>
-      <w:r>
-        <w:rPr>
-          <w:b/>
-        </w:rPr>
-        <w:t>negative result</w:t>
-      </w:r>
-      <w:r>
-        <w:rPr>
-          <w:b w:val="0"/>
-        </w:rPr>
-        <w:t xml:space="preserve">s and </w:t>
-      </w:r>
-      <w:r>
-        <w:rPr>
-          <w:b/>
-        </w:rPr>
-        <w:t>claim revision</w:t>
-      </w:r>
-      <w:r>
-        <w:rPr>
-          <w:b w:val="0"/>
-        </w:rPr>
-        <w:t xml:space="preserve"> </w:t>
-      </w:r>
-      <w:r>
-        <w:rPr>
-          <w:b/>
-        </w:rPr>
-        <w:t>evidence</w:t>
-      </w:r>
-      <w:r>
-        <w:rPr>
-          <w:b w:val="0"/>
-        </w:rPr>
-        <w:t xml:space="preserve"> sheet to Reproducible AI Research Study. Show how you can explain the </w:t>
-      </w:r>
-      <w:r>
-        <w:rPr>
-          <w:b/>
-        </w:rPr>
-        <w:t>mechanism</w:t>
-      </w:r>
-      <w:r>
-        <w:rPr>
-          <w:b w:val="0"/>
-        </w:rPr>
-        <w:t xml:space="preserve"> and terminology of </w:t>
-      </w:r>
-      <w:r>
-        <w:rPr>
-          <w:b/>
-        </w:rPr>
-        <w:t>negative result</w:t>
-      </w:r>
-      <w:r>
-        <w:rPr>
-          <w:b w:val="0"/>
-        </w:rPr>
-        <w:t xml:space="preserve">s and </w:t>
-      </w:r>
-      <w:r>
-        <w:rPr>
-          <w:b/>
-        </w:rPr>
-        <w:t>claim revision</w:t>
-      </w:r>
-      <w:r>
-        <w:rPr>
-          <w:b w:val="0"/>
-        </w:rPr>
-        <w:t>.</w:t>
-      </w:r>
-    </w:p>
-    <w:p>
-      <w:pPr>
-        <w:spacing w:line="336" w:lineRule="auto" w:after="180"/>
-      </w:pPr>
-      <w:r>
-        <w:rPr>
-          <w:b w:val="0"/>
-        </w:rPr>
-        <w:t xml:space="preserve">Use the supplied fictional case and keep its </w:t>
-      </w:r>
-      <w:r>
-        <w:rPr>
-          <w:b/>
-        </w:rPr>
-        <w:t>input</w:t>
-      </w:r>
-      <w:r>
-        <w:rPr>
-          <w:b w:val="0"/>
-        </w:rPr>
-        <w:t xml:space="preserve">s, intermediate steps, calculation or </w:t>
-      </w:r>
-      <w:r>
-        <w:rPr>
-          <w:b/>
-        </w:rPr>
-        <w:t>prediction</w:t>
-      </w:r>
-      <w:r>
-        <w:rPr>
-          <w:b w:val="0"/>
-        </w:rPr>
-        <w:t>, and limitation. Connect this record to last week’s record; a matching answer without a trace is insufficient.</w:t>
-      </w:r>
-    </w:p>
-    <w:p>
-      <w:pPr>
-        <w:pStyle w:val="Heading3"/>
-      </w:pPr>
-      <w:r>
-        <w:t>My project change, supporting evidence and remaining limit</w:t>
-      </w:r>
-    </w:p>
-    <w:p>
-      <w:r>
-        <w:t>________________________________________________________________</w:t>
-      </w:r>
-    </w:p>
-    <w:p>
-      <w:r>
-        <w:t>________________________________________________________________</w:t>
-      </w:r>
-    </w:p>
-    <w:p>
-      <w:r>
-        <w:t>________________________________________________________________</w:t>
-      </w:r>
-    </w:p>
-    <w:p>
-      <w:r>
-        <w:t>________________________________________________________________</w:t>
-      </w:r>
-    </w:p>
-    <w:p>
-      <w:r>
-        <w:t>________________________________________________________________</w:t>
-      </w:r>
-    </w:p>
-    <w:p>
-      <w:r>
-        <w:t>________________________________________________________________</w:t>
-      </w:r>
-    </w:p>
-    <w:p>
-      <w:pPr>
-        <w:pStyle w:val="Heading1"/>
-      </w:pPr>
-      <w:r>
-        <w:t>11. Feedback, return check and learning record</w:t>
-      </w:r>
-    </w:p>
-    <w:p>
-      <w:r>
-        <w:t>Record the first repaired step and a different case to revisit after a delay.</w:t>
+        <w:t>11. Feedback · Repair and return</w:t>
+      </w:r>
+    </w:p>
+    <w:p>
+      <w:r>
+        <w:t>Keep this task’s inputs,rule and response together.</w:t>
+      </w:r>
+    </w:p>
+    <w:p>
+      <w:pPr>
+        <w:pStyle w:val="Heading2"/>
+      </w:pPr>
+      <w:r>
+        <w:t>Complete task and evidence</w:t>
       </w:r>
     </w:p>
     <w:tbl>
@@ -1215,12 +1047,9 @@
     </w:tbl>
     <w:p>
       <w:pPr>
-        <w:spacing w:line="336" w:lineRule="auto" w:after="180"/>
-      </w:pPr>
-      <w:r>
-        <w:rPr>
-          <w:b w:val="0"/>
-        </w:rPr>
+        <w:pStyle w:val="ListBullet"/>
+      </w:pPr>
+      <w:r>
         <w:t>Revisit this idea with your teacher after a delay. Familiarity is different from explaining and using it on a changed case.</w:t>
       </w:r>
     </w:p>
@@ -1229,45 +1058,357 @@
         <w:pStyle w:val="Heading1"/>
       </w:pPr>
       <w:r>
-        <w:t>12. Pictorial case practice: Negative results and claim revision</w:t>
-      </w:r>
-    </w:p>
-    <w:p>
-      <w:r>
-        <w:t>A negative result changes the claim. A proposed prompt improvement ties the baseline on a fixed eight-case evaluation. Explain the labelled step before checking the changed condition.</w:t>
-      </w:r>
-    </w:p>
-    <w:p>
-      <w:pPr>
-        <w:spacing w:line="336" w:lineRule="auto" w:after="180"/>
-      </w:pPr>
-      <w:r>
-        <w:rPr>
-          <w:b w:val="0"/>
-        </w:rPr>
-        <w:t xml:space="preserve">A </w:t>
-      </w:r>
-      <w:r>
-        <w:rPr>
-          <w:b/>
-        </w:rPr>
-        <w:t>negative result</w:t>
-      </w:r>
-      <w:r>
-        <w:rPr>
-          <w:b w:val="0"/>
-        </w:rPr>
-        <w:t xml:space="preserve"> changes the claim. A proposed prompt improvement ties the baseline on a fixed eight-case evaluation.</w:t>
-      </w:r>
-    </w:p>
-    <w:p>
-      <w:pPr>
-        <w:spacing w:line="336" w:lineRule="auto" w:after="180"/>
-      </w:pPr>
-      <w:r>
-        <w:rPr>
-          <w:b w:val="0"/>
-        </w:rPr>
+        <w:t>Reference bank and extra practice</w:t>
+      </w:r>
+    </w:p>
+    <w:p>
+      <w:pPr>
+        <w:pStyle w:val="Heading1"/>
+      </w:pPr>
+      <w:r>
+        <w:t>02. Reference · Supported W2 record</w:t>
+      </w:r>
+    </w:p>
+    <w:p>
+      <w:r>
+        <w:t>Keep this task’s inputs,rule and response together.</w:t>
+      </w:r>
+    </w:p>
+    <w:p>
+      <w:pPr>
+        <w:pStyle w:val="Heading2"/>
+      </w:pPr>
+      <w:r>
+        <w:t>Complete task and evidence</w:t>
+      </w:r>
+    </w:p>
+    <w:p>
+      <w:pPr>
+        <w:pStyle w:val="ListBullet"/>
+      </w:pPr>
+      <w:r>
+        <w:t>Use W2: Trace the worked case for Negative results and claim revision. Record the answer once; the lesson and workbook refer to the same attempt.</w:t>
+      </w:r>
+    </w:p>
+    <w:tbl>
+      <w:tblPr>
+        <w:tblStyle w:val="LightShading-Accent1"/>
+        <w:tblW w:type="auto" w:w="0"/>
+        <w:tblLook w:firstColumn="1" w:firstRow="1" w:lastColumn="0" w:lastRow="0" w:noHBand="0" w:noVBand="1" w:val="04A0"/>
+      </w:tblPr>
+      <w:tblGrid>
+        <w:gridCol w:w="2556"/>
+        <w:gridCol w:w="2556"/>
+        <w:gridCol w:w="2556"/>
+        <w:gridCol w:w="2556"/>
+      </w:tblGrid>
+      <w:tr>
+        <w:trPr>
+          <w:tblHeader/>
+        </w:trPr>
+        <w:tc>
+          <w:tcPr>
+            <w:tcW w:type="dxa" w:w="2556"/>
+          </w:tcPr>
+          <w:p>
+            <w:r>
+              <w:t>Given inputs</w:t>
+            </w:r>
+          </w:p>
+        </w:tc>
+        <w:tc>
+          <w:tcPr>
+            <w:tcW w:type="dxa" w:w="2556"/>
+          </w:tcPr>
+          <w:p>
+            <w:r>
+              <w:t>Procedure I chose</w:t>
+            </w:r>
+          </w:p>
+        </w:tc>
+        <w:tc>
+          <w:tcPr>
+            <w:tcW w:type="dxa" w:w="2556"/>
+          </w:tcPr>
+          <w:p>
+            <w:r>
+              <w:t>Middle steps</w:t>
+            </w:r>
+          </w:p>
+        </w:tc>
+        <w:tc>
+          <w:tcPr>
+            <w:tcW w:type="dxa" w:w="2556"/>
+          </w:tcPr>
+          <w:p>
+            <w:r>
+              <w:t>Result and check</w:t>
+            </w:r>
+          </w:p>
+        </w:tc>
+      </w:tr>
+      <w:tr>
+        <w:tc>
+          <w:tcPr>
+            <w:tcW w:type="dxa" w:w="2556"/>
+          </w:tcPr>
+          <w:p>
+            <w:r/>
+          </w:p>
+        </w:tc>
+        <w:tc>
+          <w:tcPr>
+            <w:tcW w:type="dxa" w:w="2556"/>
+          </w:tcPr>
+          <w:p>
+            <w:r/>
+          </w:p>
+        </w:tc>
+        <w:tc>
+          <w:tcPr>
+            <w:tcW w:type="dxa" w:w="2556"/>
+          </w:tcPr>
+          <w:p>
+            <w:r/>
+          </w:p>
+        </w:tc>
+        <w:tc>
+          <w:tcPr>
+            <w:tcW w:type="dxa" w:w="2556"/>
+          </w:tcPr>
+          <w:p>
+            <w:r/>
+          </w:p>
+        </w:tc>
+      </w:tr>
+    </w:tbl>
+    <w:p>
+      <w:pPr>
+        <w:pStyle w:val="Heading3"/>
+      </w:pPr>
+      <w:r>
+        <w:t>The step I completed without help, and the hint I needed</w:t>
+      </w:r>
+    </w:p>
+    <w:p>
+      <w:r>
+        <w:t>________________________________________________________________</w:t>
+      </w:r>
+    </w:p>
+    <w:p>
+      <w:r>
+        <w:t>________________________________________________________________</w:t>
+      </w:r>
+    </w:p>
+    <w:p>
+      <w:r>
+        <w:t>________________________________________________________________</w:t>
+      </w:r>
+    </w:p>
+    <w:p>
+      <w:pPr>
+        <w:pStyle w:val="Heading1"/>
+      </w:pPr>
+      <w:r>
+        <w:t>03. Extra practice · Individual reasoning check</w:t>
+      </w:r>
+    </w:p>
+    <w:p>
+      <w:r>
+        <w:t>Keep this task’s inputs,rule and response together.</w:t>
+      </w:r>
+    </w:p>
+    <w:p>
+      <w:pPr>
+        <w:pStyle w:val="Heading2"/>
+      </w:pPr>
+      <w:r>
+        <w:t>Complete task and evidence</w:t>
+      </w:r>
+    </w:p>
+    <w:p>
+      <w:pPr>
+        <w:pStyle w:val="ListBullet"/>
+      </w:pPr>
+      <w:r>
+        <w:t>Use the worked case for Negative results and claim revision. Proposed explanation: “The worked result establishes every future case”. Decide whether this explanation is supported. Point to the step or supplied fact that decides; explain your repair if needed.</w:t>
+      </w:r>
+    </w:p>
+    <w:p>
+      <w:pPr>
+        <w:pStyle w:val="Heading3"/>
+      </w:pPr>
+      <w:r>
+        <w:t>My explanation before partner discussion</w:t>
+      </w:r>
+    </w:p>
+    <w:p>
+      <w:r>
+        <w:t>________________________________________________________________</w:t>
+      </w:r>
+    </w:p>
+    <w:p>
+      <w:r>
+        <w:t>________________________________________________________________</w:t>
+      </w:r>
+    </w:p>
+    <w:p>
+      <w:r>
+        <w:t>________________________________________________________________</w:t>
+      </w:r>
+    </w:p>
+    <w:p>
+      <w:r>
+        <w:t>________________________________________________________________</w:t>
+      </w:r>
+    </w:p>
+    <w:p>
+      <w:pPr>
+        <w:pStyle w:val="Heading1"/>
+      </w:pPr>
+      <w:r>
+        <w:t>08. Reference · Earlier W4 response copy</w:t>
+      </w:r>
+    </w:p>
+    <w:p>
+      <w:r>
+        <w:t>Keep this task’s inputs,rule and response together.</w:t>
+      </w:r>
+    </w:p>
+    <w:p>
+      <w:pPr>
+        <w:pStyle w:val="Heading2"/>
+      </w:pPr>
+      <w:r>
+        <w:t>Complete task and evidence</w:t>
+      </w:r>
+    </w:p>
+    <w:p>
+      <w:pPr>
+        <w:pStyle w:val="ListBullet"/>
+      </w:pPr>
+      <w:r>
+        <w:t>Hypothesis predicts mean latency reduction at least 2 seconds. Observed paired mean reduction .8. Report.</w:t>
+      </w:r>
+    </w:p>
+    <w:p>
+      <w:pPr>
+        <w:pStyle w:val="Heading3"/>
+      </w:pPr>
+      <w:r>
+        <w:t>My reasoning and evidence</w:t>
+      </w:r>
+    </w:p>
+    <w:p>
+      <w:r>
+        <w:t>________________________________________________________________</w:t>
+      </w:r>
+    </w:p>
+    <w:p>
+      <w:r>
+        <w:t>________________________________________________________________</w:t>
+      </w:r>
+    </w:p>
+    <w:p>
+      <w:r>
+        <w:t>________________________________________________________________</w:t>
+      </w:r>
+    </w:p>
+    <w:p>
+      <w:r>
+        <w:t>________________________________________________________________</w:t>
+      </w:r>
+    </w:p>
+    <w:p>
+      <w:r>
+        <w:t>________________________________________________________________</w:t>
+      </w:r>
+    </w:p>
+    <w:p>
+      <w:r>
+        <w:t>________________________________________________________________</w:t>
+      </w:r>
+    </w:p>
+    <w:p>
+      <w:r>
+        <w:t>________________________________________________________________</w:t>
+      </w:r>
+    </w:p>
+    <w:p>
+      <w:r>
+        <w:t>________________________________________________________________</w:t>
+      </w:r>
+    </w:p>
+    <w:p>
+      <w:pPr>
+        <w:pStyle w:val="Heading1"/>
+      </w:pPr>
+      <w:r>
+        <w:t>12. Extra practice · Pictured case</w:t>
+      </w:r>
+    </w:p>
+    <w:p>
+      <w:r>
+        <w:t>Keep this task’s inputs,rule and response together.</w:t>
+      </w:r>
+    </w:p>
+    <w:p>
+      <w:pPr>
+        <w:pStyle w:val="Heading2"/>
+      </w:pPr>
+      <w:r>
+        <w:t>Complete task and evidence</w:t>
+      </w:r>
+    </w:p>
+    <w:p>
+      <w:r>
+        <w:drawing>
+          <wp:inline xmlns:a="http://schemas.openxmlformats.org/drawingml/2006/main" xmlns:pic="http://schemas.openxmlformats.org/drawingml/2006/picture">
+            <wp:extent cx="5486400" cy="2992582"/>
+            <wp:docPr id="1" name="Picture 1" descr="Main A and B both pass eight of ten, eighty percent. Separate picture A and B both correct on six of eight, seventy-five percent. Strict B improvement was predicted but not observed. Ties do not establish population equivalence, and later favorable task selection must be disclosed."/>
+            <wp:cNvGraphicFramePr>
+              <a:graphicFrameLocks noChangeAspect="1"/>
+            </wp:cNvGraphicFramePr>
+            <a:graphic>
+              <a:graphicData uri="http://schemas.openxmlformats.org/drawingml/2006/picture">
+                <pic:pic>
+                  <pic:nvPicPr>
+                    <pic:cNvPr id="0" name="ai-7-28-tied-results.png"/>
+                    <pic:cNvPicPr/>
+                  </pic:nvPicPr>
+                  <pic:blipFill>
+                    <a:blip r:embed="rId9"/>
+                    <a:stretch>
+                      <a:fillRect/>
+                    </a:stretch>
+                  </pic:blipFill>
+                  <pic:spPr>
+                    <a:xfrm>
+                      <a:off x="0" y="0"/>
+                      <a:ext cx="5486400" cy="2992582"/>
+                    </a:xfrm>
+                    <a:prstGeom prst="rect"/>
+                  </pic:spPr>
+                </pic:pic>
+              </a:graphicData>
+            </a:graphic>
+          </wp:inline>
+        </w:drawing>
+      </w:r>
+    </w:p>
+    <w:p>
+      <w:pPr>
+        <w:pStyle w:val="ListBullet"/>
+      </w:pPr>
+      <w:r>
+        <w:t>A negative result changes the claim. A proposed prompt improvement ties the baseline on a fixed eight-case evaluation.</w:t>
+      </w:r>
+    </w:p>
+    <w:p>
+      <w:pPr>
+        <w:pStyle w:val="ListBullet"/>
+      </w:pPr>
+      <w:r>
         <w:t>A and B each score 6/8. Before running, the team predicted B would score higher.</w:t>
       </w:r>
     </w:p>
@@ -1276,7 +1417,7 @@
         <w:drawing>
           <wp:inline xmlns:a="http://schemas.openxmlformats.org/drawingml/2006/main" xmlns:pic="http://schemas.openxmlformats.org/drawingml/2006/picture">
             <wp:extent cx="5486400" cy="2641600"/>
-            <wp:docPr id="1" name="Picture 1" descr="No observed count advantage"/>
+            <wp:docPr id="2" name="Picture 2" descr="No observed count advantage"/>
             <wp:cNvGraphicFramePr>
               <a:graphicFrameLocks noChangeAspect="1"/>
             </wp:cNvGraphicFramePr>
@@ -1288,7 +1429,7 @@
                     <pic:cNvPicPr/>
                   </pic:nvPicPr>
                   <pic:blipFill>
-                    <a:blip r:embed="rId9"/>
+                    <a:blip r:embed="rId10"/>
                     <a:stretch>
                       <a:fillRect/>
                     </a:stretch>
@@ -1312,7 +1453,7 @@
         <w:drawing>
           <wp:inline xmlns:a="http://schemas.openxmlformats.org/drawingml/2006/main" xmlns:pic="http://schemas.openxmlformats.org/drawingml/2006/picture">
             <wp:extent cx="5486400" cy="5185229"/>
-            <wp:docPr id="2" name="Picture 2" descr="Negative results and claim revision. Recall the prediction: The claim was a higher correct count for B.. State the finding: Both versions score 75%; no observed count advantage appears here.. Revise cautiously: Report the unsupported prediction and a justified next test."/>
+            <wp:docPr id="3" name="Picture 3" descr="Negative results and claim revision. Recall the prediction: The claim was a higher correct count for B.. State the finding: Both versions score 75%; no observed count advantage appears here.. Revise cautiously: Report the unsupported prediction and a justified next test."/>
             <wp:cNvGraphicFramePr>
               <a:graphicFrameLocks noChangeAspect="1"/>
             </wp:cNvGraphicFramePr>
@@ -1324,7 +1465,7 @@
                     <pic:cNvPicPr/>
                   </pic:nvPicPr>
                   <pic:blipFill>
-                    <a:blip r:embed="rId10"/>
+                    <a:blip r:embed="rId11"/>
                     <a:stretch>
                       <a:fillRect/>
                     </a:stretch>
@@ -1345,37 +1486,10 @@
     </w:p>
     <w:p>
       <w:pPr>
-        <w:spacing w:line="336" w:lineRule="auto" w:after="180"/>
-      </w:pPr>
-      <w:r>
-        <w:rPr>
-          <w:b w:val="0"/>
-        </w:rPr>
-        <w:t xml:space="preserve">Does a 6/8 tie support the </w:t>
-      </w:r>
-      <w:r>
-        <w:rPr>
-          <w:b/>
-        </w:rPr>
-        <w:t>prediction</w:t>
-      </w:r>
-      <w:r>
-        <w:rPr>
-          <w:b w:val="0"/>
-        </w:rPr>
-        <w:t xml:space="preserve"> that B scores higher? Explain why one newly selected favourable demonstration does not replace the original result or prove </w:t>
-      </w:r>
-      <w:r>
-        <w:rPr>
-          <w:b/>
-        </w:rPr>
-        <w:t>equivalence</w:t>
-      </w:r>
-      <w:r>
-        <w:rPr>
-          <w:b w:val="0"/>
-        </w:rPr>
-        <w:t>.</w:t>
+        <w:pStyle w:val="ListBullet"/>
+      </w:pPr>
+      <w:r>
+        <w:t>Does a 6/8 tie support the prediction that B scores higher? Explain why one newly selected favourable demonstration does not replace the original result or prove equivalence.</w:t>
       </w:r>
     </w:p>
     <w:p>
@@ -1418,56 +1532,18 @@
     </w:p>
     <w:p>
       <w:pPr>
-        <w:pStyle w:val="Heading3"/>
-      </w:pPr>
-      <w:r>
-        <w:t>Record the help used</w:t>
-      </w:r>
-    </w:p>
-    <w:p>
-      <w:pPr>
-        <w:spacing w:line="336" w:lineRule="auto" w:after="180"/>
-        <w:shd w:fill="F1F6F8"/>
-      </w:pPr>
-      <w:r>
-        <w:rPr>
-          <w:b w:val="0"/>
-        </w:rPr>
-        <w:t xml:space="preserve">Support used: alone / hint / worked example. This record is practice </w:t>
-      </w:r>
-      <w:r>
-        <w:rPr>
-          <w:b/>
-        </w:rPr>
-        <w:t>evidence</w:t>
-      </w:r>
-      <w:r>
-        <w:rPr>
-          <w:b w:val="0"/>
-        </w:rPr>
-        <w:t>.</w:t>
-      </w:r>
-    </w:p>
-    <w:p>
-      <w:pPr>
-        <w:spacing w:line="336" w:lineRule="auto" w:after="180"/>
-      </w:pPr>
-      <w:r>
-        <w:rPr>
-          <w:b w:val="0"/>
-        </w:rPr>
-        <w:t>Project connection: For the Reproducible AI Research Study, retain an annotated worked trace and the changed-case reasoning.</w:t>
-      </w:r>
-    </w:p>
-    <w:p>
-      <w:pPr>
-        <w:spacing w:line="336" w:lineRule="auto" w:after="180"/>
-      </w:pPr>
-      <w:r>
-        <w:rPr>
-          <w:b w:val="0"/>
-        </w:rPr>
-        <w:t>Connect the claim to its records, units and assumptions so another investigator can challenge or reproduce it.</w:t>
+        <w:pStyle w:val="ListBullet"/>
+      </w:pPr>
+      <w:r>
+        <w:t>Support used: alone / hint / worked example. This record is practice evidence.</w:t>
+      </w:r>
+    </w:p>
+    <w:p>
+      <w:pPr>
+        <w:pStyle w:val="ListBullet"/>
+      </w:pPr>
+      <w:r>
+        <w:t>Project connection: For the Reproducible AI Research Study, retain an annotated worked trace and the changed-case reasoning. Connect the claim to its records, units and assumptions so another investigator can challenge or reproduce it.</w:t>
       </w:r>
     </w:p>
     <w:p>
@@ -1475,56 +1551,43 @@
         <w:pStyle w:val="Heading1"/>
       </w:pPr>
       <w:r>
-        <w:t>13. Project portfolio milestone</w:t>
-      </w:r>
-    </w:p>
-    <w:p>
-      <w:r>
-        <w:t>Keep this week’s input, deciding step, result and limit together in the Reproducible AI Research Study record.</w:t>
-      </w:r>
-    </w:p>
-    <w:p>
-      <w:pPr>
-        <w:spacing w:line="336" w:lineRule="auto" w:after="180"/>
-      </w:pPr>
-      <w:r>
-        <w:rPr>
-          <w:b w:val="0"/>
-        </w:rPr>
+        <w:t>13. Reference · Project milestone</w:t>
+      </w:r>
+    </w:p>
+    <w:p>
+      <w:r>
+        <w:t>Keep this task’s inputs,rule and response together.</w:t>
+      </w:r>
+    </w:p>
+    <w:p>
+      <w:pPr>
+        <w:pStyle w:val="Heading2"/>
+      </w:pPr>
+      <w:r>
+        <w:t>Complete task and evidence</w:t>
+      </w:r>
+    </w:p>
+    <w:p>
+      <w:pPr>
+        <w:pStyle w:val="ListBullet"/>
+      </w:pPr>
+      <w:r>
         <w:t>Project: Reproducible AI Research Study</w:t>
       </w:r>
     </w:p>
     <w:p>
       <w:pPr>
-        <w:spacing w:line="336" w:lineRule="auto" w:after="180"/>
-      </w:pPr>
-      <w:r>
-        <w:rPr>
-          <w:b w:val="0"/>
-        </w:rPr>
-        <w:t xml:space="preserve">Current milestone: Prepare the demonstration. Gather reproducible instructions, </w:t>
-      </w:r>
-      <w:r>
-        <w:rPr>
-          <w:b/>
-        </w:rPr>
-        <w:t>evidence</w:t>
-      </w:r>
-      <w:r>
-        <w:rPr>
-          <w:b w:val="0"/>
-        </w:rPr>
-        <w:t>, access checks and remaining limitations.</w:t>
-      </w:r>
-    </w:p>
-    <w:p>
-      <w:pPr>
-        <w:spacing w:line="336" w:lineRule="auto" w:after="180"/>
-      </w:pPr>
-      <w:r>
-        <w:rPr>
-          <w:b w:val="0"/>
-        </w:rPr>
+        <w:pStyle w:val="ListBullet"/>
+      </w:pPr>
+      <w:r>
+        <w:t>Current milestone: Prepare the demonstration. Gather reproducible instructions, evidence, access checks and remaining limitations.</w:t>
+      </w:r>
+    </w:p>
+    <w:p>
+      <w:pPr>
+        <w:pStyle w:val="ListBullet"/>
+      </w:pPr>
+      <w:r>
         <w:t>For the Reproducible AI Research Study, retain an annotated worked trace and the changed-case reasoning. Connect the claim to its records, units and assumptions so another investigator can challenge or reproduce it.</w:t>
       </w:r>
     </w:p>
@@ -1682,12 +1745,468 @@
         <w:pStyle w:val="Heading1"/>
       </w:pPr>
       <w:r>
-        <w:t>14. Supported practice and learning evidence</w:t>
-      </w:r>
-    </w:p>
-    <w:p>
-      <w:r>
-        <w:t>Try the supported questions before comparing with hints and feedback. Record what you repaired and the evidence you retained.</w:t>
+        <w:t>14. Extra practice · Predict,check and repair</w:t>
+      </w:r>
+    </w:p>
+    <w:p>
+      <w:r>
+        <w:t>Keep supported feedback separate from the independent case.</w:t>
+      </w:r>
+    </w:p>
+    <w:p>
+      <w:pPr>
+        <w:pStyle w:val="Heading2"/>
+      </w:pPr>
+      <w:r>
+        <w:t>First supported question and optional hint</w:t>
+      </w:r>
+    </w:p>
+    <w:p>
+      <w:pPr>
+        <w:pStyle w:val="ListBullet"/>
+      </w:pPr>
+      <w:r>
+        <w:t>A negative result changes the claim. A proposed prompt improvement ties the baseline on a fixed eight-case evaluation.</w:t>
+      </w:r>
+    </w:p>
+    <w:p>
+      <w:pPr>
+        <w:pStyle w:val="Heading3"/>
+      </w:pPr>
+      <w:r>
+        <w:t>Practice 1: explain the deciding evidence</w:t>
+      </w:r>
+    </w:p>
+    <w:p>
+      <w:pPr>
+        <w:pStyle w:val="ListBullet"/>
+      </w:pPr>
+      <w:r>
+        <w:t>Which labelled step matches this detail? Report the unsupported prediction and a justified next test.</w:t>
+      </w:r>
+    </w:p>
+    <w:p>
+      <w:pPr>
+        <w:pStyle w:val="ListBullet"/>
+      </w:pPr>
+      <w:r>
+        <w:t>1. Revise cautiously</w:t>
+      </w:r>
+    </w:p>
+    <w:p>
+      <w:pPr>
+        <w:pStyle w:val="ListBullet"/>
+      </w:pPr>
+      <w:r>
+        <w:t>2. Recall the prediction</w:t>
+      </w:r>
+    </w:p>
+    <w:p>
+      <w:pPr>
+        <w:pStyle w:val="ListBullet"/>
+      </w:pPr>
+      <w:r>
+        <w:t>3. State the finding</w:t>
+      </w:r>
+    </w:p>
+    <w:p>
+      <w:pPr>
+        <w:pStyle w:val="Heading3"/>
+      </w:pPr>
+      <w:r>
+        <w:t>My selected conclusion, deciding fact and explanation</w:t>
+      </w:r>
+    </w:p>
+    <w:p>
+      <w:r>
+        <w:t>________________________________________________________________</w:t>
+      </w:r>
+    </w:p>
+    <w:p>
+      <w:r>
+        <w:t>________________________________________________________________</w:t>
+      </w:r>
+    </w:p>
+    <w:p>
+      <w:r>
+        <w:t>________________________________________________________________</w:t>
+      </w:r>
+    </w:p>
+    <w:p>
+      <w:r>
+        <w:t>________________________________________________________________</w:t>
+      </w:r>
+    </w:p>
+    <w:p>
+      <w:r>
+        <w:t>________________________________________________________________</w:t>
+      </w:r>
+    </w:p>
+    <w:p>
+      <w:pPr>
+        <w:pStyle w:val="ListBullet"/>
+      </w:pPr>
+      <w:r>
+        <w:t>Hint if needed: Read the steps in the pictorial case. Match the supplied detail to the stage that performs or records it.</w:t>
+      </w:r>
+    </w:p>
+    <w:p>
+      <w:pPr>
+        <w:pStyle w:val="Heading2"/>
+      </w:pPr>
+      <w:r>
+        <w:t>Check after the first attempt · reference / check after trying</w:t>
+      </w:r>
+    </w:p>
+    <w:p>
+      <w:pPr>
+        <w:spacing w:line="336" w:lineRule="auto" w:after="180"/>
+      </w:pPr>
+      <w:r>
+        <w:rPr>
+          <w:b w:val="0"/>
+        </w:rPr>
+        <w:t xml:space="preserve">After your attempt, compare with the supported explanation: Revise cautiously Report the unsupported </w:t>
+      </w:r>
+      <w:r>
+        <w:rPr>
+          <w:b/>
+        </w:rPr>
+        <w:t>prediction</w:t>
+      </w:r>
+      <w:r>
+        <w:rPr>
+          <w:b w:val="0"/>
+        </w:rPr>
+        <w:t xml:space="preserve"> and a justified next test. A </w:t>
+      </w:r>
+      <w:r>
+        <w:rPr>
+          <w:b/>
+        </w:rPr>
+        <w:t>negative result</w:t>
+      </w:r>
+      <w:r>
+        <w:rPr>
+          <w:b w:val="0"/>
+        </w:rPr>
+        <w:t xml:space="preserve"> can be informative when methods and limits are clear.</w:t>
+      </w:r>
+    </w:p>
+    <w:p>
+      <w:pPr>
+        <w:spacing w:line="336" w:lineRule="auto" w:after="180"/>
+      </w:pPr>
+      <w:r>
+        <w:rPr>
+          <w:b w:val="0"/>
+        </w:rPr>
+        <w:t>A tie does not prove the methods are equivalent under all conditions or that the experiment was worthless.</w:t>
+      </w:r>
+    </w:p>
+    <w:p>
+      <w:pPr>
+        <w:pStyle w:val="Heading2"/>
+      </w:pPr>
+      <w:r>
+        <w:t>Changed-case question and optional hint</w:t>
+      </w:r>
+    </w:p>
+    <w:p>
+      <w:pPr>
+        <w:pStyle w:val="Heading3"/>
+      </w:pPr>
+      <w:r>
+        <w:t>Practice 2: explain the deciding evidence</w:t>
+      </w:r>
+    </w:p>
+    <w:p>
+      <w:pPr>
+        <w:pStyle w:val="ListBullet"/>
+      </w:pPr>
+      <w:r>
+        <w:t>Changed-case practice: B wins on one new task after the team chooses it because A fails. Which conclusion is supported by the supplied facts?</w:t>
+      </w:r>
+    </w:p>
+    <w:p>
+      <w:pPr>
+        <w:pStyle w:val="ListBullet"/>
+      </w:pPr>
+      <w:r>
+        <w:t>1. We can decide the result without examining the changed input or the procedure.</w:t>
+      </w:r>
+    </w:p>
+    <w:p>
+      <w:pPr>
+        <w:pStyle w:val="ListBullet"/>
+      </w:pPr>
+      <w:r>
+        <w:t>2. This one example guarantees correct results for every future input.</w:t>
+      </w:r>
+    </w:p>
+    <w:p>
+      <w:pPr>
+        <w:pStyle w:val="ListBullet"/>
+      </w:pPr>
+      <w:r>
+        <w:t>3. Treat that selected demonstration as exploratory, not a replacement for the original result.</w:t>
+      </w:r>
+    </w:p>
+    <w:p>
+      <w:pPr>
+        <w:pStyle w:val="Heading3"/>
+      </w:pPr>
+      <w:r>
+        <w:t>My selected conclusion, deciding fact and explanation</w:t>
+      </w:r>
+    </w:p>
+    <w:p>
+      <w:r>
+        <w:t>________________________________________________________________</w:t>
+      </w:r>
+    </w:p>
+    <w:p>
+      <w:r>
+        <w:t>________________________________________________________________</w:t>
+      </w:r>
+    </w:p>
+    <w:p>
+      <w:r>
+        <w:t>________________________________________________________________</w:t>
+      </w:r>
+    </w:p>
+    <w:p>
+      <w:r>
+        <w:t>________________________________________________________________</w:t>
+      </w:r>
+    </w:p>
+    <w:p>
+      <w:r>
+        <w:t>________________________________________________________________</w:t>
+      </w:r>
+    </w:p>
+    <w:p>
+      <w:pPr>
+        <w:pStyle w:val="ListBullet"/>
+      </w:pPr>
+      <w:r>
+        <w:t>Hint if needed: Use the changed condition and the deciding step in the pictorial trace. The answer must say what follows from those facts.</w:t>
+      </w:r>
+    </w:p>
+    <w:p>
+      <w:pPr>
+        <w:pStyle w:val="Heading2"/>
+      </w:pPr>
+      <w:r>
+        <w:t>Check after the changed attempt · reference / check after trying</w:t>
+      </w:r>
+    </w:p>
+    <w:p>
+      <w:pPr>
+        <w:spacing w:line="336" w:lineRule="auto" w:after="180"/>
+      </w:pPr>
+      <w:r>
+        <w:rPr>
+          <w:b w:val="0"/>
+        </w:rPr>
+        <w:t>After your attempt, compare with the supported explanation: Treat that selected demonstration as exploratory, not a replacement for the original result. Case selection now depends on outcomes.</w:t>
+      </w:r>
+    </w:p>
+    <w:p>
+      <w:pPr>
+        <w:pStyle w:val="Heading2"/>
+      </w:pPr>
+      <w:r>
+        <w:t>Repair and retain the record</w:t>
+      </w:r>
+    </w:p>
+    <w:p>
+      <w:pPr>
+        <w:spacing w:line="336" w:lineRule="auto" w:after="180"/>
+      </w:pPr>
+      <w:r>
+        <w:rPr>
+          <w:b w:val="0"/>
+        </w:rPr>
+        <w:t xml:space="preserve">Review Robustness across conditions (ai-7/27). Goal: Explain the </w:t>
+      </w:r>
+      <w:r>
+        <w:rPr>
+          <w:b/>
+        </w:rPr>
+        <w:t>mechanism</w:t>
+      </w:r>
+      <w:r>
+        <w:rPr>
+          <w:b w:val="0"/>
+        </w:rPr>
+        <w:t xml:space="preserve"> and terminology of robustness across conditions. Short practice: Calculate indoor, outdoor and combined rates.</w:t>
+      </w:r>
+    </w:p>
+    <w:p>
+      <w:pPr>
+        <w:spacing w:line="336" w:lineRule="auto" w:after="180"/>
+      </w:pPr>
+      <w:r>
+        <w:rPr>
+          <w:b w:val="0"/>
+        </w:rPr>
+        <w:t>Which relevant weakness disappears from view when only the combined rate is reported?. Return to this week and explain what you changed.</w:t>
+      </w:r>
+    </w:p>
+    <w:p>
+      <w:pPr>
+        <w:spacing w:line="336" w:lineRule="auto" w:after="180"/>
+      </w:pPr>
+      <w:r>
+        <w:rPr>
+          <w:b w:val="0"/>
+        </w:rPr>
+        <w:t xml:space="preserve">Review Running the primary experiment (ai-7/25). Goal: Explain the </w:t>
+      </w:r>
+      <w:r>
+        <w:rPr>
+          <w:b/>
+        </w:rPr>
+        <w:t>mechanism</w:t>
+      </w:r>
+      <w:r>
+        <w:rPr>
+          <w:b w:val="0"/>
+        </w:rPr>
+        <w:t xml:space="preserve"> and terminology of running the primary experiment. Short practice: Compute A’s and B’s six-case counts and identify the cases that favour each.</w:t>
+      </w:r>
+    </w:p>
+    <w:p>
+      <w:pPr>
+        <w:spacing w:line="336" w:lineRule="auto" w:after="180"/>
+      </w:pPr>
+      <w:r>
+        <w:rPr>
+          <w:b w:val="0"/>
+        </w:rPr>
+        <w:t>How must a B revision tuned on case four be labelled when evaluated again on the same set?. Return to this week and explain what you changed.</w:t>
+      </w:r>
+    </w:p>
+    <w:p>
+      <w:pPr>
+        <w:spacing w:line="336" w:lineRule="auto" w:after="180"/>
+      </w:pPr>
+      <w:r>
+        <w:rPr>
+          <w:b w:val="0"/>
+        </w:rPr>
+        <w:t xml:space="preserve">Review Pilot experiments (ai-7/22). Goal: Explain the </w:t>
+      </w:r>
+      <w:r>
+        <w:rPr>
+          <w:b/>
+        </w:rPr>
+        <w:t>mechanism</w:t>
+      </w:r>
+      <w:r>
+        <w:rPr>
+          <w:b w:val="0"/>
+        </w:rPr>
+        <w:t xml:space="preserve"> and terminology of pilot experiments. Short practice: Calculate reviewer agreement on the four pilot answers.</w:t>
+      </w:r>
+    </w:p>
+    <w:p>
+      <w:pPr>
+        <w:spacing w:line="336" w:lineRule="auto" w:after="180"/>
+      </w:pPr>
+      <w:r>
+        <w:rPr>
+          <w:b w:val="0"/>
+        </w:rPr>
+        <w:t xml:space="preserve">What can the disagreement improve, and why are those revised practice answers not untouched final </w:t>
+      </w:r>
+      <w:r>
+        <w:rPr>
+          <w:b/>
+        </w:rPr>
+        <w:t>evidence</w:t>
+      </w:r>
+      <w:r>
+        <w:rPr>
+          <w:b w:val="0"/>
+        </w:rPr>
+        <w:t>?. Return to this week and explain what you changed.</w:t>
+      </w:r>
+    </w:p>
+    <w:p>
+      <w:pPr>
+        <w:spacing w:line="336" w:lineRule="auto" w:after="180"/>
+      </w:pPr>
+      <w:r>
+        <w:rPr>
+          <w:b w:val="0"/>
+        </w:rPr>
+        <w:t xml:space="preserve">Use Download completed work in the hosted lesson to export your answers, reflections, practice feedback and code-run </w:t>
+      </w:r>
+      <w:r>
+        <w:rPr>
+          <w:b/>
+        </w:rPr>
+        <w:t>evidence</w:t>
+      </w:r>
+      <w:r>
+        <w:rPr>
+          <w:b w:val="0"/>
+        </w:rPr>
+        <w:t>. Open the HTML copy to read or print it.</w:t>
+      </w:r>
+    </w:p>
+    <w:p>
+      <w:pPr>
+        <w:spacing w:line="336" w:lineRule="auto" w:after="180"/>
+      </w:pPr>
+      <w:r>
+        <w:rPr>
+          <w:b w:val="0"/>
+        </w:rPr>
+        <w:t>Drafts stay in this browser when storage is available; clear drafts on a shared device.</w:t>
+      </w:r>
+    </w:p>
+    <w:p>
+      <w:pPr>
+        <w:pStyle w:val="Heading3"/>
+      </w:pPr>
+      <w:r>
+        <w:t>What I repaired, the evidence I kept and the next test</w:t>
+      </w:r>
+    </w:p>
+    <w:p>
+      <w:r>
+        <w:t>________________________________________________________________</w:t>
+      </w:r>
+    </w:p>
+    <w:p>
+      <w:r>
+        <w:t>________________________________________________________________</w:t>
+      </w:r>
+    </w:p>
+    <w:p>
+      <w:r>
+        <w:t>________________________________________________________________</w:t>
+      </w:r>
+    </w:p>
+    <w:p>
+      <w:r>
+        <w:t>________________________________________________________________</w:t>
+      </w:r>
+    </w:p>
+    <w:p>
+      <w:r>
+        <w:t>________________________________________________________________</w:t>
+      </w:r>
+    </w:p>
+    <w:p>
+      <w:pPr>
+        <w:pStyle w:val="Heading2"/>
+      </w:pPr>
+      <w:r>
+        <w:t>Earlier wording, alternatives and picture transcripts · reference / check after trying</w:t>
       </w:r>
     </w:p>
     <w:p>
@@ -1703,98 +2222,10 @@
     </w:p>
     <w:p>
       <w:pPr>
-        <w:spacing w:line="336" w:lineRule="auto" w:after="180"/>
-      </w:pPr>
-      <w:r>
-        <w:rPr>
-          <w:b w:val="0"/>
-        </w:rPr>
-        <w:t xml:space="preserve">A </w:t>
-      </w:r>
-      <w:r>
-        <w:rPr>
-          <w:b/>
-        </w:rPr>
-        <w:t>negative result</w:t>
-      </w:r>
-      <w:r>
-        <w:rPr>
-          <w:b w:val="0"/>
-        </w:rPr>
-        <w:t xml:space="preserve"> changes the claim. A proposed prompt improvement ties the baseline on a fixed eight-case evaluation.</w:t>
-      </w:r>
-    </w:p>
-    <w:p>
-      <w:pPr>
         <w:pStyle w:val="Heading3"/>
       </w:pPr>
       <w:r>
-        <w:t>Practice 1: explain the deciding evidence</w:t>
-      </w:r>
-    </w:p>
-    <w:p>
-      <w:pPr>
-        <w:spacing w:line="336" w:lineRule="auto" w:after="180"/>
-      </w:pPr>
-      <w:r>
-        <w:rPr>
-          <w:b w:val="0"/>
-        </w:rPr>
-        <w:t xml:space="preserve">Which labelled step matches this detail? Report the unsupported </w:t>
-      </w:r>
-      <w:r>
-        <w:rPr>
-          <w:b/>
-        </w:rPr>
-        <w:t>prediction</w:t>
-      </w:r>
-      <w:r>
-        <w:rPr>
-          <w:b w:val="0"/>
-        </w:rPr>
-        <w:t xml:space="preserve"> and a justified next test.</w:t>
-      </w:r>
-    </w:p>
-    <w:p>
-      <w:pPr>
-        <w:spacing w:line="336" w:lineRule="auto" w:after="180"/>
-        <w:shd w:fill="F4F9FC"/>
-      </w:pPr>
-      <w:r>
-        <w:rPr>
-          <w:b w:val="0"/>
-        </w:rPr>
-        <w:t>1. Revise cautiously</w:t>
-      </w:r>
-    </w:p>
-    <w:p>
-      <w:pPr>
-        <w:spacing w:line="336" w:lineRule="auto" w:after="180"/>
-        <w:shd w:fill="F4F9FC"/>
-      </w:pPr>
-      <w:r>
-        <w:rPr>
-          <w:b w:val="0"/>
-        </w:rPr>
-        <w:t xml:space="preserve">2. Recall the </w:t>
-      </w:r>
-      <w:r>
-        <w:rPr>
-          <w:b/>
-        </w:rPr>
-        <w:t>prediction</w:t>
-      </w:r>
-    </w:p>
-    <w:p>
-      <w:pPr>
-        <w:spacing w:line="336" w:lineRule="auto" w:after="180"/>
-        <w:shd w:fill="F4F9FC"/>
-      </w:pPr>
-      <w:r>
-        <w:rPr>
-          <w:b w:val="0"/>
-        </w:rPr>
-        <w:t>3. State the finding</w:t>
+        <w:t>Repair a missing building block</w:t>
       </w:r>
     </w:p>
     <w:p>
@@ -1802,484 +2233,25 @@
         <w:pStyle w:val="Heading3"/>
       </w:pPr>
       <w:r>
-        <w:t>My selected conclusion, deciding fact and explanation</w:t>
-      </w:r>
-    </w:p>
-    <w:p>
-      <w:r>
-        <w:t>________________________________________________________________</w:t>
-      </w:r>
-    </w:p>
-    <w:p>
-      <w:r>
-        <w:t>________________________________________________________________</w:t>
-      </w:r>
-    </w:p>
-    <w:p>
-      <w:r>
-        <w:t>________________________________________________________________</w:t>
-      </w:r>
-    </w:p>
-    <w:p>
-      <w:r>
-        <w:t>________________________________________________________________</w:t>
-      </w:r>
-    </w:p>
-    <w:p>
-      <w:r>
-        <w:t>________________________________________________________________</w:t>
-      </w:r>
-    </w:p>
-    <w:p>
-      <w:pPr>
-        <w:pStyle w:val="Heading3"/>
-      </w:pPr>
-      <w:r>
-        <w:t>Hint · try first</w:t>
-      </w:r>
-    </w:p>
-    <w:p>
-      <w:pPr>
-        <w:spacing w:line="336" w:lineRule="auto" w:after="180"/>
-        <w:shd w:fill="F1F6F8"/>
-      </w:pPr>
-      <w:r>
-        <w:rPr>
-          <w:b w:val="0"/>
-        </w:rPr>
-        <w:t>Hint if needed: Read the steps in the pictorial case. Match the supplied detail to the stage that performs or records it.</w:t>
-      </w:r>
-    </w:p>
-    <w:p>
-      <w:pPr>
-        <w:pStyle w:val="Heading3"/>
-      </w:pPr>
-      <w:r>
-        <w:t>Feedback · compare after trying</w:t>
-      </w:r>
-    </w:p>
-    <w:p>
-      <w:pPr>
-        <w:spacing w:line="336" w:lineRule="auto" w:after="180"/>
-        <w:shd w:fill="F1F6FC"/>
-      </w:pPr>
-      <w:r>
-        <w:rPr>
-          <w:b w:val="0"/>
-        </w:rPr>
-        <w:t xml:space="preserve">After your attempt, compare with the supported explanation: Revise cautiously Report the unsupported </w:t>
-      </w:r>
-      <w:r>
-        <w:rPr>
-          <w:b/>
-        </w:rPr>
-        <w:t>prediction</w:t>
-      </w:r>
-      <w:r>
-        <w:rPr>
-          <w:b w:val="0"/>
-        </w:rPr>
-        <w:t xml:space="preserve"> and a justified next test. A </w:t>
-      </w:r>
-      <w:r>
-        <w:rPr>
-          <w:b/>
-        </w:rPr>
-        <w:t>negative result</w:t>
-      </w:r>
-      <w:r>
-        <w:rPr>
-          <w:b w:val="0"/>
-        </w:rPr>
-        <w:t xml:space="preserve"> can be informative when methods and limits are clear.</w:t>
-      </w:r>
-    </w:p>
-    <w:p>
-      <w:pPr>
-        <w:spacing w:line="336" w:lineRule="auto" w:after="180"/>
-        <w:shd w:fill="F1F6FC"/>
-      </w:pPr>
-      <w:r>
-        <w:rPr>
-          <w:b w:val="0"/>
-        </w:rPr>
-        <w:t>A tie does not prove the methods are equivalent under all conditions or that the experiment was worthless.</w:t>
-      </w:r>
-    </w:p>
-    <w:p>
-      <w:pPr>
-        <w:pStyle w:val="Heading3"/>
-      </w:pPr>
-      <w:r>
-        <w:t>Practice 2: explain the deciding evidence</w:t>
-      </w:r>
-    </w:p>
-    <w:p>
-      <w:pPr>
-        <w:pStyle w:val="Heading3"/>
-      </w:pPr>
-      <w:r>
-        <w:t>Changed case · predict first</w:t>
-      </w:r>
-    </w:p>
-    <w:p>
-      <w:pPr>
-        <w:spacing w:line="336" w:lineRule="auto" w:after="180"/>
-        <w:shd w:fill="F5F1FB"/>
-      </w:pPr>
-      <w:r>
-        <w:rPr>
-          <w:b w:val="0"/>
-        </w:rPr>
-        <w:t>Changed-case practice: B wins on one new task after the team chooses it because A fails. Which conclusion is supported by the supplied facts?</w:t>
-      </w:r>
-    </w:p>
-    <w:p>
-      <w:pPr>
-        <w:spacing w:line="336" w:lineRule="auto" w:after="180"/>
-        <w:shd w:fill="F4F9FC"/>
-      </w:pPr>
-      <w:r>
-        <w:rPr>
-          <w:b w:val="0"/>
-        </w:rPr>
-        <w:t xml:space="preserve">1. We can decide the result without examining the changed </w:t>
-      </w:r>
-      <w:r>
-        <w:rPr>
-          <w:b/>
-        </w:rPr>
-        <w:t>input</w:t>
-      </w:r>
-      <w:r>
-        <w:rPr>
-          <w:b w:val="0"/>
-        </w:rPr>
-        <w:t xml:space="preserve"> or the procedure.</w:t>
-      </w:r>
-    </w:p>
-    <w:p>
-      <w:pPr>
-        <w:spacing w:line="336" w:lineRule="auto" w:after="180"/>
-        <w:shd w:fill="F4F9FC"/>
-      </w:pPr>
-      <w:r>
-        <w:rPr>
-          <w:b w:val="0"/>
-        </w:rPr>
-        <w:t xml:space="preserve">2. This one example guarantees correct results for every future </w:t>
-      </w:r>
-      <w:r>
-        <w:rPr>
-          <w:b/>
-        </w:rPr>
-        <w:t>input</w:t>
-      </w:r>
-      <w:r>
-        <w:rPr>
-          <w:b w:val="0"/>
-        </w:rPr>
-        <w:t>.</w:t>
-      </w:r>
-    </w:p>
-    <w:p>
-      <w:pPr>
-        <w:spacing w:line="336" w:lineRule="auto" w:after="180"/>
-        <w:shd w:fill="F4F9FC"/>
-      </w:pPr>
-      <w:r>
-        <w:rPr>
-          <w:b w:val="0"/>
-        </w:rPr>
-        <w:t>3. Treat that selected demonstration as exploratory, not a replacement for the original result.</w:t>
-      </w:r>
-    </w:p>
-    <w:p>
-      <w:pPr>
-        <w:pStyle w:val="Heading3"/>
-      </w:pPr>
-      <w:r>
-        <w:t>My selected conclusion, deciding fact and explanation</w:t>
-      </w:r>
-    </w:p>
-    <w:p>
-      <w:r>
-        <w:t>________________________________________________________________</w:t>
-      </w:r>
-    </w:p>
-    <w:p>
-      <w:r>
-        <w:t>________________________________________________________________</w:t>
-      </w:r>
-    </w:p>
-    <w:p>
-      <w:r>
-        <w:t>________________________________________________________________</w:t>
-      </w:r>
-    </w:p>
-    <w:p>
-      <w:r>
-        <w:t>________________________________________________________________</w:t>
-      </w:r>
-    </w:p>
-    <w:p>
-      <w:r>
-        <w:t>________________________________________________________________</w:t>
-      </w:r>
-    </w:p>
-    <w:p>
-      <w:pPr>
-        <w:pStyle w:val="Heading3"/>
-      </w:pPr>
-      <w:r>
-        <w:t>Hint · try first</w:t>
-      </w:r>
-    </w:p>
-    <w:p>
-      <w:pPr>
-        <w:spacing w:line="336" w:lineRule="auto" w:after="180"/>
-        <w:shd w:fill="F1F6F8"/>
-      </w:pPr>
-      <w:r>
-        <w:rPr>
-          <w:b w:val="0"/>
-        </w:rPr>
-        <w:t>Hint if needed: Use the changed condition and the deciding step in the pictorial trace. The answer must say what follows from those facts.</w:t>
-      </w:r>
-    </w:p>
-    <w:p>
-      <w:pPr>
-        <w:pStyle w:val="Heading3"/>
-      </w:pPr>
-      <w:r>
-        <w:t>Feedback · compare after trying</w:t>
-      </w:r>
-    </w:p>
-    <w:p>
-      <w:pPr>
-        <w:spacing w:line="336" w:lineRule="auto" w:after="180"/>
-        <w:shd w:fill="F1F6FC"/>
-      </w:pPr>
-      <w:r>
-        <w:rPr>
-          <w:b w:val="0"/>
-        </w:rPr>
-        <w:t>After your attempt, compare with the supported explanation: Treat that selected demonstration as exploratory, not a replacement for the original result. Case selection now depends on outcomes.</w:t>
-      </w:r>
-    </w:p>
-    <w:p>
-      <w:pPr>
-        <w:pStyle w:val="Heading3"/>
-      </w:pPr>
-      <w:r>
-        <w:t>Repair a missing building block</w:t>
-      </w:r>
-    </w:p>
-    <w:p>
-      <w:pPr>
-        <w:spacing w:line="336" w:lineRule="auto" w:after="180"/>
-      </w:pPr>
-      <w:r>
-        <w:rPr>
-          <w:b w:val="0"/>
-        </w:rPr>
-        <w:t xml:space="preserve">Review Robustness across conditions (ai-7/27). Goal: Explain the </w:t>
-      </w:r>
-      <w:r>
-        <w:rPr>
-          <w:b/>
-        </w:rPr>
-        <w:t>mechanism</w:t>
-      </w:r>
-      <w:r>
-        <w:rPr>
-          <w:b w:val="0"/>
-        </w:rPr>
-        <w:t xml:space="preserve"> and terminology of robustness across conditions. Short practice: Calculate indoor, outdoor and combined rates.</w:t>
-      </w:r>
-    </w:p>
-    <w:p>
-      <w:pPr>
-        <w:spacing w:line="336" w:lineRule="auto" w:after="180"/>
-      </w:pPr>
-      <w:r>
-        <w:rPr>
-          <w:b w:val="0"/>
-        </w:rPr>
-        <w:t>Which relevant weakness disappears from view when only the combined rate is reported?. Return to this week and explain what you changed.</w:t>
-      </w:r>
-    </w:p>
-    <w:p>
-      <w:pPr>
-        <w:spacing w:line="336" w:lineRule="auto" w:after="180"/>
-      </w:pPr>
-      <w:r>
-        <w:rPr>
-          <w:b w:val="0"/>
-        </w:rPr>
-        <w:t xml:space="preserve">Review Running the primary experiment (ai-7/25). Goal: Explain the </w:t>
-      </w:r>
-      <w:r>
-        <w:rPr>
-          <w:b/>
-        </w:rPr>
-        <w:t>mechanism</w:t>
-      </w:r>
-      <w:r>
-        <w:rPr>
-          <w:b w:val="0"/>
-        </w:rPr>
-        <w:t xml:space="preserve"> and terminology of running the primary experiment. Short practice: Compute A’s and B’s six-case counts and identify the cases that favour each.</w:t>
-      </w:r>
-    </w:p>
-    <w:p>
-      <w:pPr>
-        <w:spacing w:line="336" w:lineRule="auto" w:after="180"/>
-      </w:pPr>
-      <w:r>
-        <w:rPr>
-          <w:b w:val="0"/>
-        </w:rPr>
-        <w:t>How must a B revision tuned on case four be labelled when evaluated again on the same set?. Return to this week and explain what you changed.</w:t>
-      </w:r>
-    </w:p>
-    <w:p>
-      <w:pPr>
-        <w:spacing w:line="336" w:lineRule="auto" w:after="180"/>
-      </w:pPr>
-      <w:r>
-        <w:rPr>
-          <w:b w:val="0"/>
-        </w:rPr>
-        <w:t xml:space="preserve">Review Pilot experiments (ai-7/22). Goal: Explain the </w:t>
-      </w:r>
-      <w:r>
-        <w:rPr>
-          <w:b/>
-        </w:rPr>
-        <w:t>mechanism</w:t>
-      </w:r>
-      <w:r>
-        <w:rPr>
-          <w:b w:val="0"/>
-        </w:rPr>
-        <w:t xml:space="preserve"> and terminology of pilot experiments. Short practice: Calculate reviewer agreement on the four pilot answers.</w:t>
-      </w:r>
-    </w:p>
-    <w:p>
-      <w:pPr>
-        <w:spacing w:line="336" w:lineRule="auto" w:after="180"/>
-      </w:pPr>
-      <w:r>
-        <w:rPr>
-          <w:b w:val="0"/>
-        </w:rPr>
-        <w:t xml:space="preserve">What can the disagreement improve, and why are those revised practice answers not untouched final </w:t>
-      </w:r>
-      <w:r>
-        <w:rPr>
-          <w:b/>
-        </w:rPr>
-        <w:t>evidence</w:t>
-      </w:r>
-      <w:r>
-        <w:rPr>
-          <w:b w:val="0"/>
-        </w:rPr>
-        <w:t>?. Return to this week and explain what you changed.</w:t>
-      </w:r>
-    </w:p>
-    <w:p>
-      <w:pPr>
-        <w:pStyle w:val="Heading3"/>
-      </w:pPr>
-      <w:r>
         <w:t>Keep your completed work</w:t>
       </w:r>
     </w:p>
     <w:p>
       <w:pPr>
-        <w:spacing w:line="336" w:lineRule="auto" w:after="180"/>
-      </w:pPr>
-      <w:r>
-        <w:rPr>
-          <w:b w:val="0"/>
-        </w:rPr>
-        <w:t xml:space="preserve">Use Download completed work in the hosted lesson to export your answers, reflections, practice feedback and code-run </w:t>
-      </w:r>
-      <w:r>
-        <w:rPr>
-          <w:b/>
-        </w:rPr>
-        <w:t>evidence</w:t>
-      </w:r>
-      <w:r>
-        <w:rPr>
-          <w:b w:val="0"/>
-        </w:rPr>
-        <w:t>. Open the HTML copy to read or print it.</w:t>
-      </w:r>
-    </w:p>
-    <w:p>
-      <w:pPr>
-        <w:spacing w:line="336" w:lineRule="auto" w:after="180"/>
-      </w:pPr>
-      <w:r>
-        <w:rPr>
-          <w:b w:val="0"/>
-        </w:rPr>
-        <w:t>Drafts stay in this browser when storage is available; clear drafts on a shared device.</w:t>
-      </w:r>
-    </w:p>
-    <w:p>
-      <w:pPr>
-        <w:pStyle w:val="Heading3"/>
-      </w:pPr>
-      <w:r>
-        <w:t>What I repaired, the evidence I kept and the next test</w:t>
-      </w:r>
-    </w:p>
-    <w:p>
-      <w:r>
-        <w:t>________________________________________________________________</w:t>
-      </w:r>
-    </w:p>
-    <w:p>
-      <w:r>
-        <w:t>________________________________________________________________</w:t>
-      </w:r>
-    </w:p>
-    <w:p>
-      <w:r>
-        <w:t>________________________________________________________________</w:t>
-      </w:r>
-    </w:p>
-    <w:p>
-      <w:r>
-        <w:t>________________________________________________________________</w:t>
-      </w:r>
-    </w:p>
-    <w:p>
-      <w:r>
-        <w:t>________________________________________________________________</w:t>
-      </w:r>
-    </w:p>
-    <w:p>
-      <w:pPr>
         <w:pStyle w:val="Heading1"/>
       </w:pPr>
       <w:r>
-        <w:t>15. Visual concept journey</w:t>
-      </w:r>
-    </w:p>
-    <w:p>
-      <w:r>
-        <w:t>Explain each Negative results and claim revision picture from its labels, then record a relevant limit.</w:t>
-      </w:r>
-    </w:p>
-    <w:p>
-      <w:pPr>
-        <w:pStyle w:val="Heading3"/>
+        <w:t>15. Reference · Six-picture response sheets</w:t>
+      </w:r>
+    </w:p>
+    <w:p>
+      <w:r>
+        <w:t>Choose the picture that helps explain the current step.</w:t>
+      </w:r>
+    </w:p>
+    <w:p>
+      <w:pPr>
+        <w:pStyle w:val="Heading2"/>
       </w:pPr>
       <w:r>
         <w:t>01. Negative results and claim revision: the case</w:t>
@@ -2290,7 +2262,7 @@
         <w:drawing>
           <wp:inline xmlns:a="http://schemas.openxmlformats.org/drawingml/2006/main" xmlns:pic="http://schemas.openxmlformats.org/drawingml/2006/picture">
             <wp:extent cx="5486400" cy="2834640"/>
-            <wp:docPr id="3" name="Picture 3" descr="A negative result changes the claim. A proposed prompt improvement ties the baseline on a fixed eight-case evaluation. Supplied facts: A and B each score 6/8. Before running, the team predicted B would score higher."/>
+            <wp:docPr id="4" name="Picture 4" descr="A negative result changes the claim. A proposed prompt improvement ties the baseline on a fixed eight-case evaluation. Supplied facts: A and B each score 6/8. Before running, the team predicted B would score higher."/>
             <wp:cNvGraphicFramePr>
               <a:graphicFrameLocks noChangeAspect="1"/>
             </wp:cNvGraphicFramePr>
@@ -2302,7 +2274,7 @@
                     <pic:cNvPicPr/>
                   </pic:nvPicPr>
                   <pic:blipFill>
-                    <a:blip r:embed="rId11"/>
+                    <a:blip r:embed="rId12"/>
                     <a:stretch>
                       <a:fillRect/>
                     </a:stretch>
@@ -2347,7 +2319,6 @@
     <w:p>
       <w:pPr>
         <w:spacing w:line="336" w:lineRule="auto" w:after="180"/>
-        <w:shd w:fill="F5F1FB"/>
       </w:pPr>
       <w:r>
         <w:rPr>
@@ -2386,7 +2357,7 @@
     </w:p>
     <w:p>
       <w:pPr>
-        <w:pStyle w:val="Heading3"/>
+        <w:pStyle w:val="Heading2"/>
       </w:pPr>
       <w:r>
         <w:t>02. Follow the deciding steps</w:t>
@@ -2397,7 +2368,7 @@
         <w:drawing>
           <wp:inline xmlns:a="http://schemas.openxmlformats.org/drawingml/2006/main" xmlns:pic="http://schemas.openxmlformats.org/drawingml/2006/picture">
             <wp:extent cx="5486400" cy="3182112"/>
-            <wp:docPr id="4" name="Picture 4" descr="Recall the prediction: The claim was a higher correct count for B. → State the finding: Both versions score 75%; no observed count advantage appears here. → Revise cautiously: Report the unsupported prediction and a justified next test."/>
+            <wp:docPr id="5" name="Picture 5" descr="Recall the prediction: The claim was a higher correct count for B. → State the finding: Both versions score 75%; no observed count advantage appears here. → Revise cautiously: Report the unsupported prediction and a justified next test."/>
             <wp:cNvGraphicFramePr>
               <a:graphicFrameLocks noChangeAspect="1"/>
             </wp:cNvGraphicFramePr>
@@ -2409,7 +2380,7 @@
                     <pic:cNvPicPr/>
                   </pic:nvPicPr>
                   <pic:blipFill>
-                    <a:blip r:embed="rId12"/>
+                    <a:blip r:embed="rId13"/>
                     <a:stretch>
                       <a:fillRect/>
                     </a:stretch>
@@ -2466,7 +2437,6 @@
     <w:p>
       <w:pPr>
         <w:spacing w:line="336" w:lineRule="auto" w:after="180"/>
-        <w:shd w:fill="F5F1FB"/>
       </w:pPr>
       <w:r>
         <w:rPr>
@@ -2517,7 +2487,7 @@
     </w:p>
     <w:p>
       <w:pPr>
-        <w:pStyle w:val="Heading3"/>
+        <w:pStyle w:val="Heading2"/>
       </w:pPr>
       <w:r>
         <w:t>03. No observed count advantage</w:t>
@@ -2528,7 +2498,7 @@
         <w:drawing>
           <wp:inline xmlns:a="http://schemas.openxmlformats.org/drawingml/2006/main" xmlns:pic="http://schemas.openxmlformats.org/drawingml/2006/picture">
             <wp:extent cx="5486400" cy="2834640"/>
-            <wp:docPr id="5" name="Picture 5" descr="No observed count advantage. Units: correct cases out of 8 shared cases. A: 6. B: 6."/>
+            <wp:docPr id="6" name="Picture 6" descr="No observed count advantage. Units: correct cases out of 8 shared cases. A: 6. B: 6."/>
             <wp:cNvGraphicFramePr>
               <a:graphicFrameLocks noChangeAspect="1"/>
             </wp:cNvGraphicFramePr>
@@ -2540,7 +2510,7 @@
                     <pic:cNvPicPr/>
                   </pic:nvPicPr>
                   <pic:blipFill>
-                    <a:blip r:embed="rId13"/>
+                    <a:blip r:embed="rId14"/>
                     <a:stretch>
                       <a:fillRect/>
                     </a:stretch>
@@ -2573,7 +2543,6 @@
     <w:p>
       <w:pPr>
         <w:spacing w:line="336" w:lineRule="auto" w:after="180"/>
-        <w:shd w:fill="F5F1FB"/>
       </w:pPr>
       <w:r>
         <w:rPr>
@@ -2612,7 +2581,7 @@
     </w:p>
     <w:p>
       <w:pPr>
-        <w:pStyle w:val="Heading3"/>
+        <w:pStyle w:val="Heading2"/>
       </w:pPr>
       <w:r>
         <w:t>04. Change one thing. Trace what follows.</w:t>
@@ -2623,7 +2592,7 @@
         <w:drawing>
           <wp:inline xmlns:a="http://schemas.openxmlformats.org/drawingml/2006/main" xmlns:pic="http://schemas.openxmlformats.org/drawingml/2006/picture">
             <wp:extent cx="5486400" cy="3026664"/>
-            <wp:docPr id="6" name="Picture 6" descr="Original case: Report the unsupported prediction and a justified next test. Changed condition: B wins on one new task after the team chooses it because A fails. Expected result: Treat that selected demonstration as exploratory, not a replacement for the original result. Reason: Case selection now depends on outcomes."/>
+            <wp:docPr id="7" name="Picture 7" descr="Original case: Report the unsupported prediction and a justified next test. Changed condition: B wins on one new task after the team chooses it because A fails. Expected result: Treat that selected demonstration as exploratory, not a replacement for the original result. Reason: Case selection now depends on outcomes."/>
             <wp:cNvGraphicFramePr>
               <a:graphicFrameLocks noChangeAspect="1"/>
             </wp:cNvGraphicFramePr>
@@ -2635,7 +2604,7 @@
                     <pic:cNvPicPr/>
                   </pic:nvPicPr>
                   <pic:blipFill>
-                    <a:blip r:embed="rId14"/>
+                    <a:blip r:embed="rId15"/>
                     <a:stretch>
                       <a:fillRect/>
                     </a:stretch>
@@ -2691,7 +2660,6 @@
     <w:p>
       <w:pPr>
         <w:spacing w:line="336" w:lineRule="auto" w:after="180"/>
-        <w:shd w:fill="F5F1FB"/>
       </w:pPr>
       <w:r>
         <w:rPr>
@@ -2730,7 +2698,7 @@
     </w:p>
     <w:p>
       <w:pPr>
-        <w:pStyle w:val="Heading3"/>
+        <w:pStyle w:val="Heading2"/>
       </w:pPr>
       <w:r>
         <w:t>05. Connect the explanation to its limit</w:t>
@@ -2741,7 +2709,7 @@
         <w:drawing>
           <wp:inline xmlns:a="http://schemas.openxmlformats.org/drawingml/2006/main" xmlns:pic="http://schemas.openxmlformats.org/drawingml/2006/picture">
             <wp:extent cx="5486400" cy="2834640"/>
-            <wp:docPr id="7" name="Picture 7" descr="A negative result can be informative when methods and limits are clear. A tie does not prove the methods are equivalent under all conditions or that the experiment was worthless. Limit: A tie on eight cases is not an equivalence test; uncertainty and practical thresholds remain unspecified."/>
+            <wp:docPr id="8" name="Picture 8" descr="A negative result can be informative when methods and limits are clear. A tie does not prove the methods are equivalent under all conditions or that the experiment was worthless. Limit: A tie on eight cases is not an equivalence test; uncertainty and practical thresholds remain unspecified."/>
             <wp:cNvGraphicFramePr>
               <a:graphicFrameLocks noChangeAspect="1"/>
             </wp:cNvGraphicFramePr>
@@ -2753,7 +2721,7 @@
                     <pic:cNvPicPr/>
                   </pic:nvPicPr>
                   <pic:blipFill>
-                    <a:blip r:embed="rId15"/>
+                    <a:blip r:embed="rId16"/>
                     <a:stretch>
                       <a:fillRect/>
                     </a:stretch>
@@ -2821,7 +2789,6 @@
     <w:p>
       <w:pPr>
         <w:spacing w:line="336" w:lineRule="auto" w:after="180"/>
-        <w:shd w:fill="F5F1FB"/>
       </w:pPr>
       <w:r>
         <w:rPr>
@@ -2860,7 +2827,7 @@
     </w:p>
     <w:p>
       <w:pPr>
-        <w:pStyle w:val="Heading3"/>
+        <w:pStyle w:val="Heading2"/>
       </w:pPr>
       <w:r>
         <w:t>06. Make the idea visible in your project</w:t>
@@ -2871,7 +2838,7 @@
         <w:drawing>
           <wp:inline xmlns:a="http://schemas.openxmlformats.org/drawingml/2006/main" xmlns:pic="http://schemas.openxmlformats.org/drawingml/2006/picture">
             <wp:extent cx="5486400" cy="3681984"/>
-            <wp:docPr id="8" name="Picture 8" descr="For the Reproducible AI Research Study, retain an annotated worked trace and the changed-case reasoning. Connect the claim to its records, units and assumptions so another investigator can challenge or reproduce it. Draw your input, deciding step, result and limit. Supported question: Does a 6/8 tie support the prediction that B scores higher? Explain why one newly selected favourable demonstration does not replace the original result or prove equivalence."/>
+            <wp:docPr id="9" name="Picture 9" descr="For the Reproducible AI Research Study, retain an annotated worked trace and the changed-case reasoning. Connect the claim to its records, units and assumptions so another investigator can challenge or reproduce it. Draw your input, deciding step, result and limit. Supported question: Does a 6/8 tie support the prediction that B scores higher? Explain why one newly selected favourable demonstration does not replace the original result or prove equivalence."/>
             <wp:cNvGraphicFramePr>
               <a:graphicFrameLocks noChangeAspect="1"/>
             </wp:cNvGraphicFramePr>
@@ -2883,7 +2850,7 @@
                     <pic:cNvPicPr/>
                   </pic:nvPicPr>
                   <pic:blipFill>
-                    <a:blip r:embed="rId16"/>
+                    <a:blip r:embed="rId17"/>
                     <a:stretch>
                       <a:fillRect/>
                     </a:stretch>
@@ -2974,7 +2941,6 @@
     <w:p>
       <w:pPr>
         <w:spacing w:line="336" w:lineRule="auto" w:after="180"/>
-        <w:shd w:fill="F5F1FB"/>
       </w:pPr>
       <w:r>
         <w:rPr>
@@ -3021,6 +2987,62 @@
     <w:p>
       <w:r>
         <w:t>________________________________________________________________</w:t>
+      </w:r>
+    </w:p>
+    <w:p>
+      <w:pPr>
+        <w:pStyle w:val="Heading2"/>
+      </w:pPr>
+      <w:r>
+        <w:t>Earlier wording, alternatives and picture transcripts · reference / check after trying</w:t>
+      </w:r>
+    </w:p>
+    <w:p>
+      <w:pPr>
+        <w:pStyle w:val="Heading3"/>
+      </w:pPr>
+      <w:r>
+        <w:t>01. Negative results and claim revision: the case</w:t>
+      </w:r>
+    </w:p>
+    <w:p>
+      <w:pPr>
+        <w:pStyle w:val="Heading3"/>
+      </w:pPr>
+      <w:r>
+        <w:t>02. Follow the deciding steps</w:t>
+      </w:r>
+    </w:p>
+    <w:p>
+      <w:pPr>
+        <w:pStyle w:val="Heading3"/>
+      </w:pPr>
+      <w:r>
+        <w:t>03. No observed count advantage</w:t>
+      </w:r>
+    </w:p>
+    <w:p>
+      <w:pPr>
+        <w:pStyle w:val="Heading3"/>
+      </w:pPr>
+      <w:r>
+        <w:t>04. Change one thing. Trace what follows.</w:t>
+      </w:r>
+    </w:p>
+    <w:p>
+      <w:pPr>
+        <w:pStyle w:val="Heading3"/>
+      </w:pPr>
+      <w:r>
+        <w:t>05. Connect the explanation to its limit</w:t>
+      </w:r>
+    </w:p>
+    <w:p>
+      <w:pPr>
+        <w:pStyle w:val="Heading3"/>
+      </w:pPr>
+      <w:r>
+        <w:t>06. Make the idea visible in your project</w:t>
       </w:r>
     </w:p>
     <w:sectPr>
